--- a/Описание, промты.docx
+++ b/Описание, промты.docx
@@ -160,7 +160,27 @@
           <w:szCs w:val="28"/>
           <w:highlight w:val="yellow"/>
         </w:rPr>
-        <w:t>Сверху на топ баре справа должно бытьнаписано сокращённое имя пользователя и его должность.</w:t>
+        <w:t xml:space="preserve">Сверху на топ баре справа должно </w:t>
+      </w:r>
+      <w:proofErr w:type="spellStart"/>
+      <w:r>
+        <w:rPr>
+          <w:rFonts w:ascii="Calibri" w:hAnsi="Calibri" w:cs="Calibri"/>
+          <w:sz w:val="28"/>
+          <w:szCs w:val="28"/>
+          <w:highlight w:val="yellow"/>
+        </w:rPr>
+        <w:t>бытьнаписано</w:t>
+      </w:r>
+      <w:proofErr w:type="spellEnd"/>
+      <w:r>
+        <w:rPr>
+          <w:rFonts w:ascii="Calibri" w:hAnsi="Calibri" w:cs="Calibri"/>
+          <w:sz w:val="28"/>
+          <w:szCs w:val="28"/>
+          <w:highlight w:val="yellow"/>
+        </w:rPr>
+        <w:t xml:space="preserve"> сокращённое имя пользователя и его должность.</w:t>
       </w:r>
     </w:p>
     <w:p>
@@ -183,8 +203,18 @@
           <w:sz w:val="28"/>
           <w:szCs w:val="28"/>
         </w:rPr>
-        <w:t>Значения в ячейках всех таблиц должны быть отцентрованы</w:t>
-      </w:r>
+        <w:t xml:space="preserve">Значения в ячейках всех таблиц должны быть </w:t>
+      </w:r>
+      <w:proofErr w:type="spellStart"/>
+      <w:r>
+        <w:rPr>
+          <w:rFonts w:ascii="Calibri" w:hAnsi="Calibri" w:cs="Calibri"/>
+          <w:sz w:val="28"/>
+          <w:szCs w:val="28"/>
+        </w:rPr>
+        <w:t>отцентрованы</w:t>
+      </w:r>
+      <w:proofErr w:type="spellEnd"/>
     </w:p>
     <w:p>
       <w:pPr>
@@ -399,7 +429,61 @@
           <w:sz w:val="28"/>
           <w:szCs w:val="28"/>
         </w:rPr>
-        <w:t xml:space="preserve">Для инженерных должностей начальника сектора, зам нач отдела, зам нач отдела – нач сектора, начальника отдела при входе в систему по умолчанию отражаются работы только их отдела. Для рук </w:t>
+        <w:t xml:space="preserve">Для инженерных должностей начальника сектора, зам </w:t>
+      </w:r>
+      <w:proofErr w:type="spellStart"/>
+      <w:r>
+        <w:rPr>
+          <w:rFonts w:ascii="Calibri" w:hAnsi="Calibri" w:cs="Calibri"/>
+          <w:sz w:val="28"/>
+          <w:szCs w:val="28"/>
+        </w:rPr>
+        <w:t>нач</w:t>
+      </w:r>
+      <w:proofErr w:type="spellEnd"/>
+      <w:r>
+        <w:rPr>
+          <w:rFonts w:ascii="Calibri" w:hAnsi="Calibri" w:cs="Calibri"/>
+          <w:sz w:val="28"/>
+          <w:szCs w:val="28"/>
+        </w:rPr>
+        <w:t xml:space="preserve"> отдела, зам </w:t>
+      </w:r>
+      <w:proofErr w:type="spellStart"/>
+      <w:r>
+        <w:rPr>
+          <w:rFonts w:ascii="Calibri" w:hAnsi="Calibri" w:cs="Calibri"/>
+          <w:sz w:val="28"/>
+          <w:szCs w:val="28"/>
+        </w:rPr>
+        <w:t>нач</w:t>
+      </w:r>
+      <w:proofErr w:type="spellEnd"/>
+      <w:r>
+        <w:rPr>
+          <w:rFonts w:ascii="Calibri" w:hAnsi="Calibri" w:cs="Calibri"/>
+          <w:sz w:val="28"/>
+          <w:szCs w:val="28"/>
+        </w:rPr>
+        <w:t xml:space="preserve"> отдела – </w:t>
+      </w:r>
+      <w:proofErr w:type="spellStart"/>
+      <w:r>
+        <w:rPr>
+          <w:rFonts w:ascii="Calibri" w:hAnsi="Calibri" w:cs="Calibri"/>
+          <w:sz w:val="28"/>
+          <w:szCs w:val="28"/>
+        </w:rPr>
+        <w:t>нач</w:t>
+      </w:r>
+      <w:proofErr w:type="spellEnd"/>
+      <w:r>
+        <w:rPr>
+          <w:rFonts w:ascii="Calibri" w:hAnsi="Calibri" w:cs="Calibri"/>
+          <w:sz w:val="28"/>
+          <w:szCs w:val="28"/>
+        </w:rPr>
+        <w:t xml:space="preserve"> сектора, начальника отдела при входе в систему по умолчанию отражаются работы только их отдела. Для рук </w:t>
       </w:r>
       <w:r>
         <w:rPr>
@@ -424,7 +508,16 @@
           <w:sz w:val="28"/>
           <w:szCs w:val="28"/>
         </w:rPr>
-        <w:t xml:space="preserve">Если настройка применена на странице одного из модулей, то она сохраняется для всех остальных модулей на время сессии. В настройках </w:t>
+        <w:t xml:space="preserve">Если настройка применена на странице одного из модулей, то она сохраняется для всех остальных модулей на время сессии. В </w:t>
+      </w:r>
+      <w:proofErr w:type="gramStart"/>
+      <w:r>
+        <w:rPr>
+          <w:rFonts w:ascii="Calibri" w:hAnsi="Calibri" w:cs="Calibri"/>
+          <w:sz w:val="28"/>
+          <w:szCs w:val="28"/>
+        </w:rPr>
+        <w:t xml:space="preserve">настройках </w:t>
       </w:r>
       <w:r>
         <w:rPr>
@@ -440,7 +533,16 @@
           <w:sz w:val="28"/>
           <w:szCs w:val="28"/>
         </w:rPr>
-        <w:t>пользователя «моё меню» можно выставить такую настройку отображения данных подразделений навсегда на все сессии.</w:t>
+        <w:t>пользователя</w:t>
+      </w:r>
+      <w:proofErr w:type="gramEnd"/>
+      <w:r>
+        <w:rPr>
+          <w:rFonts w:ascii="Calibri" w:hAnsi="Calibri" w:cs="Calibri"/>
+          <w:sz w:val="28"/>
+          <w:szCs w:val="28"/>
+        </w:rPr>
+        <w:t xml:space="preserve"> «моё меню» можно выставить такую настройку отображения данных подразделений навсегда на все сессии.</w:t>
       </w:r>
     </w:p>
     <w:p>
@@ -464,8 +566,19 @@
           <w:sz w:val="28"/>
           <w:szCs w:val="28"/>
         </w:rPr>
-        <w:t>Если пользователь отредактировал ширину колонок перетаскиванием, то это сохраняетя</w:t>
-      </w:r>
+        <w:t xml:space="preserve">Если пользователь отредактировал ширину колонок перетаскиванием, то это </w:t>
+      </w:r>
+      <w:proofErr w:type="spellStart"/>
+      <w:proofErr w:type="gramStart"/>
+      <w:r>
+        <w:rPr>
+          <w:rFonts w:ascii="Calibri" w:hAnsi="Calibri" w:cs="Calibri"/>
+          <w:sz w:val="28"/>
+          <w:szCs w:val="28"/>
+        </w:rPr>
+        <w:t>сохраняетя</w:t>
+      </w:r>
+      <w:proofErr w:type="spellEnd"/>
       <w:r>
         <w:rPr>
           <w:rFonts w:ascii="Calibri" w:hAnsi="Calibri" w:cs="Calibri"/>
@@ -480,7 +593,34 @@
           <w:sz w:val="28"/>
           <w:szCs w:val="28"/>
         </w:rPr>
-        <w:t>для следующих сессий. Настройку можно сброситьв личных настройках «моё меню»</w:t>
+        <w:t>для</w:t>
+      </w:r>
+      <w:proofErr w:type="gramEnd"/>
+      <w:r>
+        <w:rPr>
+          <w:rFonts w:ascii="Calibri" w:hAnsi="Calibri" w:cs="Calibri"/>
+          <w:sz w:val="28"/>
+          <w:szCs w:val="28"/>
+        </w:rPr>
+        <w:t xml:space="preserve"> следующих сессий. Настройку можно </w:t>
+      </w:r>
+      <w:proofErr w:type="spellStart"/>
+      <w:r>
+        <w:rPr>
+          <w:rFonts w:ascii="Calibri" w:hAnsi="Calibri" w:cs="Calibri"/>
+          <w:sz w:val="28"/>
+          <w:szCs w:val="28"/>
+        </w:rPr>
+        <w:t>сброситьв</w:t>
+      </w:r>
+      <w:proofErr w:type="spellEnd"/>
+      <w:r>
+        <w:rPr>
+          <w:rFonts w:ascii="Calibri" w:hAnsi="Calibri" w:cs="Calibri"/>
+          <w:sz w:val="28"/>
+          <w:szCs w:val="28"/>
+        </w:rPr>
+        <w:t xml:space="preserve"> личных настройках «моё меню»</w:t>
       </w:r>
     </w:p>
     <w:p>
@@ -620,6 +760,30 @@
     <w:p>
       <w:pPr>
         <w:pStyle w:val="a4"/>
+        <w:numPr>
+          <w:ilvl w:val="1"/>
+          <w:numId w:val="5"/>
+        </w:numPr>
+        <w:spacing w:after="240" w:afterAutospacing="0" w:line="276" w:lineRule="auto"/>
+        <w:ind w:left="788" w:hanging="431"/>
+        <w:rPr>
+          <w:rFonts w:ascii="Calibri" w:hAnsi="Calibri" w:cs="Calibri"/>
+          <w:sz w:val="28"/>
+          <w:szCs w:val="28"/>
+        </w:rPr>
+      </w:pPr>
+      <w:r>
+        <w:rPr>
+          <w:rFonts w:ascii="Calibri" w:hAnsi="Calibri" w:cs="Calibri"/>
+          <w:sz w:val="28"/>
+          <w:szCs w:val="28"/>
+        </w:rPr>
+        <w:t>Лимит записей на странице ПП, СП – 100000.</w:t>
+      </w:r>
+    </w:p>
+    <w:p>
+      <w:pPr>
+        <w:pStyle w:val="a4"/>
         <w:spacing w:after="240" w:afterAutospacing="0" w:line="276" w:lineRule="auto"/>
         <w:ind w:left="788"/>
         <w:rPr>
@@ -654,8 +818,20 @@
           <w:sz w:val="36"/>
           <w:szCs w:val="36"/>
         </w:rPr>
-        <w:t>Стартовая страница. Сайдбар</w:t>
-      </w:r>
+        <w:t xml:space="preserve">Стартовая страница. </w:t>
+      </w:r>
+      <w:proofErr w:type="spellStart"/>
+      <w:r>
+        <w:rPr>
+          <w:rFonts w:ascii="Calibri" w:hAnsi="Calibri" w:cs="Calibri"/>
+          <w:b/>
+          <w:bCs/>
+          <w:sz w:val="36"/>
+          <w:szCs w:val="36"/>
+        </w:rPr>
+        <w:t>Сайдбар</w:t>
+      </w:r>
+      <w:proofErr w:type="spellEnd"/>
     </w:p>
     <w:p>
       <w:pPr>
@@ -714,6 +890,7 @@
           <w:szCs w:val="28"/>
           <w:highlight w:val="yellow"/>
         </w:rPr>
+        <w:lastRenderedPageBreak/>
         <w:t>2. Производственный план</w:t>
       </w:r>
     </w:p>
@@ -754,7 +931,6 @@
           <w:szCs w:val="28"/>
           <w:highlight w:val="yellow"/>
         </w:rPr>
-        <w:lastRenderedPageBreak/>
         <w:t xml:space="preserve">4. </w:t>
       </w:r>
       <w:r>
@@ -1073,7 +1249,27 @@
           <w:szCs w:val="28"/>
           <w:highlight w:val="yellow"/>
         </w:rPr>
-        <w:t xml:space="preserve"> – доступно пользователям с админскими правами.</w:t>
+        <w:t xml:space="preserve"> – доступно пользователям с </w:t>
+      </w:r>
+      <w:proofErr w:type="spellStart"/>
+      <w:r>
+        <w:rPr>
+          <w:rFonts w:ascii="Calibri" w:hAnsi="Calibri" w:cs="Calibri"/>
+          <w:sz w:val="28"/>
+          <w:szCs w:val="28"/>
+          <w:highlight w:val="yellow"/>
+        </w:rPr>
+        <w:t>админскими</w:t>
+      </w:r>
+      <w:proofErr w:type="spellEnd"/>
+      <w:r>
+        <w:rPr>
+          <w:rFonts w:ascii="Calibri" w:hAnsi="Calibri" w:cs="Calibri"/>
+          <w:sz w:val="28"/>
+          <w:szCs w:val="28"/>
+          <w:highlight w:val="yellow"/>
+        </w:rPr>
+        <w:t xml:space="preserve"> правами.</w:t>
       </w:r>
       <w:r>
         <w:rPr>
@@ -1458,7 +1654,6 @@
           <w:szCs w:val="28"/>
           <w:highlight w:val="yellow"/>
         </w:rPr>
-        <w:lastRenderedPageBreak/>
         <w:t>Для НТЦ может быть только один руководитель НТЦ.</w:t>
       </w:r>
     </w:p>
@@ -1518,16 +1713,53 @@
           <w:rFonts w:ascii="Calibri" w:hAnsi="Calibri" w:cs="Calibri"/>
           <w:sz w:val="28"/>
           <w:szCs w:val="28"/>
-        </w:rPr>
-      </w:pPr>
-      <w:r>
-        <w:rPr>
-          <w:rFonts w:ascii="Calibri" w:hAnsi="Calibri" w:cs="Calibri"/>
-          <w:sz w:val="28"/>
-          <w:szCs w:val="28"/>
           <w:highlight w:val="yellow"/>
         </w:rPr>
-        <w:t>Все сотрудники могут читать ПП и СП других подразделений.</w:t>
+      </w:pPr>
+      <w:r>
+        <w:rPr>
+          <w:rFonts w:ascii="Calibri" w:hAnsi="Calibri" w:cs="Calibri"/>
+          <w:sz w:val="28"/>
+          <w:szCs w:val="28"/>
+          <w:highlight w:val="yellow"/>
+        </w:rPr>
+        <w:t xml:space="preserve">Все сотрудники могут читать </w:t>
+      </w:r>
+      <w:r>
+        <w:rPr>
+          <w:rFonts w:ascii="Calibri" w:hAnsi="Calibri" w:cs="Calibri"/>
+          <w:sz w:val="28"/>
+          <w:szCs w:val="28"/>
+          <w:highlight w:val="yellow"/>
+        </w:rPr>
+        <w:t xml:space="preserve">любые данные </w:t>
+      </w:r>
+      <w:r>
+        <w:rPr>
+          <w:rFonts w:ascii="Calibri" w:hAnsi="Calibri" w:cs="Calibri"/>
+          <w:sz w:val="28"/>
+          <w:szCs w:val="28"/>
+          <w:highlight w:val="yellow"/>
+        </w:rPr>
+        <w:t>других подразделений</w:t>
+      </w:r>
+      <w:r>
+        <w:rPr>
+          <w:rFonts w:ascii="Calibri" w:hAnsi="Calibri" w:cs="Calibri"/>
+          <w:sz w:val="28"/>
+          <w:szCs w:val="28"/>
+          <w:highlight w:val="yellow"/>
+        </w:rPr>
+        <w:t xml:space="preserve"> (НТЦ, отделов, секторов)</w:t>
+      </w:r>
+      <w:r>
+        <w:rPr>
+          <w:rFonts w:ascii="Calibri" w:hAnsi="Calibri" w:cs="Calibri"/>
+          <w:sz w:val="28"/>
+          <w:szCs w:val="28"/>
+          <w:highlight w:val="yellow"/>
+        </w:rPr>
+        <w:t>.</w:t>
       </w:r>
     </w:p>
     <w:p>
@@ -1540,17 +1772,244 @@
           <w:rFonts w:ascii="Calibri" w:hAnsi="Calibri" w:cs="Calibri"/>
           <w:sz w:val="28"/>
           <w:szCs w:val="28"/>
-        </w:rPr>
-      </w:pPr>
-      <w:r>
-        <w:rPr>
-          <w:rFonts w:ascii="Calibri" w:hAnsi="Calibri" w:cs="Calibri"/>
-          <w:sz w:val="28"/>
-          <w:szCs w:val="28"/>
           <w:highlight w:val="yellow"/>
         </w:rPr>
+      </w:pPr>
+      <w:r>
+        <w:rPr>
+          <w:rFonts w:ascii="Calibri" w:hAnsi="Calibri" w:cs="Calibri"/>
+          <w:sz w:val="28"/>
+          <w:szCs w:val="28"/>
+          <w:highlight w:val="yellow"/>
+        </w:rPr>
         <w:t>По умолчанию при первой сессии фильтр стоит по отделу.</w:t>
       </w:r>
+    </w:p>
+    <w:p>
+      <w:pPr>
+        <w:pStyle w:val="a3"/>
+        <w:spacing w:after="120" w:line="276" w:lineRule="auto"/>
+        <w:ind w:left="360"/>
+        <w:contextualSpacing w:val="0"/>
+        <w:rPr>
+          <w:rFonts w:ascii="Calibri" w:hAnsi="Calibri" w:cs="Calibri"/>
+          <w:sz w:val="28"/>
+          <w:szCs w:val="28"/>
+        </w:rPr>
+      </w:pPr>
+      <w:r>
+        <w:rPr>
+          <w:rFonts w:ascii="Calibri" w:hAnsi="Calibri" w:cs="Calibri"/>
+          <w:sz w:val="28"/>
+          <w:szCs w:val="28"/>
+          <w:highlight w:val="yellow"/>
+        </w:rPr>
+        <w:t>Проекты может редактировать только админ</w:t>
+      </w:r>
+    </w:p>
+    <w:p>
+      <w:pPr>
+        <w:pStyle w:val="a3"/>
+        <w:spacing w:after="120" w:line="276" w:lineRule="auto"/>
+        <w:ind w:left="360"/>
+        <w:contextualSpacing w:val="0"/>
+        <w:rPr>
+          <w:rFonts w:ascii="Calibri" w:hAnsi="Calibri" w:cs="Calibri"/>
+          <w:sz w:val="28"/>
+          <w:szCs w:val="28"/>
+        </w:rPr>
+      </w:pPr>
+      <w:r>
+        <w:rPr>
+          <w:rFonts w:ascii="Calibri" w:hAnsi="Calibri" w:cs="Calibri"/>
+          <w:sz w:val="28"/>
+          <w:szCs w:val="28"/>
+        </w:rPr>
+        <w:t xml:space="preserve">в ПП и СП </w:t>
+      </w:r>
+      <w:r>
+        <w:rPr>
+          <w:rFonts w:ascii="Calibri" w:hAnsi="Calibri" w:cs="Calibri"/>
+          <w:sz w:val="28"/>
+          <w:szCs w:val="28"/>
+        </w:rPr>
+        <w:t xml:space="preserve">в колонке действия </w:t>
+      </w:r>
+      <w:r>
+        <w:rPr>
+          <w:rFonts w:ascii="Calibri" w:hAnsi="Calibri" w:cs="Calibri"/>
+          <w:sz w:val="28"/>
+          <w:szCs w:val="28"/>
+        </w:rPr>
+        <w:t xml:space="preserve">Кнопки доступны начальнику отдела (может </w:t>
+      </w:r>
+      <w:r>
+        <w:rPr>
+          <w:rFonts w:ascii="Calibri" w:hAnsi="Calibri" w:cs="Calibri"/>
+          <w:sz w:val="28"/>
+          <w:szCs w:val="28"/>
+        </w:rPr>
+        <w:t xml:space="preserve">применять </w:t>
+      </w:r>
+      <w:r>
+        <w:rPr>
+          <w:rFonts w:ascii="Calibri" w:hAnsi="Calibri" w:cs="Calibri"/>
+          <w:sz w:val="28"/>
+          <w:szCs w:val="28"/>
+        </w:rPr>
+        <w:t xml:space="preserve">только </w:t>
+      </w:r>
+      <w:r>
+        <w:rPr>
+          <w:rFonts w:ascii="Calibri" w:hAnsi="Calibri" w:cs="Calibri"/>
+          <w:sz w:val="28"/>
+          <w:szCs w:val="28"/>
+        </w:rPr>
+        <w:t xml:space="preserve">к </w:t>
+      </w:r>
+      <w:r>
+        <w:rPr>
+          <w:rFonts w:ascii="Calibri" w:hAnsi="Calibri" w:cs="Calibri"/>
+          <w:sz w:val="28"/>
+          <w:szCs w:val="28"/>
+        </w:rPr>
+        <w:t>сво</w:t>
+      </w:r>
+      <w:r>
+        <w:rPr>
+          <w:rFonts w:ascii="Calibri" w:hAnsi="Calibri" w:cs="Calibri"/>
+          <w:sz w:val="28"/>
+          <w:szCs w:val="28"/>
+        </w:rPr>
+        <w:t>ему</w:t>
+      </w:r>
+      <w:r>
+        <w:rPr>
+          <w:rFonts w:ascii="Calibri" w:hAnsi="Calibri" w:cs="Calibri"/>
+          <w:sz w:val="28"/>
+          <w:szCs w:val="28"/>
+        </w:rPr>
+        <w:t xml:space="preserve"> отдел</w:t>
+      </w:r>
+      <w:r>
+        <w:rPr>
+          <w:rFonts w:ascii="Calibri" w:hAnsi="Calibri" w:cs="Calibri"/>
+          <w:sz w:val="28"/>
+          <w:szCs w:val="28"/>
+        </w:rPr>
+        <w:t>у</w:t>
+      </w:r>
+      <w:r>
+        <w:rPr>
+          <w:rFonts w:ascii="Calibri" w:hAnsi="Calibri" w:cs="Calibri"/>
+          <w:sz w:val="28"/>
+          <w:szCs w:val="28"/>
+        </w:rPr>
+        <w:t xml:space="preserve">), начальнику сектора </w:t>
+      </w:r>
+      <w:r>
+        <w:rPr>
+          <w:rFonts w:ascii="Calibri" w:hAnsi="Calibri" w:cs="Calibri"/>
+          <w:sz w:val="28"/>
+          <w:szCs w:val="28"/>
+        </w:rPr>
+        <w:t xml:space="preserve">(может применять только к своему </w:t>
+      </w:r>
+      <w:r>
+        <w:rPr>
+          <w:rFonts w:ascii="Calibri" w:hAnsi="Calibri" w:cs="Calibri"/>
+          <w:sz w:val="28"/>
+          <w:szCs w:val="28"/>
+        </w:rPr>
+        <w:t>сектору</w:t>
+      </w:r>
+      <w:r>
+        <w:rPr>
+          <w:rFonts w:ascii="Calibri" w:hAnsi="Calibri" w:cs="Calibri"/>
+          <w:sz w:val="28"/>
+          <w:szCs w:val="28"/>
+        </w:rPr>
+        <w:t>)</w:t>
+      </w:r>
+      <w:r>
+        <w:rPr>
+          <w:rFonts w:ascii="Calibri" w:hAnsi="Calibri" w:cs="Calibri"/>
+          <w:sz w:val="28"/>
+          <w:szCs w:val="28"/>
+        </w:rPr>
+        <w:t>.</w:t>
+      </w:r>
+    </w:p>
+    <w:p>
+      <w:pPr>
+        <w:pStyle w:val="a3"/>
+        <w:spacing w:after="120" w:line="276" w:lineRule="auto"/>
+        <w:ind w:left="360"/>
+        <w:contextualSpacing w:val="0"/>
+        <w:rPr>
+          <w:rFonts w:ascii="Calibri" w:hAnsi="Calibri" w:cs="Calibri"/>
+          <w:sz w:val="28"/>
+          <w:szCs w:val="28"/>
+        </w:rPr>
+      </w:pPr>
+      <w:r>
+        <w:rPr>
+          <w:rFonts w:ascii="Calibri" w:hAnsi="Calibri" w:cs="Calibri"/>
+          <w:sz w:val="28"/>
+          <w:szCs w:val="28"/>
+        </w:rPr>
+        <w:t xml:space="preserve">в </w:t>
+      </w:r>
+      <w:r>
+        <w:rPr>
+          <w:rFonts w:ascii="Calibri" w:hAnsi="Calibri" w:cs="Calibri"/>
+          <w:sz w:val="28"/>
+          <w:szCs w:val="28"/>
+        </w:rPr>
+        <w:t>ЖИ</w:t>
+      </w:r>
+      <w:r>
+        <w:rPr>
+          <w:rFonts w:ascii="Calibri" w:hAnsi="Calibri" w:cs="Calibri"/>
+          <w:sz w:val="28"/>
+          <w:szCs w:val="28"/>
+        </w:rPr>
+        <w:t xml:space="preserve"> в колонке действия Кнопки доступны начальнику отдела (может применять только к своему отделу), начальнику сектора (может применять только к своему сектору)</w:t>
+      </w:r>
+      <w:r>
+        <w:rPr>
+          <w:rFonts w:ascii="Calibri" w:hAnsi="Calibri" w:cs="Calibri"/>
+          <w:sz w:val="28"/>
+          <w:szCs w:val="28"/>
+        </w:rPr>
+        <w:t>, кроме кнопки удалить</w:t>
+      </w:r>
+    </w:p>
+    <w:p>
+      <w:pPr>
+        <w:pStyle w:val="a3"/>
+        <w:spacing w:after="120" w:line="276" w:lineRule="auto"/>
+        <w:ind w:left="360"/>
+        <w:contextualSpacing w:val="0"/>
+        <w:rPr>
+          <w:rFonts w:ascii="Calibri" w:hAnsi="Calibri" w:cs="Calibri"/>
+          <w:sz w:val="28"/>
+          <w:szCs w:val="28"/>
+        </w:rPr>
+      </w:pPr>
+    </w:p>
+    <w:p>
+      <w:pPr>
+        <w:pStyle w:val="a3"/>
+        <w:spacing w:after="120" w:line="276" w:lineRule="auto"/>
+        <w:ind w:left="360"/>
+        <w:contextualSpacing w:val="0"/>
+        <w:rPr>
+          <w:rFonts w:ascii="Calibri" w:hAnsi="Calibri" w:cs="Calibri"/>
+          <w:sz w:val="28"/>
+          <w:szCs w:val="28"/>
+        </w:rPr>
+      </w:pPr>
     </w:p>
     <w:p>
       <w:pPr>
@@ -1598,7 +2057,25 @@
           <w:sz w:val="28"/>
           <w:szCs w:val="28"/>
         </w:rPr>
-        <w:t>Все действия доступны пользователям с админскими правами.</w:t>
+        <w:t xml:space="preserve">Все действия доступны пользователям с </w:t>
+      </w:r>
+      <w:proofErr w:type="spellStart"/>
+      <w:r>
+        <w:rPr>
+          <w:rFonts w:ascii="Calibri" w:hAnsi="Calibri" w:cs="Calibri"/>
+          <w:sz w:val="28"/>
+          <w:szCs w:val="28"/>
+        </w:rPr>
+        <w:t>админскими</w:t>
+      </w:r>
+      <w:proofErr w:type="spellEnd"/>
+      <w:r>
+        <w:rPr>
+          <w:rFonts w:ascii="Calibri" w:hAnsi="Calibri" w:cs="Calibri"/>
+          <w:sz w:val="28"/>
+          <w:szCs w:val="28"/>
+        </w:rPr>
+        <w:t xml:space="preserve"> правами.</w:t>
       </w:r>
     </w:p>
     <w:p>
@@ -1620,6 +2097,48 @@
           <w:szCs w:val="28"/>
         </w:rPr>
         <w:t>Простые пользователи могут только читать. Вся информация доступна.</w:t>
+      </w:r>
+    </w:p>
+    <w:p>
+      <w:pPr>
+        <w:pStyle w:val="a3"/>
+        <w:spacing w:after="120" w:line="276" w:lineRule="auto"/>
+        <w:ind w:left="792"/>
+        <w:contextualSpacing w:val="0"/>
+        <w:rPr>
+          <w:rFonts w:ascii="Calibri" w:hAnsi="Calibri" w:cs="Calibri"/>
+          <w:sz w:val="28"/>
+          <w:szCs w:val="28"/>
+        </w:rPr>
+      </w:pPr>
+      <w:r>
+        <w:rPr>
+          <w:rFonts w:ascii="Calibri" w:hAnsi="Calibri" w:cs="Calibri"/>
+          <w:sz w:val="28"/>
+          <w:szCs w:val="28"/>
+          <w:highlight w:val="yellow"/>
+        </w:rPr>
+        <w:t xml:space="preserve">Если пользователь не админ, то при попытке клика на иконку проекта в УП </w:t>
+      </w:r>
+      <w:proofErr w:type="spellStart"/>
+      <w:r>
+        <w:rPr>
+          <w:rFonts w:ascii="Calibri" w:hAnsi="Calibri" w:cs="Calibri"/>
+          <w:sz w:val="28"/>
+          <w:szCs w:val="28"/>
+          <w:highlight w:val="yellow"/>
+        </w:rPr>
+        <w:t>вспылвает</w:t>
+      </w:r>
+      <w:proofErr w:type="spellEnd"/>
+      <w:r>
+        <w:rPr>
+          <w:rFonts w:ascii="Calibri" w:hAnsi="Calibri" w:cs="Calibri"/>
+          <w:sz w:val="28"/>
+          <w:szCs w:val="28"/>
+          <w:highlight w:val="yellow"/>
+        </w:rPr>
+        <w:t xml:space="preserve"> окошко «Доступно только Админу»</w:t>
       </w:r>
     </w:p>
     <w:p>
@@ -1668,23 +2187,17 @@
           <w:rFonts w:ascii="Calibri" w:hAnsi="Calibri" w:cs="Calibri"/>
           <w:sz w:val="28"/>
           <w:szCs w:val="28"/>
-        </w:rPr>
-      </w:pPr>
-      <w:r>
-        <w:rPr>
-          <w:rFonts w:ascii="Calibri" w:hAnsi="Calibri" w:cs="Calibri"/>
-          <w:sz w:val="28"/>
-          <w:szCs w:val="28"/>
-        </w:rPr>
-        <w:t xml:space="preserve">Создание </w:t>
-      </w:r>
-      <w:r>
-        <w:rPr>
-          <w:rFonts w:ascii="Calibri" w:hAnsi="Calibri" w:cs="Calibri"/>
-          <w:sz w:val="28"/>
-          <w:szCs w:val="28"/>
-        </w:rPr>
-        <w:t>ПП доступно только админам.</w:t>
+          <w:highlight w:val="yellow"/>
+        </w:rPr>
+      </w:pPr>
+      <w:r>
+        <w:rPr>
+          <w:rFonts w:ascii="Calibri" w:hAnsi="Calibri" w:cs="Calibri"/>
+          <w:sz w:val="28"/>
+          <w:szCs w:val="28"/>
+          <w:highlight w:val="yellow"/>
+        </w:rPr>
+        <w:t>В СП ввести кнопки переключения отделов для просмотра аналогично ПП</w:t>
       </w:r>
     </w:p>
     <w:p>
@@ -1713,15 +2226,15 @@
           <w:sz w:val="28"/>
           <w:szCs w:val="28"/>
         </w:rPr>
-        <w:t>Создание задач в ПП доступно, кроме админов, начальникам отделов и секторов</w:t>
-      </w:r>
-      <w:r>
-        <w:rPr>
-          <w:rFonts w:ascii="Calibri" w:hAnsi="Calibri" w:cs="Calibri"/>
-          <w:sz w:val="28"/>
-          <w:szCs w:val="28"/>
-        </w:rPr>
-        <w:t xml:space="preserve"> или сотрудникам, которым делегирована эта функция.</w:t>
+        <w:t xml:space="preserve">Создание </w:t>
+      </w:r>
+      <w:r>
+        <w:rPr>
+          <w:rFonts w:ascii="Calibri" w:hAnsi="Calibri" w:cs="Calibri"/>
+          <w:sz w:val="28"/>
+          <w:szCs w:val="28"/>
+        </w:rPr>
+        <w:t>ПП доступно только админам.</w:t>
       </w:r>
     </w:p>
     <w:p>
@@ -1750,23 +2263,15 @@
           <w:sz w:val="28"/>
           <w:szCs w:val="28"/>
         </w:rPr>
-        <w:t xml:space="preserve">Начальник отдела  может создавать задачи только для своего отдела. Реализовано с помощью выпадающих списков (выпадают все </w:t>
-      </w:r>
-      <w:r>
-        <w:rPr>
-          <w:rFonts w:ascii="Calibri" w:hAnsi="Calibri" w:cs="Calibri"/>
-          <w:sz w:val="28"/>
-          <w:szCs w:val="28"/>
-        </w:rPr>
-        <w:t xml:space="preserve">НТЦ, </w:t>
-      </w:r>
-      <w:r>
-        <w:rPr>
-          <w:rFonts w:ascii="Calibri" w:hAnsi="Calibri" w:cs="Calibri"/>
-          <w:sz w:val="28"/>
-          <w:szCs w:val="28"/>
-        </w:rPr>
-        <w:t>отделы, но кроме своего отдела остальные неактивны)</w:t>
+        <w:t>Создание задач в ПП доступно, кроме админов, начальникам отделов и секторов</w:t>
+      </w:r>
+      <w:r>
+        <w:rPr>
+          <w:rFonts w:ascii="Calibri" w:hAnsi="Calibri" w:cs="Calibri"/>
+          <w:sz w:val="28"/>
+          <w:szCs w:val="28"/>
+        </w:rPr>
+        <w:t xml:space="preserve"> или сотрудникам, которым делегирована эта функция.</w:t>
       </w:r>
     </w:p>
     <w:p>
@@ -1795,7 +2300,26 @@
           <w:sz w:val="28"/>
           <w:szCs w:val="28"/>
         </w:rPr>
-        <w:t xml:space="preserve">Начальник сектора может создавать задачи только для своего </w:t>
+        <w:lastRenderedPageBreak/>
+        <w:t xml:space="preserve">Начальник </w:t>
+      </w:r>
+      <w:proofErr w:type="gramStart"/>
+      <w:r>
+        <w:rPr>
+          <w:rFonts w:ascii="Calibri" w:hAnsi="Calibri" w:cs="Calibri"/>
+          <w:sz w:val="28"/>
+          <w:szCs w:val="28"/>
+        </w:rPr>
+        <w:t>отдела  может</w:t>
+      </w:r>
+      <w:proofErr w:type="gramEnd"/>
+      <w:r>
+        <w:rPr>
+          <w:rFonts w:ascii="Calibri" w:hAnsi="Calibri" w:cs="Calibri"/>
+          <w:sz w:val="28"/>
+          <w:szCs w:val="28"/>
+        </w:rPr>
+        <w:t xml:space="preserve"> создавать задачи только для своего отдела. Реализовано с помощью выпадающих списков (выпадают все </w:t>
       </w:r>
       <w:r>
         <w:rPr>
@@ -1811,103 +2335,7 @@
           <w:sz w:val="28"/>
           <w:szCs w:val="28"/>
         </w:rPr>
-        <w:t>отдела</w:t>
-      </w:r>
-      <w:r>
-        <w:rPr>
-          <w:rFonts w:ascii="Calibri" w:hAnsi="Calibri" w:cs="Calibri"/>
-          <w:sz w:val="28"/>
-          <w:szCs w:val="28"/>
-        </w:rPr>
-        <w:t>, сектора</w:t>
-      </w:r>
-      <w:r>
-        <w:rPr>
-          <w:rFonts w:ascii="Calibri" w:hAnsi="Calibri" w:cs="Calibri"/>
-          <w:sz w:val="28"/>
-          <w:szCs w:val="28"/>
-        </w:rPr>
-        <w:t>.</w:t>
-      </w:r>
-      <w:r>
-        <w:rPr>
-          <w:rFonts w:ascii="Calibri" w:hAnsi="Calibri" w:cs="Calibri"/>
-          <w:sz w:val="28"/>
-          <w:szCs w:val="28"/>
-        </w:rPr>
-        <w:t xml:space="preserve"> Реализовано с помощью выпадающих списков (выпадают все </w:t>
-      </w:r>
-      <w:r>
-        <w:rPr>
-          <w:rFonts w:ascii="Calibri" w:hAnsi="Calibri" w:cs="Calibri"/>
-          <w:sz w:val="28"/>
-          <w:szCs w:val="28"/>
-        </w:rPr>
-        <w:t xml:space="preserve">НТЦ, </w:t>
-      </w:r>
-      <w:r>
-        <w:rPr>
-          <w:rFonts w:ascii="Calibri" w:hAnsi="Calibri" w:cs="Calibri"/>
-          <w:sz w:val="28"/>
-          <w:szCs w:val="28"/>
-        </w:rPr>
-        <w:t xml:space="preserve">отделы, </w:t>
-      </w:r>
-      <w:r>
-        <w:rPr>
-          <w:rFonts w:ascii="Calibri" w:hAnsi="Calibri" w:cs="Calibri"/>
-          <w:sz w:val="28"/>
-          <w:szCs w:val="28"/>
-        </w:rPr>
-        <w:t xml:space="preserve">секторы, </w:t>
-      </w:r>
-      <w:r>
-        <w:rPr>
-          <w:rFonts w:ascii="Calibri" w:hAnsi="Calibri" w:cs="Calibri"/>
-          <w:sz w:val="28"/>
-          <w:szCs w:val="28"/>
-        </w:rPr>
-        <w:t xml:space="preserve">но кроме своего </w:t>
-      </w:r>
-      <w:r>
-        <w:rPr>
-          <w:rFonts w:ascii="Calibri" w:hAnsi="Calibri" w:cs="Calibri"/>
-          <w:sz w:val="28"/>
-          <w:szCs w:val="28"/>
-        </w:rPr>
-        <w:t xml:space="preserve">НТЦ, </w:t>
-      </w:r>
-      <w:r>
-        <w:rPr>
-          <w:rFonts w:ascii="Calibri" w:hAnsi="Calibri" w:cs="Calibri"/>
-          <w:sz w:val="28"/>
-          <w:szCs w:val="28"/>
-        </w:rPr>
-        <w:t>отдела</w:t>
-      </w:r>
-      <w:r>
-        <w:rPr>
-          <w:rFonts w:ascii="Calibri" w:hAnsi="Calibri" w:cs="Calibri"/>
-          <w:sz w:val="28"/>
-          <w:szCs w:val="28"/>
-        </w:rPr>
-        <w:t xml:space="preserve">, сектора </w:t>
-      </w:r>
-      <w:r>
-        <w:rPr>
-          <w:rFonts w:ascii="Calibri" w:hAnsi="Calibri" w:cs="Calibri"/>
-          <w:sz w:val="28"/>
-          <w:szCs w:val="28"/>
-        </w:rPr>
-        <w:t>остальные неактивны</w:t>
-      </w:r>
-      <w:r>
-        <w:rPr>
-          <w:rFonts w:ascii="Calibri" w:hAnsi="Calibri" w:cs="Calibri"/>
-          <w:sz w:val="28"/>
-          <w:szCs w:val="28"/>
-        </w:rPr>
-        <w:t>).</w:t>
+        <w:t>отделы, но кроме своего отдела остальные неактивны)</w:t>
       </w:r>
     </w:p>
     <w:p>
@@ -1936,169 +2364,111 @@
           <w:sz w:val="28"/>
           <w:szCs w:val="28"/>
         </w:rPr>
-        <w:t>При создании новой задачи в ПП в колонке «тип задачи» по умолчанию автоматически устанавливается «выпуск нового документа», приэтомдругие типы задач доступны для выбора в дропдауне: корректировка документа, сопровождение (ОКАН), Разработка</w:t>
-      </w:r>
-    </w:p>
-    <w:p>
-      <w:pPr>
-        <w:spacing w:after="120" w:line="276" w:lineRule="auto"/>
-        <w:ind w:firstLine="360"/>
-        <w:rPr>
-          <w:rFonts w:ascii="Calibri" w:hAnsi="Calibri" w:cs="Calibri"/>
-          <w:i/>
-          <w:iCs/>
-          <w:sz w:val="28"/>
-          <w:szCs w:val="28"/>
-        </w:rPr>
-      </w:pPr>
-      <w:r>
-        <w:rPr>
-          <w:rFonts w:ascii="Calibri" w:hAnsi="Calibri" w:cs="Calibri"/>
-          <w:i/>
-          <w:iCs/>
-          <w:sz w:val="28"/>
-          <w:szCs w:val="28"/>
-          <w:u w:val="single"/>
-        </w:rPr>
-        <w:t>Улучшайзер</w:t>
-      </w:r>
-      <w:r>
-        <w:rPr>
-          <w:rFonts w:ascii="Calibri" w:hAnsi="Calibri" w:cs="Calibri"/>
-          <w:i/>
-          <w:iCs/>
-          <w:sz w:val="28"/>
-          <w:szCs w:val="28"/>
-        </w:rPr>
-        <w:t>:</w:t>
-      </w:r>
-      <w:r>
-        <w:rPr>
-          <w:rFonts w:ascii="Calibri" w:hAnsi="Calibri" w:cs="Calibri"/>
-          <w:i/>
-          <w:iCs/>
-          <w:sz w:val="28"/>
-          <w:szCs w:val="28"/>
-        </w:rPr>
-        <w:t xml:space="preserve"> в ПП</w:t>
-      </w:r>
-      <w:r>
-        <w:rPr>
-          <w:rFonts w:ascii="Calibri" w:hAnsi="Calibri" w:cs="Calibri"/>
-          <w:i/>
-          <w:iCs/>
-          <w:sz w:val="28"/>
-          <w:szCs w:val="28"/>
-        </w:rPr>
-        <w:t xml:space="preserve"> для сотрудников </w:t>
-      </w:r>
-      <w:r>
-        <w:rPr>
-          <w:rFonts w:ascii="Calibri" w:hAnsi="Calibri" w:cs="Calibri"/>
-          <w:i/>
-          <w:iCs/>
-          <w:sz w:val="28"/>
-          <w:szCs w:val="28"/>
-        </w:rPr>
-        <w:t>НТЦ/</w:t>
-      </w:r>
-      <w:r>
-        <w:rPr>
-          <w:rFonts w:ascii="Calibri" w:hAnsi="Calibri" w:cs="Calibri"/>
-          <w:i/>
-          <w:iCs/>
-          <w:sz w:val="28"/>
-          <w:szCs w:val="28"/>
-        </w:rPr>
-        <w:t>отдела/сектора, создающих задачи в ПП</w:t>
-      </w:r>
-      <w:r>
-        <w:rPr>
-          <w:rFonts w:ascii="Calibri" w:hAnsi="Calibri" w:cs="Calibri"/>
-          <w:i/>
-          <w:iCs/>
-          <w:sz w:val="28"/>
-          <w:szCs w:val="28"/>
-        </w:rPr>
-        <w:t>,</w:t>
-      </w:r>
-      <w:r>
-        <w:rPr>
-          <w:rFonts w:ascii="Calibri" w:hAnsi="Calibri" w:cs="Calibri"/>
-          <w:i/>
-          <w:iCs/>
-          <w:sz w:val="28"/>
-          <w:szCs w:val="28"/>
-        </w:rPr>
-        <w:t xml:space="preserve"> при создании новой строки колонка с выбором</w:t>
-      </w:r>
-      <w:r>
-        <w:rPr>
-          <w:rFonts w:ascii="Calibri" w:hAnsi="Calibri" w:cs="Calibri"/>
-          <w:i/>
-          <w:iCs/>
-          <w:sz w:val="28"/>
-          <w:szCs w:val="28"/>
-        </w:rPr>
-        <w:t xml:space="preserve"> </w:t>
-      </w:r>
-      <w:r>
-        <w:rPr>
-          <w:rFonts w:ascii="Calibri" w:hAnsi="Calibri" w:cs="Calibri"/>
-          <w:i/>
-          <w:iCs/>
-          <w:sz w:val="28"/>
-          <w:szCs w:val="28"/>
-        </w:rPr>
-        <w:t>НТЦ/</w:t>
-      </w:r>
-      <w:r>
-        <w:rPr>
-          <w:rFonts w:ascii="Calibri" w:hAnsi="Calibri" w:cs="Calibri"/>
-          <w:i/>
-          <w:iCs/>
-          <w:sz w:val="28"/>
-          <w:szCs w:val="28"/>
-        </w:rPr>
-        <w:t>отдела/сектора</w:t>
-      </w:r>
-      <w:r>
-        <w:rPr>
-          <w:rFonts w:ascii="Calibri" w:hAnsi="Calibri" w:cs="Calibri"/>
-          <w:i/>
-          <w:iCs/>
-          <w:sz w:val="28"/>
-          <w:szCs w:val="28"/>
-        </w:rPr>
-        <w:t xml:space="preserve"> сразу заполнена автоматически. </w:t>
-      </w:r>
-    </w:p>
-    <w:p>
-      <w:pPr>
-        <w:pStyle w:val="a3"/>
-        <w:numPr>
-          <w:ilvl w:val="1"/>
-          <w:numId w:val="5"/>
-        </w:numPr>
-        <w:spacing w:after="120" w:line="276" w:lineRule="auto"/>
-        <w:contextualSpacing w:val="0"/>
-        <w:rPr>
-          <w:rFonts w:ascii="Calibri" w:hAnsi="Calibri" w:cs="Calibri"/>
-          <w:b/>
-          <w:bCs/>
-          <w:sz w:val="28"/>
-          <w:szCs w:val="28"/>
-        </w:rPr>
-      </w:pPr>
-      <w:r>
-        <w:rPr>
-          <w:rFonts w:ascii="Calibri" w:hAnsi="Calibri" w:cs="Calibri"/>
-          <w:b/>
-          <w:bCs/>
-          <w:sz w:val="28"/>
-          <w:szCs w:val="28"/>
-        </w:rPr>
-        <w:t>Сводное планирование (план/отчёт)</w:t>
+        <w:t>В ПП н</w:t>
+      </w:r>
+      <w:r>
+        <w:rPr>
+          <w:rFonts w:ascii="Calibri" w:hAnsi="Calibri" w:cs="Calibri"/>
+          <w:sz w:val="28"/>
+          <w:szCs w:val="28"/>
+        </w:rPr>
+        <w:t xml:space="preserve">ачальник сектора может создавать задачи только для своего </w:t>
+      </w:r>
+      <w:r>
+        <w:rPr>
+          <w:rFonts w:ascii="Calibri" w:hAnsi="Calibri" w:cs="Calibri"/>
+          <w:sz w:val="28"/>
+          <w:szCs w:val="28"/>
+        </w:rPr>
+        <w:t>сектора</w:t>
+      </w:r>
+      <w:r>
+        <w:rPr>
+          <w:rFonts w:ascii="Calibri" w:hAnsi="Calibri" w:cs="Calibri"/>
+          <w:sz w:val="28"/>
+          <w:szCs w:val="28"/>
+        </w:rPr>
+        <w:t>.</w:t>
+      </w:r>
+      <w:r>
+        <w:rPr>
+          <w:rFonts w:ascii="Calibri" w:hAnsi="Calibri" w:cs="Calibri"/>
+          <w:sz w:val="28"/>
+          <w:szCs w:val="28"/>
+        </w:rPr>
+        <w:t xml:space="preserve"> Реализовано с помощью выпадающих списков (выпадают все </w:t>
+      </w:r>
+      <w:r>
+        <w:rPr>
+          <w:rFonts w:ascii="Calibri" w:hAnsi="Calibri" w:cs="Calibri"/>
+          <w:sz w:val="28"/>
+          <w:szCs w:val="28"/>
+        </w:rPr>
+        <w:t xml:space="preserve">НТЦ, </w:t>
+      </w:r>
+      <w:r>
+        <w:rPr>
+          <w:rFonts w:ascii="Calibri" w:hAnsi="Calibri" w:cs="Calibri"/>
+          <w:sz w:val="28"/>
+          <w:szCs w:val="28"/>
+        </w:rPr>
+        <w:t xml:space="preserve">отделы, </w:t>
+      </w:r>
+      <w:r>
+        <w:rPr>
+          <w:rFonts w:ascii="Calibri" w:hAnsi="Calibri" w:cs="Calibri"/>
+          <w:sz w:val="28"/>
+          <w:szCs w:val="28"/>
+        </w:rPr>
+        <w:t xml:space="preserve">секторы, </w:t>
+      </w:r>
+      <w:r>
+        <w:rPr>
+          <w:rFonts w:ascii="Calibri" w:hAnsi="Calibri" w:cs="Calibri"/>
+          <w:sz w:val="28"/>
+          <w:szCs w:val="28"/>
+        </w:rPr>
+        <w:t xml:space="preserve">но кроме своего </w:t>
+      </w:r>
+      <w:r>
+        <w:rPr>
+          <w:rFonts w:ascii="Calibri" w:hAnsi="Calibri" w:cs="Calibri"/>
+          <w:sz w:val="28"/>
+          <w:szCs w:val="28"/>
+        </w:rPr>
+        <w:t xml:space="preserve">НТЦ, </w:t>
+      </w:r>
+      <w:r>
+        <w:rPr>
+          <w:rFonts w:ascii="Calibri" w:hAnsi="Calibri" w:cs="Calibri"/>
+          <w:sz w:val="28"/>
+          <w:szCs w:val="28"/>
+        </w:rPr>
+        <w:t>отдела</w:t>
+      </w:r>
+      <w:r>
+        <w:rPr>
+          <w:rFonts w:ascii="Calibri" w:hAnsi="Calibri" w:cs="Calibri"/>
+          <w:sz w:val="28"/>
+          <w:szCs w:val="28"/>
+        </w:rPr>
+        <w:t xml:space="preserve">, сектора </w:t>
+      </w:r>
+      <w:r>
+        <w:rPr>
+          <w:rFonts w:ascii="Calibri" w:hAnsi="Calibri" w:cs="Calibri"/>
+          <w:sz w:val="28"/>
+          <w:szCs w:val="28"/>
+        </w:rPr>
+        <w:t>остальные неактивны</w:t>
+      </w:r>
+      <w:r>
+        <w:rPr>
+          <w:rFonts w:ascii="Calibri" w:hAnsi="Calibri" w:cs="Calibri"/>
+          <w:sz w:val="28"/>
+          <w:szCs w:val="28"/>
+        </w:rPr>
+        <w:t>).</w:t>
       </w:r>
     </w:p>
     <w:p>
@@ -2127,7 +2497,207 @@
           <w:sz w:val="28"/>
           <w:szCs w:val="28"/>
         </w:rPr>
-        <w:t xml:space="preserve">Создание задач в ПП доступно, кроме админов, начальникам отделов и секторов. </w:t>
+        <w:t xml:space="preserve">При создании новой задачи в ПП в колонке «тип задачи» по умолчанию автоматически устанавливается «выпуск нового документа», </w:t>
+      </w:r>
+      <w:proofErr w:type="spellStart"/>
+      <w:r>
+        <w:rPr>
+          <w:rFonts w:ascii="Calibri" w:hAnsi="Calibri" w:cs="Calibri"/>
+          <w:sz w:val="28"/>
+          <w:szCs w:val="28"/>
+        </w:rPr>
+        <w:t>приэтомдругие</w:t>
+      </w:r>
+      <w:proofErr w:type="spellEnd"/>
+      <w:r>
+        <w:rPr>
+          <w:rFonts w:ascii="Calibri" w:hAnsi="Calibri" w:cs="Calibri"/>
+          <w:sz w:val="28"/>
+          <w:szCs w:val="28"/>
+        </w:rPr>
+        <w:t xml:space="preserve"> типы задач доступны для выбора в </w:t>
+      </w:r>
+      <w:proofErr w:type="spellStart"/>
+      <w:r>
+        <w:rPr>
+          <w:rFonts w:ascii="Calibri" w:hAnsi="Calibri" w:cs="Calibri"/>
+          <w:sz w:val="28"/>
+          <w:szCs w:val="28"/>
+        </w:rPr>
+        <w:t>дропдауне</w:t>
+      </w:r>
+      <w:proofErr w:type="spellEnd"/>
+      <w:r>
+        <w:rPr>
+          <w:rFonts w:ascii="Calibri" w:hAnsi="Calibri" w:cs="Calibri"/>
+          <w:sz w:val="28"/>
+          <w:szCs w:val="28"/>
+        </w:rPr>
+        <w:t>: корректировка документа, сопровождение (ОКАН), Разработка</w:t>
+      </w:r>
+    </w:p>
+    <w:p>
+      <w:pPr>
+        <w:spacing w:after="120" w:line="276" w:lineRule="auto"/>
+        <w:ind w:firstLine="360"/>
+        <w:rPr>
+          <w:rFonts w:ascii="Calibri" w:hAnsi="Calibri" w:cs="Calibri"/>
+          <w:i/>
+          <w:iCs/>
+          <w:sz w:val="28"/>
+          <w:szCs w:val="28"/>
+        </w:rPr>
+      </w:pPr>
+      <w:proofErr w:type="spellStart"/>
+      <w:r>
+        <w:rPr>
+          <w:rFonts w:ascii="Calibri" w:hAnsi="Calibri" w:cs="Calibri"/>
+          <w:i/>
+          <w:iCs/>
+          <w:sz w:val="28"/>
+          <w:szCs w:val="28"/>
+          <w:u w:val="single"/>
+        </w:rPr>
+        <w:t>Улучшайзер</w:t>
+      </w:r>
+      <w:proofErr w:type="spellEnd"/>
+      <w:r>
+        <w:rPr>
+          <w:rFonts w:ascii="Calibri" w:hAnsi="Calibri" w:cs="Calibri"/>
+          <w:i/>
+          <w:iCs/>
+          <w:sz w:val="28"/>
+          <w:szCs w:val="28"/>
+        </w:rPr>
+        <w:t>:</w:t>
+      </w:r>
+      <w:r>
+        <w:rPr>
+          <w:rFonts w:ascii="Calibri" w:hAnsi="Calibri" w:cs="Calibri"/>
+          <w:i/>
+          <w:iCs/>
+          <w:sz w:val="28"/>
+          <w:szCs w:val="28"/>
+        </w:rPr>
+        <w:t xml:space="preserve"> в ПП</w:t>
+      </w:r>
+      <w:r>
+        <w:rPr>
+          <w:rFonts w:ascii="Calibri" w:hAnsi="Calibri" w:cs="Calibri"/>
+          <w:i/>
+          <w:iCs/>
+          <w:sz w:val="28"/>
+          <w:szCs w:val="28"/>
+        </w:rPr>
+        <w:t xml:space="preserve"> для сотрудников </w:t>
+      </w:r>
+      <w:r>
+        <w:rPr>
+          <w:rFonts w:ascii="Calibri" w:hAnsi="Calibri" w:cs="Calibri"/>
+          <w:i/>
+          <w:iCs/>
+          <w:sz w:val="28"/>
+          <w:szCs w:val="28"/>
+        </w:rPr>
+        <w:t>НТЦ/</w:t>
+      </w:r>
+      <w:r>
+        <w:rPr>
+          <w:rFonts w:ascii="Calibri" w:hAnsi="Calibri" w:cs="Calibri"/>
+          <w:i/>
+          <w:iCs/>
+          <w:sz w:val="28"/>
+          <w:szCs w:val="28"/>
+        </w:rPr>
+        <w:t>отдела/сектора, создающих задачи в ПП</w:t>
+      </w:r>
+      <w:r>
+        <w:rPr>
+          <w:rFonts w:ascii="Calibri" w:hAnsi="Calibri" w:cs="Calibri"/>
+          <w:i/>
+          <w:iCs/>
+          <w:sz w:val="28"/>
+          <w:szCs w:val="28"/>
+        </w:rPr>
+        <w:t>,</w:t>
+      </w:r>
+      <w:r>
+        <w:rPr>
+          <w:rFonts w:ascii="Calibri" w:hAnsi="Calibri" w:cs="Calibri"/>
+          <w:i/>
+          <w:iCs/>
+          <w:sz w:val="28"/>
+          <w:szCs w:val="28"/>
+        </w:rPr>
+        <w:t xml:space="preserve"> при создании новой строки колонка с выбором</w:t>
+      </w:r>
+      <w:r>
+        <w:rPr>
+          <w:rFonts w:ascii="Calibri" w:hAnsi="Calibri" w:cs="Calibri"/>
+          <w:i/>
+          <w:iCs/>
+          <w:sz w:val="28"/>
+          <w:szCs w:val="28"/>
+        </w:rPr>
+        <w:t xml:space="preserve"> </w:t>
+      </w:r>
+      <w:r>
+        <w:rPr>
+          <w:rFonts w:ascii="Calibri" w:hAnsi="Calibri" w:cs="Calibri"/>
+          <w:i/>
+          <w:iCs/>
+          <w:sz w:val="28"/>
+          <w:szCs w:val="28"/>
+        </w:rPr>
+        <w:t>НТЦ/</w:t>
+      </w:r>
+      <w:r>
+        <w:rPr>
+          <w:rFonts w:ascii="Calibri" w:hAnsi="Calibri" w:cs="Calibri"/>
+          <w:i/>
+          <w:iCs/>
+          <w:sz w:val="28"/>
+          <w:szCs w:val="28"/>
+        </w:rPr>
+        <w:t>отдела/сектора</w:t>
+      </w:r>
+      <w:r>
+        <w:rPr>
+          <w:rFonts w:ascii="Calibri" w:hAnsi="Calibri" w:cs="Calibri"/>
+          <w:i/>
+          <w:iCs/>
+          <w:sz w:val="28"/>
+          <w:szCs w:val="28"/>
+        </w:rPr>
+        <w:t xml:space="preserve"> сразу заполнена автоматически. </w:t>
+      </w:r>
+    </w:p>
+    <w:p>
+      <w:pPr>
+        <w:pStyle w:val="a3"/>
+        <w:numPr>
+          <w:ilvl w:val="1"/>
+          <w:numId w:val="5"/>
+        </w:numPr>
+        <w:spacing w:after="120" w:line="276" w:lineRule="auto"/>
+        <w:contextualSpacing w:val="0"/>
+        <w:rPr>
+          <w:rFonts w:ascii="Calibri" w:hAnsi="Calibri" w:cs="Calibri"/>
+          <w:b/>
+          <w:bCs/>
+          <w:sz w:val="28"/>
+          <w:szCs w:val="28"/>
+        </w:rPr>
+      </w:pPr>
+      <w:r>
+        <w:rPr>
+          <w:rFonts w:ascii="Calibri" w:hAnsi="Calibri" w:cs="Calibri"/>
+          <w:b/>
+          <w:bCs/>
+          <w:sz w:val="28"/>
+          <w:szCs w:val="28"/>
+        </w:rPr>
+        <w:t>Сводное планирование (план/отчёт)</w:t>
       </w:r>
     </w:p>
     <w:p>
@@ -2156,56 +2726,7 @@
           <w:sz w:val="28"/>
           <w:szCs w:val="28"/>
         </w:rPr>
-        <w:lastRenderedPageBreak/>
-        <w:t xml:space="preserve">Начальник отдела может создавать задачи только для своего </w:t>
-      </w:r>
-      <w:r>
-        <w:rPr>
-          <w:rFonts w:ascii="Calibri" w:hAnsi="Calibri" w:cs="Calibri"/>
-          <w:sz w:val="28"/>
-          <w:szCs w:val="28"/>
-        </w:rPr>
-        <w:t xml:space="preserve">НТЦ и </w:t>
-      </w:r>
-      <w:r>
-        <w:rPr>
-          <w:rFonts w:ascii="Calibri" w:hAnsi="Calibri" w:cs="Calibri"/>
-          <w:sz w:val="28"/>
-          <w:szCs w:val="28"/>
-        </w:rPr>
-        <w:t xml:space="preserve">отдела. Реализовано с помощью выпадающих списков (выпадают все </w:t>
-      </w:r>
-      <w:r>
-        <w:rPr>
-          <w:rFonts w:ascii="Calibri" w:hAnsi="Calibri" w:cs="Calibri"/>
-          <w:sz w:val="28"/>
-          <w:szCs w:val="28"/>
-        </w:rPr>
-        <w:t xml:space="preserve">НТЦ и </w:t>
-      </w:r>
-      <w:r>
-        <w:rPr>
-          <w:rFonts w:ascii="Calibri" w:hAnsi="Calibri" w:cs="Calibri"/>
-          <w:sz w:val="28"/>
-          <w:szCs w:val="28"/>
-        </w:rPr>
-        <w:t xml:space="preserve">отделы, но кроме своего </w:t>
-      </w:r>
-      <w:r>
-        <w:rPr>
-          <w:rFonts w:ascii="Calibri" w:hAnsi="Calibri" w:cs="Calibri"/>
-          <w:sz w:val="28"/>
-          <w:szCs w:val="28"/>
-        </w:rPr>
-        <w:t xml:space="preserve">НТЦ и </w:t>
-      </w:r>
-      <w:r>
-        <w:rPr>
-          <w:rFonts w:ascii="Calibri" w:hAnsi="Calibri" w:cs="Calibri"/>
-          <w:sz w:val="28"/>
-          <w:szCs w:val="28"/>
-        </w:rPr>
-        <w:t>отдела остальные неактивны)</w:t>
+        <w:t xml:space="preserve">Создание задач в ПП доступно, кроме админов, начальникам отделов и секторов. </w:t>
       </w:r>
     </w:p>
     <w:p>
@@ -2234,23 +2755,55 @@
           <w:sz w:val="28"/>
           <w:szCs w:val="28"/>
         </w:rPr>
-        <w:t xml:space="preserve">Начальник отдела  может создавать задачи только для своего отдела. Реализовано с помощью выпадающих списков (выпадают все </w:t>
-      </w:r>
-      <w:r>
-        <w:rPr>
-          <w:rFonts w:ascii="Calibri" w:hAnsi="Calibri" w:cs="Calibri"/>
-          <w:sz w:val="28"/>
-          <w:szCs w:val="28"/>
-        </w:rPr>
-        <w:t xml:space="preserve">НТЦ, </w:t>
-      </w:r>
-      <w:r>
-        <w:rPr>
-          <w:rFonts w:ascii="Calibri" w:hAnsi="Calibri" w:cs="Calibri"/>
-          <w:sz w:val="28"/>
-          <w:szCs w:val="28"/>
-        </w:rPr>
-        <w:t>отделы, но кроме своего отдела остальные неактивны)</w:t>
+        <w:t xml:space="preserve">Начальник отдела может создавать задачи только для своего </w:t>
+      </w:r>
+      <w:r>
+        <w:rPr>
+          <w:rFonts w:ascii="Calibri" w:hAnsi="Calibri" w:cs="Calibri"/>
+          <w:sz w:val="28"/>
+          <w:szCs w:val="28"/>
+        </w:rPr>
+        <w:t xml:space="preserve">НТЦ и </w:t>
+      </w:r>
+      <w:r>
+        <w:rPr>
+          <w:rFonts w:ascii="Calibri" w:hAnsi="Calibri" w:cs="Calibri"/>
+          <w:sz w:val="28"/>
+          <w:szCs w:val="28"/>
+        </w:rPr>
+        <w:t xml:space="preserve">отдела. Реализовано с помощью выпадающих списков (выпадают все </w:t>
+      </w:r>
+      <w:r>
+        <w:rPr>
+          <w:rFonts w:ascii="Calibri" w:hAnsi="Calibri" w:cs="Calibri"/>
+          <w:sz w:val="28"/>
+          <w:szCs w:val="28"/>
+        </w:rPr>
+        <w:t xml:space="preserve">НТЦ и </w:t>
+      </w:r>
+      <w:r>
+        <w:rPr>
+          <w:rFonts w:ascii="Calibri" w:hAnsi="Calibri" w:cs="Calibri"/>
+          <w:sz w:val="28"/>
+          <w:szCs w:val="28"/>
+        </w:rPr>
+        <w:t xml:space="preserve">отделы, но кроме своего </w:t>
+      </w:r>
+      <w:r>
+        <w:rPr>
+          <w:rFonts w:ascii="Calibri" w:hAnsi="Calibri" w:cs="Calibri"/>
+          <w:sz w:val="28"/>
+          <w:szCs w:val="28"/>
+        </w:rPr>
+        <w:t xml:space="preserve">НТЦ и </w:t>
+      </w:r>
+      <w:r>
+        <w:rPr>
+          <w:rFonts w:ascii="Calibri" w:hAnsi="Calibri" w:cs="Calibri"/>
+          <w:sz w:val="28"/>
+          <w:szCs w:val="28"/>
+        </w:rPr>
+        <w:t>отдела остальные неактивны)</w:t>
       </w:r>
     </w:p>
     <w:p>
@@ -2279,6 +2832,69 @@
           <w:sz w:val="28"/>
           <w:szCs w:val="28"/>
         </w:rPr>
+        <w:t xml:space="preserve">Начальник </w:t>
+      </w:r>
+      <w:proofErr w:type="gramStart"/>
+      <w:r>
+        <w:rPr>
+          <w:rFonts w:ascii="Calibri" w:hAnsi="Calibri" w:cs="Calibri"/>
+          <w:sz w:val="28"/>
+          <w:szCs w:val="28"/>
+        </w:rPr>
+        <w:t>отдела  может</w:t>
+      </w:r>
+      <w:proofErr w:type="gramEnd"/>
+      <w:r>
+        <w:rPr>
+          <w:rFonts w:ascii="Calibri" w:hAnsi="Calibri" w:cs="Calibri"/>
+          <w:sz w:val="28"/>
+          <w:szCs w:val="28"/>
+        </w:rPr>
+        <w:t xml:space="preserve"> создавать задачи только для своего отдела. Реализовано с помощью выпадающих списков (выпадают все </w:t>
+      </w:r>
+      <w:r>
+        <w:rPr>
+          <w:rFonts w:ascii="Calibri" w:hAnsi="Calibri" w:cs="Calibri"/>
+          <w:sz w:val="28"/>
+          <w:szCs w:val="28"/>
+        </w:rPr>
+        <w:t xml:space="preserve">НТЦ, </w:t>
+      </w:r>
+      <w:r>
+        <w:rPr>
+          <w:rFonts w:ascii="Calibri" w:hAnsi="Calibri" w:cs="Calibri"/>
+          <w:sz w:val="28"/>
+          <w:szCs w:val="28"/>
+        </w:rPr>
+        <w:t>отделы, но кроме своего отдела остальные неактивны)</w:t>
+      </w:r>
+    </w:p>
+    <w:p>
+      <w:pPr>
+        <w:pStyle w:val="a3"/>
+        <w:numPr>
+          <w:ilvl w:val="2"/>
+          <w:numId w:val="5"/>
+        </w:numPr>
+        <w:tabs>
+          <w:tab w:val="left" w:pos="851"/>
+          <w:tab w:val="left" w:pos="993"/>
+        </w:tabs>
+        <w:spacing w:after="120" w:line="276" w:lineRule="auto"/>
+        <w:ind w:left="0" w:firstLine="284"/>
+        <w:contextualSpacing w:val="0"/>
+        <w:rPr>
+          <w:rFonts w:ascii="Calibri" w:hAnsi="Calibri" w:cs="Calibri"/>
+          <w:sz w:val="28"/>
+          <w:szCs w:val="28"/>
+        </w:rPr>
+      </w:pPr>
+      <w:r>
+        <w:rPr>
+          <w:rFonts w:ascii="Calibri" w:hAnsi="Calibri" w:cs="Calibri"/>
+          <w:sz w:val="28"/>
+          <w:szCs w:val="28"/>
+        </w:rPr>
         <w:t xml:space="preserve">Начальник сектора может создавать задачи только для своего </w:t>
       </w:r>
       <w:r>
@@ -2398,6 +3014,7 @@
           <w:szCs w:val="28"/>
         </w:rPr>
       </w:pPr>
+      <w:proofErr w:type="spellStart"/>
       <w:r>
         <w:rPr>
           <w:rFonts w:ascii="Calibri" w:hAnsi="Calibri" w:cs="Calibri"/>
@@ -2409,6 +3026,7 @@
         </w:rPr>
         <w:t>Улучшайзер</w:t>
       </w:r>
+      <w:proofErr w:type="spellEnd"/>
       <w:r>
         <w:rPr>
           <w:rFonts w:ascii="Calibri" w:hAnsi="Calibri" w:cs="Calibri"/>
@@ -2589,6 +3207,7 @@
           <w:sz w:val="28"/>
           <w:szCs w:val="28"/>
         </w:rPr>
+        <w:lastRenderedPageBreak/>
         <w:t>Модульная. Каждый модуль предназначен для разделения функций с целью упрощения управлениями функциями и упрощения интерфейса пользователя.</w:t>
       </w:r>
     </w:p>
@@ -2919,7 +3538,25 @@
           <w:sz w:val="28"/>
           <w:szCs w:val="28"/>
         </w:rPr>
-        <w:t xml:space="preserve">. Таким образом должно получатьсья, что при входе в ПП на странице нужно выбрать производственный план по интересующему проекту. По каждому проекту своя страница. При переходе на страницу любого из производственных планов в его названии (шапке) пишется «Производственный план </w:t>
+        <w:t xml:space="preserve">. Таким образом должно </w:t>
+      </w:r>
+      <w:proofErr w:type="spellStart"/>
+      <w:r>
+        <w:rPr>
+          <w:rFonts w:ascii="Calibri" w:hAnsi="Calibri" w:cs="Calibri"/>
+          <w:sz w:val="28"/>
+          <w:szCs w:val="28"/>
+        </w:rPr>
+        <w:t>получатьсья</w:t>
+      </w:r>
+      <w:proofErr w:type="spellEnd"/>
+      <w:r>
+        <w:rPr>
+          <w:rFonts w:ascii="Calibri" w:hAnsi="Calibri" w:cs="Calibri"/>
+          <w:sz w:val="28"/>
+          <w:szCs w:val="28"/>
+        </w:rPr>
+        <w:t xml:space="preserve">, что при входе в ПП на странице нужно выбрать производственный план по интересующему проекту. По каждому проекту своя страница. При переходе на страницу любого из производственных планов в его названии (шапке) пишется «Производственный план </w:t>
       </w:r>
       <w:r>
         <w:rPr>
@@ -2994,7 +3631,16 @@
           <w:sz w:val="28"/>
           <w:szCs w:val="28"/>
         </w:rPr>
-        <w:t xml:space="preserve">«Производственный план подразделения НТЦ-АЦ по </w:t>
+        <w:t xml:space="preserve">«Производственный план подразделения НТЦ-АЦ </w:t>
+      </w:r>
+      <w:r>
+        <w:rPr>
+          <w:rFonts w:ascii="Calibri" w:hAnsi="Calibri" w:cs="Calibri"/>
+          <w:sz w:val="28"/>
+          <w:szCs w:val="28"/>
+        </w:rPr>
+        <w:lastRenderedPageBreak/>
+        <w:t xml:space="preserve">по </w:t>
       </w:r>
       <w:r>
         <w:rPr>
@@ -3026,15 +3672,33 @@
           <w:sz w:val="28"/>
           <w:szCs w:val="28"/>
         </w:rPr>
-        <w:t xml:space="preserve"> – название</w:t>
-      </w:r>
-      <w:r>
-        <w:rPr>
-          <w:rFonts w:ascii="Calibri" w:hAnsi="Calibri" w:cs="Calibri"/>
-          <w:sz w:val="28"/>
-          <w:szCs w:val="28"/>
-        </w:rPr>
-        <w:t>+шифр изделия</w:t>
+        <w:t xml:space="preserve"> – </w:t>
+      </w:r>
+      <w:proofErr w:type="spellStart"/>
+      <w:r>
+        <w:rPr>
+          <w:rFonts w:ascii="Calibri" w:hAnsi="Calibri" w:cs="Calibri"/>
+          <w:sz w:val="28"/>
+          <w:szCs w:val="28"/>
+        </w:rPr>
+        <w:t>название</w:t>
+      </w:r>
+      <w:r>
+        <w:rPr>
+          <w:rFonts w:ascii="Calibri" w:hAnsi="Calibri" w:cs="Calibri"/>
+          <w:sz w:val="28"/>
+          <w:szCs w:val="28"/>
+        </w:rPr>
+        <w:t>+шифр</w:t>
+      </w:r>
+      <w:proofErr w:type="spellEnd"/>
+      <w:r>
+        <w:rPr>
+          <w:rFonts w:ascii="Calibri" w:hAnsi="Calibri" w:cs="Calibri"/>
+          <w:sz w:val="28"/>
+          <w:szCs w:val="28"/>
+        </w:rPr>
+        <w:t xml:space="preserve"> изделия</w:t>
       </w:r>
       <w:r>
         <w:rPr>
@@ -3168,16 +3832,7 @@
           <w:sz w:val="28"/>
           <w:szCs w:val="28"/>
         </w:rPr>
-        <w:t xml:space="preserve">Проект </w:t>
-      </w:r>
-      <w:r>
-        <w:rPr>
-          <w:rFonts w:ascii="Calibri" w:hAnsi="Calibri" w:cs="Calibri"/>
-          <w:sz w:val="28"/>
-          <w:szCs w:val="28"/>
-        </w:rPr>
-        <w:lastRenderedPageBreak/>
-        <w:t xml:space="preserve">должен быть взять из УП. </w:t>
+        <w:t xml:space="preserve">Проект должен быть взять из УП. </w:t>
       </w:r>
       <w:r>
         <w:rPr>
@@ -3411,7 +4066,16 @@
           <w:sz w:val="28"/>
           <w:szCs w:val="28"/>
         </w:rPr>
-        <w:t>При создании новых задач в ПП параметр «Тип задачи» автоматически заполняется в варианте «Выпуск нового документа». аналогично ПО. И переносить данные соответственно. По умолчанию в ПП колонка заполнена значением «выпуск документа».</w:t>
+        <w:t xml:space="preserve">При создании новых задач в ПП параметр «Тип задачи» автоматически заполняется в варианте «Выпуск нового документа». аналогично ПО. И переносить данные соответственно. </w:t>
+      </w:r>
+      <w:r>
+        <w:rPr>
+          <w:rFonts w:ascii="Calibri" w:hAnsi="Calibri" w:cs="Calibri"/>
+          <w:sz w:val="28"/>
+          <w:szCs w:val="28"/>
+        </w:rPr>
+        <w:lastRenderedPageBreak/>
+        <w:t>По умолчанию в ПП колонка заполнена значением «выпуск документа».</w:t>
       </w:r>
     </w:p>
     <w:p>
@@ -3445,13 +4109,41 @@
         </w:rPr>
         <w:t xml:space="preserve">ПП </w:t>
       </w:r>
-      <w:r>
-        <w:rPr>
-          <w:rFonts w:ascii="Calibri" w:hAnsi="Calibri" w:cs="Calibri"/>
-          <w:sz w:val="28"/>
-          <w:szCs w:val="28"/>
-        </w:rPr>
-        <w:t>доллжна быть свводная инф</w:t>
+      <w:proofErr w:type="spellStart"/>
+      <w:r>
+        <w:rPr>
+          <w:rFonts w:ascii="Calibri" w:hAnsi="Calibri" w:cs="Calibri"/>
+          <w:sz w:val="28"/>
+          <w:szCs w:val="28"/>
+        </w:rPr>
+        <w:t>доллжна</w:t>
+      </w:r>
+      <w:proofErr w:type="spellEnd"/>
+      <w:r>
+        <w:rPr>
+          <w:rFonts w:ascii="Calibri" w:hAnsi="Calibri" w:cs="Calibri"/>
+          <w:sz w:val="28"/>
+          <w:szCs w:val="28"/>
+        </w:rPr>
+        <w:t xml:space="preserve"> быть </w:t>
+      </w:r>
+      <w:proofErr w:type="spellStart"/>
+      <w:r>
+        <w:rPr>
+          <w:rFonts w:ascii="Calibri" w:hAnsi="Calibri" w:cs="Calibri"/>
+          <w:sz w:val="28"/>
+          <w:szCs w:val="28"/>
+        </w:rPr>
+        <w:t>свводная</w:t>
+      </w:r>
+      <w:proofErr w:type="spellEnd"/>
+      <w:r>
+        <w:rPr>
+          <w:rFonts w:ascii="Calibri" w:hAnsi="Calibri" w:cs="Calibri"/>
+          <w:sz w:val="28"/>
+          <w:szCs w:val="28"/>
+        </w:rPr>
+        <w:t xml:space="preserve"> инф</w:t>
       </w:r>
     </w:p>
     <w:p>
@@ -3554,7 +4246,25 @@
           <w:sz w:val="28"/>
           <w:szCs w:val="28"/>
         </w:rPr>
-        <w:t>кционал кнопки "синхр. с ПО" в ПП состоит в том, что после её нажатия появляется строка (строки)в СП, соответствующие строкам в ПП.</w:t>
+        <w:t>кционал кнопки "</w:t>
+      </w:r>
+      <w:proofErr w:type="spellStart"/>
+      <w:r>
+        <w:rPr>
+          <w:rFonts w:ascii="Calibri" w:hAnsi="Calibri" w:cs="Calibri"/>
+          <w:sz w:val="28"/>
+          <w:szCs w:val="28"/>
+        </w:rPr>
+        <w:t>синхр</w:t>
+      </w:r>
+      <w:proofErr w:type="spellEnd"/>
+      <w:r>
+        <w:rPr>
+          <w:rFonts w:ascii="Calibri" w:hAnsi="Calibri" w:cs="Calibri"/>
+          <w:sz w:val="28"/>
+          <w:szCs w:val="28"/>
+        </w:rPr>
+        <w:t>. с ПО" в ПП состоит в том, что после её нажатия появляется строка (строки)в СП, соответствующие строкам в ПП.</w:t>
       </w:r>
     </w:p>
     <w:p>
@@ -3639,16 +4349,7 @@
           <w:sz w:val="28"/>
           <w:szCs w:val="28"/>
         </w:rPr>
-        <w:t xml:space="preserve">ровать..." означает, что в СП должна появиться строка, соответствующая строке из ПП, при этом в ней </w:t>
-      </w:r>
-      <w:r>
-        <w:rPr>
-          <w:rFonts w:ascii="Calibri" w:hAnsi="Calibri" w:cs="Calibri"/>
-          <w:sz w:val="28"/>
-          <w:szCs w:val="28"/>
-        </w:rPr>
-        <w:lastRenderedPageBreak/>
-        <w:t>должны быть</w:t>
+        <w:t>ровать..." означает, что в СП должна появиться строка, соответствующая строке из ПП, при этом в ней должны быть</w:t>
       </w:r>
       <w:r>
         <w:rPr>
@@ -3860,7 +4561,16 @@
           <w:sz w:val="28"/>
           <w:szCs w:val="28"/>
         </w:rPr>
-        <w:t>, сотрудники (исполнители)</w:t>
+        <w:t xml:space="preserve">, </w:t>
+      </w:r>
+      <w:r>
+        <w:rPr>
+          <w:rFonts w:ascii="Calibri" w:hAnsi="Calibri" w:cs="Calibri"/>
+          <w:sz w:val="28"/>
+          <w:szCs w:val="28"/>
+        </w:rPr>
+        <w:lastRenderedPageBreak/>
+        <w:t>сотрудники (исполнители)</w:t>
       </w:r>
       <w:r>
         <w:rPr>
@@ -4229,6 +4939,7 @@
                 <w14:ligatures w14:val="none"/>
               </w:rPr>
             </w:pPr>
+            <w:proofErr w:type="spellStart"/>
             <w:r>
               <w:rPr>
                 <w:rFonts w:ascii="Courier New" w:eastAsia="Times New Roman" w:hAnsi="Courier New" w:cs="Courier New"/>
@@ -4241,6 +4952,7 @@
               </w:rPr>
               <w:t>row_code</w:t>
             </w:r>
+            <w:proofErr w:type="spellEnd"/>
           </w:p>
         </w:tc>
         <w:tc>
@@ -4260,15 +4972,39 @@
                 <w14:ligatures w14:val="none"/>
               </w:rPr>
             </w:pPr>
-            <w:r>
-              <w:rPr>
-                <w:rFonts w:ascii="Times New Roman" w:eastAsia="Times New Roman" w:hAnsi="Times New Roman" w:cs="Times New Roman"/>
-                <w:color w:val="C2C0B6"/>
-                <w:kern w:val="0"/>
-                <w:lang w:eastAsia="ru-RU"/>
-                <w14:ligatures w14:val="none"/>
-              </w:rPr>
-              <w:t>CharField(50)</w:t>
+            <w:proofErr w:type="spellStart"/>
+            <w:proofErr w:type="gramStart"/>
+            <w:r>
+              <w:rPr>
+                <w:rFonts w:ascii="Times New Roman" w:eastAsia="Times New Roman" w:hAnsi="Times New Roman" w:cs="Times New Roman"/>
+                <w:color w:val="C2C0B6"/>
+                <w:kern w:val="0"/>
+                <w:lang w:eastAsia="ru-RU"/>
+                <w14:ligatures w14:val="none"/>
+              </w:rPr>
+              <w:t>CharField</w:t>
+            </w:r>
+            <w:proofErr w:type="spellEnd"/>
+            <w:r>
+              <w:rPr>
+                <w:rFonts w:ascii="Times New Roman" w:eastAsia="Times New Roman" w:hAnsi="Times New Roman" w:cs="Times New Roman"/>
+                <w:color w:val="C2C0B6"/>
+                <w:kern w:val="0"/>
+                <w:lang w:eastAsia="ru-RU"/>
+                <w14:ligatures w14:val="none"/>
+              </w:rPr>
+              <w:t>(</w:t>
+            </w:r>
+            <w:proofErr w:type="gramEnd"/>
+            <w:r>
+              <w:rPr>
+                <w:rFonts w:ascii="Times New Roman" w:eastAsia="Times New Roman" w:hAnsi="Times New Roman" w:cs="Times New Roman"/>
+                <w:color w:val="C2C0B6"/>
+                <w:kern w:val="0"/>
+                <w:lang w:eastAsia="ru-RU"/>
+                <w14:ligatures w14:val="none"/>
+              </w:rPr>
+              <w:t>50)</w:t>
             </w:r>
           </w:p>
         </w:tc>
@@ -4367,6 +5103,7 @@
                 <w14:ligatures w14:val="none"/>
               </w:rPr>
             </w:pPr>
+            <w:proofErr w:type="spellStart"/>
             <w:r>
               <w:rPr>
                 <w:rFonts w:ascii="Courier New" w:eastAsia="Times New Roman" w:hAnsi="Courier New" w:cs="Courier New"/>
@@ -4379,6 +5116,7 @@
               </w:rPr>
               <w:t>work_order</w:t>
             </w:r>
+            <w:proofErr w:type="spellEnd"/>
           </w:p>
         </w:tc>
         <w:tc>
@@ -4398,15 +5136,39 @@
                 <w14:ligatures w14:val="none"/>
               </w:rPr>
             </w:pPr>
-            <w:r>
-              <w:rPr>
-                <w:rFonts w:ascii="Times New Roman" w:eastAsia="Times New Roman" w:hAnsi="Times New Roman" w:cs="Times New Roman"/>
-                <w:color w:val="C2C0B6"/>
-                <w:kern w:val="0"/>
-                <w:lang w:eastAsia="ru-RU"/>
-                <w14:ligatures w14:val="none"/>
-              </w:rPr>
-              <w:t>CharField(100)</w:t>
+            <w:proofErr w:type="spellStart"/>
+            <w:proofErr w:type="gramStart"/>
+            <w:r>
+              <w:rPr>
+                <w:rFonts w:ascii="Times New Roman" w:eastAsia="Times New Roman" w:hAnsi="Times New Roman" w:cs="Times New Roman"/>
+                <w:color w:val="C2C0B6"/>
+                <w:kern w:val="0"/>
+                <w:lang w:eastAsia="ru-RU"/>
+                <w14:ligatures w14:val="none"/>
+              </w:rPr>
+              <w:t>CharField</w:t>
+            </w:r>
+            <w:proofErr w:type="spellEnd"/>
+            <w:r>
+              <w:rPr>
+                <w:rFonts w:ascii="Times New Roman" w:eastAsia="Times New Roman" w:hAnsi="Times New Roman" w:cs="Times New Roman"/>
+                <w:color w:val="C2C0B6"/>
+                <w:kern w:val="0"/>
+                <w:lang w:eastAsia="ru-RU"/>
+                <w14:ligatures w14:val="none"/>
+              </w:rPr>
+              <w:t>(</w:t>
+            </w:r>
+            <w:proofErr w:type="gramEnd"/>
+            <w:r>
+              <w:rPr>
+                <w:rFonts w:ascii="Times New Roman" w:eastAsia="Times New Roman" w:hAnsi="Times New Roman" w:cs="Times New Roman"/>
+                <w:color w:val="C2C0B6"/>
+                <w:kern w:val="0"/>
+                <w:lang w:eastAsia="ru-RU"/>
+                <w14:ligatures w14:val="none"/>
+              </w:rPr>
+              <w:t>100)</w:t>
             </w:r>
           </w:p>
         </w:tc>
@@ -4505,6 +5267,7 @@
                 <w14:ligatures w14:val="none"/>
               </w:rPr>
             </w:pPr>
+            <w:proofErr w:type="spellStart"/>
             <w:r>
               <w:rPr>
                 <w:rFonts w:ascii="Courier New" w:eastAsia="Times New Roman" w:hAnsi="Courier New" w:cs="Courier New"/>
@@ -4517,6 +5280,7 @@
               </w:rPr>
               <w:t>stage_num</w:t>
             </w:r>
+            <w:proofErr w:type="spellEnd"/>
           </w:p>
         </w:tc>
         <w:tc>
@@ -4536,15 +5300,39 @@
                 <w14:ligatures w14:val="none"/>
               </w:rPr>
             </w:pPr>
-            <w:r>
-              <w:rPr>
-                <w:rFonts w:ascii="Times New Roman" w:eastAsia="Times New Roman" w:hAnsi="Times New Roman" w:cs="Times New Roman"/>
-                <w:color w:val="C2C0B6"/>
-                <w:kern w:val="0"/>
-                <w:lang w:eastAsia="ru-RU"/>
-                <w14:ligatures w14:val="none"/>
-              </w:rPr>
-              <w:t>CharField(50)</w:t>
+            <w:proofErr w:type="spellStart"/>
+            <w:proofErr w:type="gramStart"/>
+            <w:r>
+              <w:rPr>
+                <w:rFonts w:ascii="Times New Roman" w:eastAsia="Times New Roman" w:hAnsi="Times New Roman" w:cs="Times New Roman"/>
+                <w:color w:val="C2C0B6"/>
+                <w:kern w:val="0"/>
+                <w:lang w:eastAsia="ru-RU"/>
+                <w14:ligatures w14:val="none"/>
+              </w:rPr>
+              <w:t>CharField</w:t>
+            </w:r>
+            <w:proofErr w:type="spellEnd"/>
+            <w:r>
+              <w:rPr>
+                <w:rFonts w:ascii="Times New Roman" w:eastAsia="Times New Roman" w:hAnsi="Times New Roman" w:cs="Times New Roman"/>
+                <w:color w:val="C2C0B6"/>
+                <w:kern w:val="0"/>
+                <w:lang w:eastAsia="ru-RU"/>
+                <w14:ligatures w14:val="none"/>
+              </w:rPr>
+              <w:t>(</w:t>
+            </w:r>
+            <w:proofErr w:type="gramEnd"/>
+            <w:r>
+              <w:rPr>
+                <w:rFonts w:ascii="Times New Roman" w:eastAsia="Times New Roman" w:hAnsi="Times New Roman" w:cs="Times New Roman"/>
+                <w:color w:val="C2C0B6"/>
+                <w:kern w:val="0"/>
+                <w:lang w:eastAsia="ru-RU"/>
+                <w14:ligatures w14:val="none"/>
+              </w:rPr>
+              <w:t>50)</w:t>
             </w:r>
           </w:p>
         </w:tc>
@@ -4643,6 +5431,7 @@
                 <w14:ligatures w14:val="none"/>
               </w:rPr>
             </w:pPr>
+            <w:proofErr w:type="spellStart"/>
             <w:r>
               <w:rPr>
                 <w:rFonts w:ascii="Courier New" w:eastAsia="Times New Roman" w:hAnsi="Courier New" w:cs="Courier New"/>
@@ -4655,6 +5444,7 @@
               </w:rPr>
               <w:t>milestone_num</w:t>
             </w:r>
+            <w:proofErr w:type="spellEnd"/>
           </w:p>
         </w:tc>
         <w:tc>
@@ -4674,15 +5464,39 @@
                 <w14:ligatures w14:val="none"/>
               </w:rPr>
             </w:pPr>
-            <w:r>
-              <w:rPr>
-                <w:rFonts w:ascii="Times New Roman" w:eastAsia="Times New Roman" w:hAnsi="Times New Roman" w:cs="Times New Roman"/>
-                <w:color w:val="C2C0B6"/>
-                <w:kern w:val="0"/>
-                <w:lang w:eastAsia="ru-RU"/>
-                <w14:ligatures w14:val="none"/>
-              </w:rPr>
-              <w:t>CharField(50)</w:t>
+            <w:proofErr w:type="spellStart"/>
+            <w:proofErr w:type="gramStart"/>
+            <w:r>
+              <w:rPr>
+                <w:rFonts w:ascii="Times New Roman" w:eastAsia="Times New Roman" w:hAnsi="Times New Roman" w:cs="Times New Roman"/>
+                <w:color w:val="C2C0B6"/>
+                <w:kern w:val="0"/>
+                <w:lang w:eastAsia="ru-RU"/>
+                <w14:ligatures w14:val="none"/>
+              </w:rPr>
+              <w:t>CharField</w:t>
+            </w:r>
+            <w:proofErr w:type="spellEnd"/>
+            <w:r>
+              <w:rPr>
+                <w:rFonts w:ascii="Times New Roman" w:eastAsia="Times New Roman" w:hAnsi="Times New Roman" w:cs="Times New Roman"/>
+                <w:color w:val="C2C0B6"/>
+                <w:kern w:val="0"/>
+                <w:lang w:eastAsia="ru-RU"/>
+                <w14:ligatures w14:val="none"/>
+              </w:rPr>
+              <w:t>(</w:t>
+            </w:r>
+            <w:proofErr w:type="gramEnd"/>
+            <w:r>
+              <w:rPr>
+                <w:rFonts w:ascii="Times New Roman" w:eastAsia="Times New Roman" w:hAnsi="Times New Roman" w:cs="Times New Roman"/>
+                <w:color w:val="C2C0B6"/>
+                <w:kern w:val="0"/>
+                <w:lang w:eastAsia="ru-RU"/>
+                <w14:ligatures w14:val="none"/>
+              </w:rPr>
+              <w:t>50)</w:t>
             </w:r>
           </w:p>
         </w:tc>
@@ -4781,6 +5595,7 @@
                 <w14:ligatures w14:val="none"/>
               </w:rPr>
             </w:pPr>
+            <w:proofErr w:type="spellStart"/>
             <w:r>
               <w:rPr>
                 <w:rFonts w:ascii="Courier New" w:eastAsia="Times New Roman" w:hAnsi="Courier New" w:cs="Courier New"/>
@@ -4793,6 +5608,7 @@
               </w:rPr>
               <w:t>work_num</w:t>
             </w:r>
+            <w:proofErr w:type="spellEnd"/>
           </w:p>
         </w:tc>
         <w:tc>
@@ -4812,15 +5628,39 @@
                 <w14:ligatures w14:val="none"/>
               </w:rPr>
             </w:pPr>
-            <w:r>
-              <w:rPr>
-                <w:rFonts w:ascii="Times New Roman" w:eastAsia="Times New Roman" w:hAnsi="Times New Roman" w:cs="Times New Roman"/>
-                <w:color w:val="C2C0B6"/>
-                <w:kern w:val="0"/>
-                <w:lang w:eastAsia="ru-RU"/>
-                <w14:ligatures w14:val="none"/>
-              </w:rPr>
-              <w:t>CharField(50)</w:t>
+            <w:proofErr w:type="spellStart"/>
+            <w:proofErr w:type="gramStart"/>
+            <w:r>
+              <w:rPr>
+                <w:rFonts w:ascii="Times New Roman" w:eastAsia="Times New Roman" w:hAnsi="Times New Roman" w:cs="Times New Roman"/>
+                <w:color w:val="C2C0B6"/>
+                <w:kern w:val="0"/>
+                <w:lang w:eastAsia="ru-RU"/>
+                <w14:ligatures w14:val="none"/>
+              </w:rPr>
+              <w:t>CharField</w:t>
+            </w:r>
+            <w:proofErr w:type="spellEnd"/>
+            <w:r>
+              <w:rPr>
+                <w:rFonts w:ascii="Times New Roman" w:eastAsia="Times New Roman" w:hAnsi="Times New Roman" w:cs="Times New Roman"/>
+                <w:color w:val="C2C0B6"/>
+                <w:kern w:val="0"/>
+                <w:lang w:eastAsia="ru-RU"/>
+                <w14:ligatures w14:val="none"/>
+              </w:rPr>
+              <w:t>(</w:t>
+            </w:r>
+            <w:proofErr w:type="gramEnd"/>
+            <w:r>
+              <w:rPr>
+                <w:rFonts w:ascii="Times New Roman" w:eastAsia="Times New Roman" w:hAnsi="Times New Roman" w:cs="Times New Roman"/>
+                <w:color w:val="C2C0B6"/>
+                <w:kern w:val="0"/>
+                <w:lang w:eastAsia="ru-RU"/>
+                <w14:ligatures w14:val="none"/>
+              </w:rPr>
+              <w:t>50)</w:t>
             </w:r>
           </w:p>
         </w:tc>
@@ -4919,6 +5759,7 @@
                 <w14:ligatures w14:val="none"/>
               </w:rPr>
             </w:pPr>
+            <w:proofErr w:type="spellStart"/>
             <w:r>
               <w:rPr>
                 <w:rFonts w:ascii="Courier New" w:eastAsia="Times New Roman" w:hAnsi="Courier New" w:cs="Courier New"/>
@@ -4931,6 +5772,7 @@
               </w:rPr>
               <w:t>work_designation</w:t>
             </w:r>
+            <w:proofErr w:type="spellEnd"/>
           </w:p>
         </w:tc>
         <w:tc>
@@ -4950,15 +5792,39 @@
                 <w14:ligatures w14:val="none"/>
               </w:rPr>
             </w:pPr>
-            <w:r>
-              <w:rPr>
-                <w:rFonts w:ascii="Times New Roman" w:eastAsia="Times New Roman" w:hAnsi="Times New Roman" w:cs="Times New Roman"/>
-                <w:color w:val="C2C0B6"/>
-                <w:kern w:val="0"/>
-                <w:lang w:eastAsia="ru-RU"/>
-                <w14:ligatures w14:val="none"/>
-              </w:rPr>
-              <w:t>CharField(200)</w:t>
+            <w:proofErr w:type="spellStart"/>
+            <w:proofErr w:type="gramStart"/>
+            <w:r>
+              <w:rPr>
+                <w:rFonts w:ascii="Times New Roman" w:eastAsia="Times New Roman" w:hAnsi="Times New Roman" w:cs="Times New Roman"/>
+                <w:color w:val="C2C0B6"/>
+                <w:kern w:val="0"/>
+                <w:lang w:eastAsia="ru-RU"/>
+                <w14:ligatures w14:val="none"/>
+              </w:rPr>
+              <w:t>CharField</w:t>
+            </w:r>
+            <w:proofErr w:type="spellEnd"/>
+            <w:r>
+              <w:rPr>
+                <w:rFonts w:ascii="Times New Roman" w:eastAsia="Times New Roman" w:hAnsi="Times New Roman" w:cs="Times New Roman"/>
+                <w:color w:val="C2C0B6"/>
+                <w:kern w:val="0"/>
+                <w:lang w:eastAsia="ru-RU"/>
+                <w14:ligatures w14:val="none"/>
+              </w:rPr>
+              <w:t>(</w:t>
+            </w:r>
+            <w:proofErr w:type="gramEnd"/>
+            <w:r>
+              <w:rPr>
+                <w:rFonts w:ascii="Times New Roman" w:eastAsia="Times New Roman" w:hAnsi="Times New Roman" w:cs="Times New Roman"/>
+                <w:color w:val="C2C0B6"/>
+                <w:kern w:val="0"/>
+                <w:lang w:eastAsia="ru-RU"/>
+                <w14:ligatures w14:val="none"/>
+              </w:rPr>
+              <w:t>200)</w:t>
             </w:r>
           </w:p>
         </w:tc>
@@ -5057,6 +5923,7 @@
                 <w14:ligatures w14:val="none"/>
               </w:rPr>
             </w:pPr>
+            <w:proofErr w:type="spellStart"/>
             <w:r>
               <w:rPr>
                 <w:rFonts w:ascii="Courier New" w:eastAsia="Times New Roman" w:hAnsi="Courier New" w:cs="Courier New"/>
@@ -5069,6 +5936,7 @@
               </w:rPr>
               <w:t>work_name</w:t>
             </w:r>
+            <w:proofErr w:type="spellEnd"/>
           </w:p>
         </w:tc>
         <w:tc>
@@ -5088,15 +5956,39 @@
                 <w14:ligatures w14:val="none"/>
               </w:rPr>
             </w:pPr>
-            <w:r>
-              <w:rPr>
-                <w:rFonts w:ascii="Times New Roman" w:eastAsia="Times New Roman" w:hAnsi="Times New Roman" w:cs="Times New Roman"/>
-                <w:color w:val="C2C0B6"/>
-                <w:kern w:val="0"/>
-                <w:lang w:eastAsia="ru-RU"/>
-                <w14:ligatures w14:val="none"/>
-              </w:rPr>
-              <w:t>CharField(500)</w:t>
+            <w:proofErr w:type="spellStart"/>
+            <w:proofErr w:type="gramStart"/>
+            <w:r>
+              <w:rPr>
+                <w:rFonts w:ascii="Times New Roman" w:eastAsia="Times New Roman" w:hAnsi="Times New Roman" w:cs="Times New Roman"/>
+                <w:color w:val="C2C0B6"/>
+                <w:kern w:val="0"/>
+                <w:lang w:eastAsia="ru-RU"/>
+                <w14:ligatures w14:val="none"/>
+              </w:rPr>
+              <w:t>CharField</w:t>
+            </w:r>
+            <w:proofErr w:type="spellEnd"/>
+            <w:r>
+              <w:rPr>
+                <w:rFonts w:ascii="Times New Roman" w:eastAsia="Times New Roman" w:hAnsi="Times New Roman" w:cs="Times New Roman"/>
+                <w:color w:val="C2C0B6"/>
+                <w:kern w:val="0"/>
+                <w:lang w:eastAsia="ru-RU"/>
+                <w14:ligatures w14:val="none"/>
+              </w:rPr>
+              <w:t>(</w:t>
+            </w:r>
+            <w:proofErr w:type="gramEnd"/>
+            <w:r>
+              <w:rPr>
+                <w:rFonts w:ascii="Times New Roman" w:eastAsia="Times New Roman" w:hAnsi="Times New Roman" w:cs="Times New Roman"/>
+                <w:color w:val="C2C0B6"/>
+                <w:kern w:val="0"/>
+                <w:lang w:eastAsia="ru-RU"/>
+                <w14:ligatures w14:val="none"/>
+              </w:rPr>
+              <w:t>500)</w:t>
             </w:r>
           </w:p>
         </w:tc>
@@ -5195,6 +6087,7 @@
                 <w14:ligatures w14:val="none"/>
               </w:rPr>
             </w:pPr>
+            <w:proofErr w:type="spellStart"/>
             <w:r>
               <w:rPr>
                 <w:rFonts w:ascii="Courier New" w:eastAsia="Times New Roman" w:hAnsi="Courier New" w:cs="Courier New"/>
@@ -5207,6 +6100,7 @@
               </w:rPr>
               <w:t>date_end</w:t>
             </w:r>
+            <w:proofErr w:type="spellEnd"/>
           </w:p>
         </w:tc>
         <w:tc>
@@ -5226,6 +6120,7 @@
                 <w14:ligatures w14:val="none"/>
               </w:rPr>
             </w:pPr>
+            <w:proofErr w:type="spellStart"/>
             <w:r>
               <w:rPr>
                 <w:rFonts w:ascii="Times New Roman" w:eastAsia="Times New Roman" w:hAnsi="Times New Roman" w:cs="Times New Roman"/>
@@ -5236,6 +6131,7 @@
               </w:rPr>
               <w:t>DateField</w:t>
             </w:r>
+            <w:proofErr w:type="spellEnd"/>
           </w:p>
         </w:tc>
       </w:tr>
@@ -5364,15 +6260,39 @@
                 <w14:ligatures w14:val="none"/>
               </w:rPr>
             </w:pPr>
-            <w:r>
-              <w:rPr>
-                <w:rFonts w:ascii="Times New Roman" w:eastAsia="Times New Roman" w:hAnsi="Times New Roman" w:cs="Times New Roman"/>
-                <w:color w:val="C2C0B6"/>
-                <w:kern w:val="0"/>
-                <w:lang w:eastAsia="ru-RU"/>
-                <w14:ligatures w14:val="none"/>
-              </w:rPr>
-              <w:t>Decimal(8,2)</w:t>
+            <w:proofErr w:type="spellStart"/>
+            <w:proofErr w:type="gramStart"/>
+            <w:r>
+              <w:rPr>
+                <w:rFonts w:ascii="Times New Roman" w:eastAsia="Times New Roman" w:hAnsi="Times New Roman" w:cs="Times New Roman"/>
+                <w:color w:val="C2C0B6"/>
+                <w:kern w:val="0"/>
+                <w:lang w:eastAsia="ru-RU"/>
+                <w14:ligatures w14:val="none"/>
+              </w:rPr>
+              <w:t>Decimal</w:t>
+            </w:r>
+            <w:proofErr w:type="spellEnd"/>
+            <w:r>
+              <w:rPr>
+                <w:rFonts w:ascii="Times New Roman" w:eastAsia="Times New Roman" w:hAnsi="Times New Roman" w:cs="Times New Roman"/>
+                <w:color w:val="C2C0B6"/>
+                <w:kern w:val="0"/>
+                <w:lang w:eastAsia="ru-RU"/>
+                <w14:ligatures w14:val="none"/>
+              </w:rPr>
+              <w:t>(</w:t>
+            </w:r>
+            <w:proofErr w:type="gramEnd"/>
+            <w:r>
+              <w:rPr>
+                <w:rFonts w:ascii="Times New Roman" w:eastAsia="Times New Roman" w:hAnsi="Times New Roman" w:cs="Times New Roman"/>
+                <w:color w:val="C2C0B6"/>
+                <w:kern w:val="0"/>
+                <w:lang w:eastAsia="ru-RU"/>
+                <w14:ligatures w14:val="none"/>
+              </w:rPr>
+              <w:t>8,2)</w:t>
             </w:r>
           </w:p>
         </w:tc>
@@ -5471,6 +6391,7 @@
                 <w14:ligatures w14:val="none"/>
               </w:rPr>
             </w:pPr>
+            <w:proofErr w:type="spellStart"/>
             <w:r>
               <w:rPr>
                 <w:rFonts w:ascii="Courier New" w:eastAsia="Times New Roman" w:hAnsi="Courier New" w:cs="Courier New"/>
@@ -5483,6 +6404,7 @@
               </w:rPr>
               <w:t>norm</w:t>
             </w:r>
+            <w:proofErr w:type="spellEnd"/>
           </w:p>
         </w:tc>
         <w:tc>
@@ -5502,15 +6424,39 @@
                 <w14:ligatures w14:val="none"/>
               </w:rPr>
             </w:pPr>
-            <w:r>
-              <w:rPr>
-                <w:rFonts w:ascii="Times New Roman" w:eastAsia="Times New Roman" w:hAnsi="Times New Roman" w:cs="Times New Roman"/>
-                <w:color w:val="C2C0B6"/>
-                <w:kern w:val="0"/>
-                <w:lang w:eastAsia="ru-RU"/>
-                <w14:ligatures w14:val="none"/>
-              </w:rPr>
-              <w:t>Decimal(8,2)</w:t>
+            <w:proofErr w:type="spellStart"/>
+            <w:proofErr w:type="gramStart"/>
+            <w:r>
+              <w:rPr>
+                <w:rFonts w:ascii="Times New Roman" w:eastAsia="Times New Roman" w:hAnsi="Times New Roman" w:cs="Times New Roman"/>
+                <w:color w:val="C2C0B6"/>
+                <w:kern w:val="0"/>
+                <w:lang w:eastAsia="ru-RU"/>
+                <w14:ligatures w14:val="none"/>
+              </w:rPr>
+              <w:t>Decimal</w:t>
+            </w:r>
+            <w:proofErr w:type="spellEnd"/>
+            <w:r>
+              <w:rPr>
+                <w:rFonts w:ascii="Times New Roman" w:eastAsia="Times New Roman" w:hAnsi="Times New Roman" w:cs="Times New Roman"/>
+                <w:color w:val="C2C0B6"/>
+                <w:kern w:val="0"/>
+                <w:lang w:eastAsia="ru-RU"/>
+                <w14:ligatures w14:val="none"/>
+              </w:rPr>
+              <w:t>(</w:t>
+            </w:r>
+            <w:proofErr w:type="gramEnd"/>
+            <w:r>
+              <w:rPr>
+                <w:rFonts w:ascii="Times New Roman" w:eastAsia="Times New Roman" w:hAnsi="Times New Roman" w:cs="Times New Roman"/>
+                <w:color w:val="C2C0B6"/>
+                <w:kern w:val="0"/>
+                <w:lang w:eastAsia="ru-RU"/>
+                <w14:ligatures w14:val="none"/>
+              </w:rPr>
+              <w:t>8,2)</w:t>
             </w:r>
           </w:p>
         </w:tc>
@@ -5609,6 +6555,7 @@
                 <w14:ligatures w14:val="none"/>
               </w:rPr>
             </w:pPr>
+            <w:proofErr w:type="spellStart"/>
             <w:r>
               <w:rPr>
                 <w:rFonts w:ascii="Courier New" w:eastAsia="Times New Roman" w:hAnsi="Courier New" w:cs="Courier New"/>
@@ -5621,6 +6568,7 @@
               </w:rPr>
               <w:t>coeff</w:t>
             </w:r>
+            <w:proofErr w:type="spellEnd"/>
           </w:p>
         </w:tc>
         <w:tc>
@@ -5640,15 +6588,39 @@
                 <w14:ligatures w14:val="none"/>
               </w:rPr>
             </w:pPr>
-            <w:r>
-              <w:rPr>
-                <w:rFonts w:ascii="Times New Roman" w:eastAsia="Times New Roman" w:hAnsi="Times New Roman" w:cs="Times New Roman"/>
-                <w:color w:val="C2C0B6"/>
-                <w:kern w:val="0"/>
-                <w:lang w:eastAsia="ru-RU"/>
-                <w14:ligatures w14:val="none"/>
-              </w:rPr>
-              <w:t>Decimal(8,3)</w:t>
+            <w:proofErr w:type="spellStart"/>
+            <w:proofErr w:type="gramStart"/>
+            <w:r>
+              <w:rPr>
+                <w:rFonts w:ascii="Times New Roman" w:eastAsia="Times New Roman" w:hAnsi="Times New Roman" w:cs="Times New Roman"/>
+                <w:color w:val="C2C0B6"/>
+                <w:kern w:val="0"/>
+                <w:lang w:eastAsia="ru-RU"/>
+                <w14:ligatures w14:val="none"/>
+              </w:rPr>
+              <w:t>Decimal</w:t>
+            </w:r>
+            <w:proofErr w:type="spellEnd"/>
+            <w:r>
+              <w:rPr>
+                <w:rFonts w:ascii="Times New Roman" w:eastAsia="Times New Roman" w:hAnsi="Times New Roman" w:cs="Times New Roman"/>
+                <w:color w:val="C2C0B6"/>
+                <w:kern w:val="0"/>
+                <w:lang w:eastAsia="ru-RU"/>
+                <w14:ligatures w14:val="none"/>
+              </w:rPr>
+              <w:t>(</w:t>
+            </w:r>
+            <w:proofErr w:type="gramEnd"/>
+            <w:r>
+              <w:rPr>
+                <w:rFonts w:ascii="Times New Roman" w:eastAsia="Times New Roman" w:hAnsi="Times New Roman" w:cs="Times New Roman"/>
+                <w:color w:val="C2C0B6"/>
+                <w:kern w:val="0"/>
+                <w:lang w:eastAsia="ru-RU"/>
+                <w14:ligatures w14:val="none"/>
+              </w:rPr>
+              <w:t>8,3)</w:t>
             </w:r>
           </w:p>
         </w:tc>
@@ -5747,6 +6719,7 @@
                 <w14:ligatures w14:val="none"/>
               </w:rPr>
             </w:pPr>
+            <w:proofErr w:type="spellStart"/>
             <w:r>
               <w:rPr>
                 <w:rFonts w:ascii="Courier New" w:eastAsia="Times New Roman" w:hAnsi="Courier New" w:cs="Courier New"/>
@@ -5759,6 +6732,7 @@
               </w:rPr>
               <w:t>labor</w:t>
             </w:r>
+            <w:proofErr w:type="spellEnd"/>
           </w:p>
         </w:tc>
         <w:tc>
@@ -5778,15 +6752,39 @@
                 <w14:ligatures w14:val="none"/>
               </w:rPr>
             </w:pPr>
-            <w:r>
-              <w:rPr>
-                <w:rFonts w:ascii="Times New Roman" w:eastAsia="Times New Roman" w:hAnsi="Times New Roman" w:cs="Times New Roman"/>
-                <w:color w:val="C2C0B6"/>
-                <w:kern w:val="0"/>
-                <w:lang w:eastAsia="ru-RU"/>
-                <w14:ligatures w14:val="none"/>
-              </w:rPr>
-              <w:t>Decimal(8,2)</w:t>
+            <w:proofErr w:type="spellStart"/>
+            <w:proofErr w:type="gramStart"/>
+            <w:r>
+              <w:rPr>
+                <w:rFonts w:ascii="Times New Roman" w:eastAsia="Times New Roman" w:hAnsi="Times New Roman" w:cs="Times New Roman"/>
+                <w:color w:val="C2C0B6"/>
+                <w:kern w:val="0"/>
+                <w:lang w:eastAsia="ru-RU"/>
+                <w14:ligatures w14:val="none"/>
+              </w:rPr>
+              <w:t>Decimal</w:t>
+            </w:r>
+            <w:proofErr w:type="spellEnd"/>
+            <w:r>
+              <w:rPr>
+                <w:rFonts w:ascii="Times New Roman" w:eastAsia="Times New Roman" w:hAnsi="Times New Roman" w:cs="Times New Roman"/>
+                <w:color w:val="C2C0B6"/>
+                <w:kern w:val="0"/>
+                <w:lang w:eastAsia="ru-RU"/>
+                <w14:ligatures w14:val="none"/>
+              </w:rPr>
+              <w:t>(</w:t>
+            </w:r>
+            <w:proofErr w:type="gramEnd"/>
+            <w:r>
+              <w:rPr>
+                <w:rFonts w:ascii="Times New Roman" w:eastAsia="Times New Roman" w:hAnsi="Times New Roman" w:cs="Times New Roman"/>
+                <w:color w:val="C2C0B6"/>
+                <w:kern w:val="0"/>
+                <w:lang w:eastAsia="ru-RU"/>
+                <w14:ligatures w14:val="none"/>
+              </w:rPr>
+              <w:t>8,2)</w:t>
             </w:r>
           </w:p>
         </w:tc>
@@ -5823,7 +6821,6 @@
                 <w:lang w:eastAsia="ru-RU"/>
                 <w14:ligatures w14:val="none"/>
               </w:rPr>
-              <w:lastRenderedPageBreak/>
               <w:t>13</w:t>
             </w:r>
           </w:p>
@@ -5886,6 +6883,7 @@
                 <w14:ligatures w14:val="none"/>
               </w:rPr>
             </w:pPr>
+            <w:proofErr w:type="spellStart"/>
             <w:r>
               <w:rPr>
                 <w:rFonts w:ascii="Courier New" w:eastAsia="Times New Roman" w:hAnsi="Courier New" w:cs="Courier New"/>
@@ -5898,6 +6896,7 @@
               </w:rPr>
               <w:t>ntc_center</w:t>
             </w:r>
+            <w:proofErr w:type="spellEnd"/>
           </w:p>
         </w:tc>
         <w:tc>
@@ -5925,8 +6924,20 @@
                 <w:lang w:eastAsia="ru-RU"/>
                 <w14:ligatures w14:val="none"/>
               </w:rPr>
-              <w:t>FK → NTCCenter</w:t>
-            </w:r>
+              <w:t xml:space="preserve">FK → </w:t>
+            </w:r>
+            <w:proofErr w:type="spellStart"/>
+            <w:r>
+              <w:rPr>
+                <w:rFonts w:ascii="Times New Roman" w:eastAsia="Times New Roman" w:hAnsi="Times New Roman" w:cs="Times New Roman"/>
+                <w:color w:val="C2C0B6"/>
+                <w:kern w:val="0"/>
+                <w:lang w:eastAsia="ru-RU"/>
+                <w14:ligatures w14:val="none"/>
+              </w:rPr>
+              <w:t>NTCCenter</w:t>
+            </w:r>
+            <w:proofErr w:type="spellEnd"/>
           </w:p>
         </w:tc>
       </w:tr>
@@ -6024,6 +7035,7 @@
                 <w14:ligatures w14:val="none"/>
               </w:rPr>
             </w:pPr>
+            <w:proofErr w:type="spellStart"/>
             <w:r>
               <w:rPr>
                 <w:rFonts w:ascii="Courier New" w:eastAsia="Times New Roman" w:hAnsi="Courier New" w:cs="Courier New"/>
@@ -6036,6 +7048,7 @@
               </w:rPr>
               <w:t>department</w:t>
             </w:r>
+            <w:proofErr w:type="spellEnd"/>
           </w:p>
         </w:tc>
         <w:tc>
@@ -6162,6 +7175,7 @@
                 <w14:ligatures w14:val="none"/>
               </w:rPr>
             </w:pPr>
+            <w:proofErr w:type="spellStart"/>
             <w:r>
               <w:rPr>
                 <w:rFonts w:ascii="Courier New" w:eastAsia="Times New Roman" w:hAnsi="Courier New" w:cs="Courier New"/>
@@ -6174,6 +7188,7 @@
               </w:rPr>
               <w:t>sector_head_name</w:t>
             </w:r>
+            <w:proofErr w:type="spellEnd"/>
           </w:p>
         </w:tc>
         <w:tc>
@@ -6193,15 +7208,39 @@
                 <w14:ligatures w14:val="none"/>
               </w:rPr>
             </w:pPr>
-            <w:r>
-              <w:rPr>
-                <w:rFonts w:ascii="Times New Roman" w:eastAsia="Times New Roman" w:hAnsi="Times New Roman" w:cs="Times New Roman"/>
-                <w:color w:val="C2C0B6"/>
-                <w:kern w:val="0"/>
-                <w:lang w:eastAsia="ru-RU"/>
-                <w14:ligatures w14:val="none"/>
-              </w:rPr>
-              <w:t>CharField(200)</w:t>
+            <w:proofErr w:type="spellStart"/>
+            <w:proofErr w:type="gramStart"/>
+            <w:r>
+              <w:rPr>
+                <w:rFonts w:ascii="Times New Roman" w:eastAsia="Times New Roman" w:hAnsi="Times New Roman" w:cs="Times New Roman"/>
+                <w:color w:val="C2C0B6"/>
+                <w:kern w:val="0"/>
+                <w:lang w:eastAsia="ru-RU"/>
+                <w14:ligatures w14:val="none"/>
+              </w:rPr>
+              <w:t>CharField</w:t>
+            </w:r>
+            <w:proofErr w:type="spellEnd"/>
+            <w:r>
+              <w:rPr>
+                <w:rFonts w:ascii="Times New Roman" w:eastAsia="Times New Roman" w:hAnsi="Times New Roman" w:cs="Times New Roman"/>
+                <w:color w:val="C2C0B6"/>
+                <w:kern w:val="0"/>
+                <w:lang w:eastAsia="ru-RU"/>
+                <w14:ligatures w14:val="none"/>
+              </w:rPr>
+              <w:t>(</w:t>
+            </w:r>
+            <w:proofErr w:type="gramEnd"/>
+            <w:r>
+              <w:rPr>
+                <w:rFonts w:ascii="Times New Roman" w:eastAsia="Times New Roman" w:hAnsi="Times New Roman" w:cs="Times New Roman"/>
+                <w:color w:val="C2C0B6"/>
+                <w:kern w:val="0"/>
+                <w:lang w:eastAsia="ru-RU"/>
+                <w14:ligatures w14:val="none"/>
+              </w:rPr>
+              <w:t>200)</w:t>
             </w:r>
           </w:p>
         </w:tc>
@@ -6300,6 +7339,7 @@
                 <w14:ligatures w14:val="none"/>
               </w:rPr>
             </w:pPr>
+            <w:proofErr w:type="spellStart"/>
             <w:r>
               <w:rPr>
                 <w:rFonts w:ascii="Courier New" w:eastAsia="Times New Roman" w:hAnsi="Courier New" w:cs="Courier New"/>
@@ -6312,6 +7352,7 @@
               </w:rPr>
               <w:t>executor</w:t>
             </w:r>
+            <w:proofErr w:type="spellEnd"/>
             <w:r>
               <w:rPr>
                 <w:rFonts w:ascii="Times New Roman" w:eastAsia="Times New Roman" w:hAnsi="Times New Roman" w:cs="Times New Roman"/>
@@ -6322,6 +7363,7 @@
               </w:rPr>
               <w:t> / </w:t>
             </w:r>
+            <w:proofErr w:type="spellStart"/>
             <w:r>
               <w:rPr>
                 <w:rFonts w:ascii="Courier New" w:eastAsia="Times New Roman" w:hAnsi="Courier New" w:cs="Courier New"/>
@@ -6334,6 +7376,7 @@
               </w:rPr>
               <w:t>executor_name_raw</w:t>
             </w:r>
+            <w:proofErr w:type="spellEnd"/>
           </w:p>
         </w:tc>
         <w:tc>
@@ -6361,8 +7404,20 @@
                 <w:lang w:eastAsia="ru-RU"/>
                 <w14:ligatures w14:val="none"/>
               </w:rPr>
-              <w:t>FK / CharField</w:t>
-            </w:r>
+              <w:t xml:space="preserve">FK / </w:t>
+            </w:r>
+            <w:proofErr w:type="spellStart"/>
+            <w:r>
+              <w:rPr>
+                <w:rFonts w:ascii="Times New Roman" w:eastAsia="Times New Roman" w:hAnsi="Times New Roman" w:cs="Times New Roman"/>
+                <w:color w:val="C2C0B6"/>
+                <w:kern w:val="0"/>
+                <w:lang w:eastAsia="ru-RU"/>
+                <w14:ligatures w14:val="none"/>
+              </w:rPr>
+              <w:t>CharField</w:t>
+            </w:r>
+            <w:proofErr w:type="spellEnd"/>
           </w:p>
         </w:tc>
       </w:tr>
@@ -6460,6 +7515,7 @@
                 <w14:ligatures w14:val="none"/>
               </w:rPr>
             </w:pPr>
+            <w:proofErr w:type="spellStart"/>
             <w:r>
               <w:rPr>
                 <w:rFonts w:ascii="Courier New" w:eastAsia="Times New Roman" w:hAnsi="Courier New" w:cs="Courier New"/>
@@ -6472,6 +7528,7 @@
               </w:rPr>
               <w:t>task_type</w:t>
             </w:r>
+            <w:proofErr w:type="spellEnd"/>
           </w:p>
         </w:tc>
         <w:tc>
@@ -6491,15 +7548,39 @@
                 <w14:ligatures w14:val="none"/>
               </w:rPr>
             </w:pPr>
-            <w:r>
-              <w:rPr>
-                <w:rFonts w:ascii="Times New Roman" w:eastAsia="Times New Roman" w:hAnsi="Times New Roman" w:cs="Times New Roman"/>
-                <w:color w:val="C2C0B6"/>
-                <w:kern w:val="0"/>
-                <w:lang w:eastAsia="ru-RU"/>
-                <w14:ligatures w14:val="none"/>
-              </w:rPr>
-              <w:t>CharField(100)</w:t>
+            <w:proofErr w:type="spellStart"/>
+            <w:proofErr w:type="gramStart"/>
+            <w:r>
+              <w:rPr>
+                <w:rFonts w:ascii="Times New Roman" w:eastAsia="Times New Roman" w:hAnsi="Times New Roman" w:cs="Times New Roman"/>
+                <w:color w:val="C2C0B6"/>
+                <w:kern w:val="0"/>
+                <w:lang w:eastAsia="ru-RU"/>
+                <w14:ligatures w14:val="none"/>
+              </w:rPr>
+              <w:t>CharField</w:t>
+            </w:r>
+            <w:proofErr w:type="spellEnd"/>
+            <w:r>
+              <w:rPr>
+                <w:rFonts w:ascii="Times New Roman" w:eastAsia="Times New Roman" w:hAnsi="Times New Roman" w:cs="Times New Roman"/>
+                <w:color w:val="C2C0B6"/>
+                <w:kern w:val="0"/>
+                <w:lang w:eastAsia="ru-RU"/>
+                <w14:ligatures w14:val="none"/>
+              </w:rPr>
+              <w:t>(</w:t>
+            </w:r>
+            <w:proofErr w:type="gramEnd"/>
+            <w:r>
+              <w:rPr>
+                <w:rFonts w:ascii="Times New Roman" w:eastAsia="Times New Roman" w:hAnsi="Times New Roman" w:cs="Times New Roman"/>
+                <w:color w:val="C2C0B6"/>
+                <w:kern w:val="0"/>
+                <w:lang w:eastAsia="ru-RU"/>
+                <w14:ligatures w14:val="none"/>
+              </w:rPr>
+              <w:t>100)</w:t>
             </w:r>
           </w:p>
         </w:tc>
@@ -6814,6 +7895,7 @@
                 <w14:ligatures w14:val="none"/>
               </w:rPr>
             </w:pPr>
+            <w:proofErr w:type="spellStart"/>
             <w:r>
               <w:rPr>
                 <w:rFonts w:ascii="Courier New" w:eastAsia="Times New Roman" w:hAnsi="Courier New" w:cs="Courier New"/>
@@ -6826,6 +7908,7 @@
               </w:rPr>
               <w:t>executor</w:t>
             </w:r>
+            <w:proofErr w:type="spellEnd"/>
             <w:r>
               <w:rPr>
                 <w:rFonts w:ascii="Times New Roman" w:eastAsia="Times New Roman" w:hAnsi="Times New Roman" w:cs="Times New Roman"/>
@@ -6836,6 +7919,7 @@
               </w:rPr>
               <w:t> / </w:t>
             </w:r>
+            <w:proofErr w:type="spellStart"/>
             <w:r>
               <w:rPr>
                 <w:rFonts w:ascii="Courier New" w:eastAsia="Times New Roman" w:hAnsi="Courier New" w:cs="Courier New"/>
@@ -6848,6 +7932,7 @@
               </w:rPr>
               <w:t>executor_name_raw</w:t>
             </w:r>
+            <w:proofErr w:type="spellEnd"/>
           </w:p>
         </w:tc>
         <w:tc>
@@ -6875,8 +7960,20 @@
                 <w:lang w:eastAsia="ru-RU"/>
                 <w14:ligatures w14:val="none"/>
               </w:rPr>
-              <w:t>FK / CharField</w:t>
-            </w:r>
+              <w:t xml:space="preserve">FK / </w:t>
+            </w:r>
+            <w:proofErr w:type="spellStart"/>
+            <w:r>
+              <w:rPr>
+                <w:rFonts w:ascii="Times New Roman" w:eastAsia="Times New Roman" w:hAnsi="Times New Roman" w:cs="Times New Roman"/>
+                <w:color w:val="C2C0B6"/>
+                <w:kern w:val="0"/>
+                <w:lang w:eastAsia="ru-RU"/>
+                <w14:ligatures w14:val="none"/>
+              </w:rPr>
+              <w:t>CharField</w:t>
+            </w:r>
+            <w:proofErr w:type="spellEnd"/>
           </w:p>
         </w:tc>
       </w:tr>
@@ -6974,6 +8071,7 @@
                 <w14:ligatures w14:val="none"/>
               </w:rPr>
             </w:pPr>
+            <w:proofErr w:type="spellStart"/>
             <w:r>
               <w:rPr>
                 <w:rFonts w:ascii="Courier New" w:eastAsia="Times New Roman" w:hAnsi="Courier New" w:cs="Courier New"/>
@@ -6986,6 +8084,7 @@
               </w:rPr>
               <w:t>date_start</w:t>
             </w:r>
+            <w:proofErr w:type="spellEnd"/>
           </w:p>
         </w:tc>
         <w:tc>
@@ -7005,6 +8104,7 @@
                 <w14:ligatures w14:val="none"/>
               </w:rPr>
             </w:pPr>
+            <w:proofErr w:type="spellStart"/>
             <w:r>
               <w:rPr>
                 <w:rFonts w:ascii="Times New Roman" w:eastAsia="Times New Roman" w:hAnsi="Times New Roman" w:cs="Times New Roman"/>
@@ -7015,6 +8115,7 @@
               </w:rPr>
               <w:t>DateField</w:t>
             </w:r>
+            <w:proofErr w:type="spellEnd"/>
           </w:p>
         </w:tc>
       </w:tr>
@@ -7112,6 +8213,7 @@
                 <w14:ligatures w14:val="none"/>
               </w:rPr>
             </w:pPr>
+            <w:proofErr w:type="spellStart"/>
             <w:r>
               <w:rPr>
                 <w:rFonts w:ascii="Courier New" w:eastAsia="Times New Roman" w:hAnsi="Courier New" w:cs="Courier New"/>
@@ -7124,6 +8226,7 @@
               </w:rPr>
               <w:t>date_end</w:t>
             </w:r>
+            <w:proofErr w:type="spellEnd"/>
           </w:p>
         </w:tc>
         <w:tc>
@@ -7143,6 +8246,7 @@
                 <w14:ligatures w14:val="none"/>
               </w:rPr>
             </w:pPr>
+            <w:proofErr w:type="spellStart"/>
             <w:r>
               <w:rPr>
                 <w:rFonts w:ascii="Times New Roman" w:eastAsia="Times New Roman" w:hAnsi="Times New Roman" w:cs="Times New Roman"/>
@@ -7153,6 +8257,7 @@
               </w:rPr>
               <w:t>DateField</w:t>
             </w:r>
+            <w:proofErr w:type="spellEnd"/>
           </w:p>
         </w:tc>
       </w:tr>
@@ -7250,6 +8355,7 @@
                 <w14:ligatures w14:val="none"/>
               </w:rPr>
             </w:pPr>
+            <w:proofErr w:type="spellStart"/>
             <w:r>
               <w:rPr>
                 <w:rFonts w:ascii="Courier New" w:eastAsia="Times New Roman" w:hAnsi="Courier New" w:cs="Courier New"/>
@@ -7262,6 +8368,7 @@
               </w:rPr>
               <w:t>plan_hours</w:t>
             </w:r>
+            <w:proofErr w:type="spellEnd"/>
           </w:p>
         </w:tc>
         <w:tc>
@@ -7281,6 +8388,7 @@
                 <w14:ligatures w14:val="none"/>
               </w:rPr>
             </w:pPr>
+            <w:proofErr w:type="spellStart"/>
             <w:r>
               <w:rPr>
                 <w:rFonts w:ascii="Times New Roman" w:eastAsia="Times New Roman" w:hAnsi="Times New Roman" w:cs="Times New Roman"/>
@@ -7291,6 +8399,7 @@
               </w:rPr>
               <w:t>JSONField</w:t>
             </w:r>
+            <w:proofErr w:type="spellEnd"/>
           </w:p>
         </w:tc>
       </w:tr>
@@ -7388,6 +8497,7 @@
                 <w14:ligatures w14:val="none"/>
               </w:rPr>
             </w:pPr>
+            <w:proofErr w:type="spellStart"/>
             <w:r>
               <w:rPr>
                 <w:rFonts w:ascii="Times New Roman" w:eastAsia="Times New Roman" w:hAnsi="Times New Roman" w:cs="Times New Roman"/>
@@ -7398,6 +8508,7 @@
               </w:rPr>
               <w:t>TaskExecutor</w:t>
             </w:r>
+            <w:proofErr w:type="spellEnd"/>
           </w:p>
         </w:tc>
         <w:tc>
@@ -7524,6 +8635,7 @@
                 <w14:ligatures w14:val="none"/>
               </w:rPr>
             </w:pPr>
+            <w:proofErr w:type="spellStart"/>
             <w:r>
               <w:rPr>
                 <w:rFonts w:ascii="Courier New" w:eastAsia="Times New Roman" w:hAnsi="Courier New" w:cs="Courier New"/>
@@ -7536,6 +8648,7 @@
               </w:rPr>
               <w:t>actions</w:t>
             </w:r>
+            <w:proofErr w:type="spellEnd"/>
           </w:p>
         </w:tc>
         <w:tc>
@@ -7555,6 +8668,7 @@
                 <w14:ligatures w14:val="none"/>
               </w:rPr>
             </w:pPr>
+            <w:proofErr w:type="spellStart"/>
             <w:r>
               <w:rPr>
                 <w:rFonts w:ascii="Times New Roman" w:eastAsia="Times New Roman" w:hAnsi="Times New Roman" w:cs="Times New Roman"/>
@@ -7565,6 +8679,7 @@
               </w:rPr>
               <w:t>JSONField</w:t>
             </w:r>
+            <w:proofErr w:type="spellEnd"/>
           </w:p>
         </w:tc>
       </w:tr>
@@ -7920,6 +9035,7 @@
                 <w14:ligatures w14:val="none"/>
               </w:rPr>
             </w:pPr>
+            <w:proofErr w:type="spellStart"/>
             <w:r>
               <w:rPr>
                 <w:rFonts w:ascii="Courier New" w:eastAsia="Times New Roman" w:hAnsi="Courier New" w:cs="Courier New"/>
@@ -7932,6 +9048,7 @@
               </w:rPr>
               <w:t>task_type</w:t>
             </w:r>
+            <w:proofErr w:type="spellEnd"/>
           </w:p>
         </w:tc>
         <w:tc>
@@ -8093,6 +9210,7 @@
                 <w14:ligatures w14:val="none"/>
               </w:rPr>
             </w:pPr>
+            <w:proofErr w:type="spellStart"/>
             <w:r>
               <w:rPr>
                 <w:rFonts w:ascii="Courier New" w:eastAsia="Times New Roman" w:hAnsi="Courier New" w:cs="Courier New"/>
@@ -8105,6 +9223,7 @@
               </w:rPr>
               <w:t>department</w:t>
             </w:r>
+            <w:proofErr w:type="spellEnd"/>
           </w:p>
         </w:tc>
         <w:tc>
@@ -8204,6 +9323,7 @@
                 <w:lang w:eastAsia="ru-RU"/>
                 <w14:ligatures w14:val="none"/>
               </w:rPr>
+              <w:lastRenderedPageBreak/>
               <w:t>3</w:t>
             </w:r>
           </w:p>
@@ -8266,6 +9386,7 @@
                 <w14:ligatures w14:val="none"/>
               </w:rPr>
             </w:pPr>
+            <w:proofErr w:type="spellStart"/>
             <w:r>
               <w:rPr>
                 <w:rFonts w:ascii="Courier New" w:eastAsia="Times New Roman" w:hAnsi="Courier New" w:cs="Courier New"/>
@@ -8276,8 +9397,35 @@
                 <w:lang w:eastAsia="ru-RU"/>
                 <w14:ligatures w14:val="none"/>
               </w:rPr>
-              <w:t>pp_project.up_project</w:t>
-            </w:r>
+              <w:t>pp_</w:t>
+            </w:r>
+            <w:proofErr w:type="gramStart"/>
+            <w:r>
+              <w:rPr>
+                <w:rFonts w:ascii="Courier New" w:eastAsia="Times New Roman" w:hAnsi="Courier New" w:cs="Courier New"/>
+                <w:color w:val="FE8181"/>
+                <w:kern w:val="0"/>
+                <w:sz w:val="20"/>
+                <w:szCs w:val="20"/>
+                <w:lang w:eastAsia="ru-RU"/>
+                <w14:ligatures w14:val="none"/>
+              </w:rPr>
+              <w:t>project.up</w:t>
+            </w:r>
+            <w:proofErr w:type="gramEnd"/>
+            <w:r>
+              <w:rPr>
+                <w:rFonts w:ascii="Courier New" w:eastAsia="Times New Roman" w:hAnsi="Courier New" w:cs="Courier New"/>
+                <w:color w:val="FE8181"/>
+                <w:kern w:val="0"/>
+                <w:sz w:val="20"/>
+                <w:szCs w:val="20"/>
+                <w:lang w:eastAsia="ru-RU"/>
+                <w14:ligatures w14:val="none"/>
+              </w:rPr>
+              <w:t>_project</w:t>
+            </w:r>
+            <w:proofErr w:type="spellEnd"/>
           </w:p>
         </w:tc>
         <w:tc>
@@ -8439,6 +9587,7 @@
                 <w14:ligatures w14:val="none"/>
               </w:rPr>
             </w:pPr>
+            <w:proofErr w:type="spellStart"/>
             <w:r>
               <w:rPr>
                 <w:rFonts w:ascii="Courier New" w:eastAsia="Times New Roman" w:hAnsi="Courier New" w:cs="Courier New"/>
@@ -8451,6 +9600,7 @@
               </w:rPr>
               <w:t>work_name</w:t>
             </w:r>
+            <w:proofErr w:type="spellEnd"/>
           </w:p>
         </w:tc>
         <w:tc>
@@ -8612,6 +9762,7 @@
                 <w14:ligatures w14:val="none"/>
               </w:rPr>
             </w:pPr>
+            <w:proofErr w:type="spellStart"/>
             <w:r>
               <w:rPr>
                 <w:rFonts w:ascii="Courier New" w:eastAsia="Times New Roman" w:hAnsi="Courier New" w:cs="Courier New"/>
@@ -8624,6 +9775,7 @@
               </w:rPr>
               <w:t>work_num</w:t>
             </w:r>
+            <w:proofErr w:type="spellEnd"/>
           </w:p>
         </w:tc>
         <w:tc>
@@ -8785,6 +9937,7 @@
                 <w14:ligatures w14:val="none"/>
               </w:rPr>
             </w:pPr>
+            <w:proofErr w:type="spellStart"/>
             <w:r>
               <w:rPr>
                 <w:rFonts w:ascii="Courier New" w:eastAsia="Times New Roman" w:hAnsi="Courier New" w:cs="Courier New"/>
@@ -8797,6 +9950,7 @@
               </w:rPr>
               <w:t>work_designation</w:t>
             </w:r>
+            <w:proofErr w:type="spellEnd"/>
           </w:p>
         </w:tc>
         <w:tc>
@@ -8958,6 +10112,7 @@
                 <w14:ligatures w14:val="none"/>
               </w:rPr>
             </w:pPr>
+            <w:proofErr w:type="spellStart"/>
             <w:r>
               <w:rPr>
                 <w:rFonts w:ascii="Courier New" w:eastAsia="Times New Roman" w:hAnsi="Courier New" w:cs="Courier New"/>
@@ -8970,6 +10125,7 @@
               </w:rPr>
               <w:t>stage_num</w:t>
             </w:r>
+            <w:proofErr w:type="spellEnd"/>
           </w:p>
         </w:tc>
         <w:tc>
@@ -9314,6 +10470,7 @@
                 <w14:ligatures w14:val="none"/>
               </w:rPr>
             </w:pPr>
+            <w:proofErr w:type="spellStart"/>
             <w:r>
               <w:rPr>
                 <w:rFonts w:ascii="Courier New" w:eastAsia="Times New Roman" w:hAnsi="Courier New" w:cs="Courier New"/>
@@ -9326,6 +10483,7 @@
               </w:rPr>
               <w:t>date_end</w:t>
             </w:r>
+            <w:proofErr w:type="spellEnd"/>
             <w:r>
               <w:rPr>
                 <w:rFonts w:ascii="Times New Roman" w:eastAsia="Times New Roman" w:hAnsi="Times New Roman" w:cs="Times New Roman"/>
@@ -9497,6 +10655,7 @@
                 <w14:ligatures w14:val="none"/>
               </w:rPr>
             </w:pPr>
+            <w:proofErr w:type="spellStart"/>
             <w:r>
               <w:rPr>
                 <w:rFonts w:ascii="Courier New" w:eastAsia="Times New Roman" w:hAnsi="Courier New" w:cs="Courier New"/>
@@ -9509,6 +10668,7 @@
               </w:rPr>
               <w:t>date_start</w:t>
             </w:r>
+            <w:proofErr w:type="spellEnd"/>
           </w:p>
         </w:tc>
         <w:tc>
@@ -9673,6 +10833,7 @@
                 <w14:ligatures w14:val="none"/>
               </w:rPr>
             </w:pPr>
+            <w:proofErr w:type="spellStart"/>
             <w:r>
               <w:rPr>
                 <w:rFonts w:ascii="Courier New" w:eastAsia="Times New Roman" w:hAnsi="Courier New" w:cs="Courier New"/>
@@ -9685,6 +10846,7 @@
               </w:rPr>
               <w:t>date_end</w:t>
             </w:r>
+            <w:proofErr w:type="spellEnd"/>
           </w:p>
         </w:tc>
         <w:tc>
@@ -9849,6 +11011,7 @@
                 <w14:ligatures w14:val="none"/>
               </w:rPr>
             </w:pPr>
+            <w:proofErr w:type="spellStart"/>
             <w:r>
               <w:rPr>
                 <w:rFonts w:ascii="Courier New" w:eastAsia="Times New Roman" w:hAnsi="Courier New" w:cs="Courier New"/>
@@ -9861,6 +11024,7 @@
               </w:rPr>
               <w:t>executor</w:t>
             </w:r>
+            <w:proofErr w:type="spellEnd"/>
             <w:r>
               <w:rPr>
                 <w:rFonts w:ascii="Times New Roman" w:eastAsia="Times New Roman" w:hAnsi="Times New Roman" w:cs="Times New Roman"/>
@@ -9871,6 +11035,7 @@
               </w:rPr>
               <w:t> / </w:t>
             </w:r>
+            <w:proofErr w:type="spellStart"/>
             <w:r>
               <w:rPr>
                 <w:rFonts w:ascii="Courier New" w:eastAsia="Times New Roman" w:hAnsi="Courier New" w:cs="Courier New"/>
@@ -9883,6 +11048,7 @@
               </w:rPr>
               <w:t>executor_name_raw</w:t>
             </w:r>
+            <w:proofErr w:type="spellEnd"/>
           </w:p>
         </w:tc>
         <w:tc>
@@ -10047,6 +11213,7 @@
                 <w14:ligatures w14:val="none"/>
               </w:rPr>
             </w:pPr>
+            <w:proofErr w:type="spellStart"/>
             <w:r>
               <w:rPr>
                 <w:rFonts w:ascii="Courier New" w:eastAsia="Times New Roman" w:hAnsi="Courier New" w:cs="Courier New"/>
@@ -10059,6 +11226,7 @@
               </w:rPr>
               <w:t>plan_hours</w:t>
             </w:r>
+            <w:proofErr w:type="spellEnd"/>
           </w:p>
         </w:tc>
         <w:tc>
@@ -10223,6 +11391,7 @@
                 <w14:ligatures w14:val="none"/>
               </w:rPr>
             </w:pPr>
+            <w:proofErr w:type="spellStart"/>
             <w:r>
               <w:rPr>
                 <w:rFonts w:ascii="Times New Roman" w:eastAsia="Times New Roman" w:hAnsi="Times New Roman" w:cs="Times New Roman"/>
@@ -10233,6 +11402,7 @@
               </w:rPr>
               <w:t>TaskExecutor</w:t>
             </w:r>
+            <w:proofErr w:type="spellEnd"/>
           </w:p>
         </w:tc>
         <w:tc>
@@ -10397,6 +11567,7 @@
                 <w14:ligatures w14:val="none"/>
               </w:rPr>
             </w:pPr>
+            <w:proofErr w:type="spellStart"/>
             <w:r>
               <w:rPr>
                 <w:rFonts w:ascii="Courier New" w:eastAsia="Times New Roman" w:hAnsi="Courier New" w:cs="Courier New"/>
@@ -10409,15 +11580,38 @@
               </w:rPr>
               <w:t>labor</w:t>
             </w:r>
-            <w:r>
-              <w:rPr>
-                <w:rFonts w:ascii="Times New Roman" w:eastAsia="Times New Roman" w:hAnsi="Times New Roman" w:cs="Times New Roman"/>
-                <w:color w:val="C2C0B6"/>
-                <w:kern w:val="0"/>
-                <w:lang w:eastAsia="ru-RU"/>
-                <w14:ligatures w14:val="none"/>
-              </w:rPr>
-              <w:t> (справочно)</w:t>
+            <w:proofErr w:type="spellEnd"/>
+            <w:r>
+              <w:rPr>
+                <w:rFonts w:ascii="Times New Roman" w:eastAsia="Times New Roman" w:hAnsi="Times New Roman" w:cs="Times New Roman"/>
+                <w:color w:val="C2C0B6"/>
+                <w:kern w:val="0"/>
+                <w:lang w:eastAsia="ru-RU"/>
+                <w14:ligatures w14:val="none"/>
+              </w:rPr>
+              <w:t> (</w:t>
+            </w:r>
+            <w:proofErr w:type="spellStart"/>
+            <w:r>
+              <w:rPr>
+                <w:rFonts w:ascii="Times New Roman" w:eastAsia="Times New Roman" w:hAnsi="Times New Roman" w:cs="Times New Roman"/>
+                <w:color w:val="C2C0B6"/>
+                <w:kern w:val="0"/>
+                <w:lang w:eastAsia="ru-RU"/>
+                <w14:ligatures w14:val="none"/>
+              </w:rPr>
+              <w:t>справочно</w:t>
+            </w:r>
+            <w:proofErr w:type="spellEnd"/>
+            <w:r>
+              <w:rPr>
+                <w:rFonts w:ascii="Times New Roman" w:eastAsia="Times New Roman" w:hAnsi="Times New Roman" w:cs="Times New Roman"/>
+                <w:color w:val="C2C0B6"/>
+                <w:kern w:val="0"/>
+                <w:lang w:eastAsia="ru-RU"/>
+                <w14:ligatures w14:val="none"/>
+              </w:rPr>
+              <w:t>)</w:t>
             </w:r>
           </w:p>
         </w:tc>
@@ -10547,7 +11741,6 @@
           <w:sz w:val="36"/>
           <w:szCs w:val="36"/>
         </w:rPr>
-        <w:lastRenderedPageBreak/>
         <w:t>Модуль «План/отчёт»</w:t>
       </w:r>
       <w:r>
@@ -10809,6 +12002,7 @@
           <w:sz w:val="28"/>
           <w:szCs w:val="28"/>
         </w:rPr>
+        <w:lastRenderedPageBreak/>
         <w:t xml:space="preserve">есть ли </w:t>
       </w:r>
       <w:r>
@@ -11010,7 +12204,6 @@
           <w:szCs w:val="28"/>
           <w:highlight w:val="yellow"/>
         </w:rPr>
-        <w:lastRenderedPageBreak/>
         <w:t>Проверка пересечений</w:t>
       </w:r>
       <w:r>
@@ -11263,6 +12456,7 @@
           <w:sz w:val="28"/>
           <w:szCs w:val="28"/>
         </w:rPr>
+        <w:lastRenderedPageBreak/>
         <w:t>Пользователь при заполнении отчёта может откорректировать наименование и обозначение.</w:t>
       </w:r>
     </w:p>
@@ -11311,7 +12505,25 @@
           <w:sz w:val="28"/>
           <w:szCs w:val="28"/>
         </w:rPr>
-        <w:t>Колонка нормоконтрооль заполняется из выпадающего списка. Варианты: штатный, 029</w:t>
+        <w:t xml:space="preserve">Колонка </w:t>
+      </w:r>
+      <w:proofErr w:type="spellStart"/>
+      <w:r>
+        <w:rPr>
+          <w:rFonts w:ascii="Calibri" w:hAnsi="Calibri" w:cs="Calibri"/>
+          <w:sz w:val="28"/>
+          <w:szCs w:val="28"/>
+        </w:rPr>
+        <w:t>нормоконтрооль</w:t>
+      </w:r>
+      <w:proofErr w:type="spellEnd"/>
+      <w:r>
+        <w:rPr>
+          <w:rFonts w:ascii="Calibri" w:hAnsi="Calibri" w:cs="Calibri"/>
+          <w:sz w:val="28"/>
+          <w:szCs w:val="28"/>
+        </w:rPr>
+        <w:t xml:space="preserve"> заполняется из выпадающего списка. Варианты: штатный, 029</w:t>
       </w:r>
     </w:p>
     <w:p>
@@ -11343,7 +12555,25 @@
           <w:sz w:val="28"/>
           <w:szCs w:val="28"/>
         </w:rPr>
-        <w:t>должна появиться дополнительнгаяколонка вначале таблицы с</w:t>
+        <w:t xml:space="preserve">должна появиться </w:t>
+      </w:r>
+      <w:proofErr w:type="spellStart"/>
+      <w:r>
+        <w:rPr>
+          <w:rFonts w:ascii="Calibri" w:hAnsi="Calibri" w:cs="Calibri"/>
+          <w:sz w:val="28"/>
+          <w:szCs w:val="28"/>
+        </w:rPr>
+        <w:t>дополнительнгаяколонка</w:t>
+      </w:r>
+      <w:proofErr w:type="spellEnd"/>
+      <w:r>
+        <w:rPr>
+          <w:rFonts w:ascii="Calibri" w:hAnsi="Calibri" w:cs="Calibri"/>
+          <w:sz w:val="28"/>
+          <w:szCs w:val="28"/>
+        </w:rPr>
+        <w:t xml:space="preserve"> вначале таблицы с</w:t>
       </w:r>
       <w:r>
         <w:rPr>
@@ -11384,7 +12614,25 @@
           <w:sz w:val="28"/>
           <w:szCs w:val="28"/>
         </w:rPr>
-        <w:t xml:space="preserve">, в которой дроп даун дает варианты «ИИ» или «ПИ», </w:t>
+        <w:t xml:space="preserve">, в которой </w:t>
+      </w:r>
+      <w:proofErr w:type="spellStart"/>
+      <w:r>
+        <w:rPr>
+          <w:rFonts w:ascii="Calibri" w:hAnsi="Calibri" w:cs="Calibri"/>
+          <w:sz w:val="28"/>
+          <w:szCs w:val="28"/>
+        </w:rPr>
+        <w:t>дроп</w:t>
+      </w:r>
+      <w:proofErr w:type="spellEnd"/>
+      <w:r>
+        <w:rPr>
+          <w:rFonts w:ascii="Calibri" w:hAnsi="Calibri" w:cs="Calibri"/>
+          <w:sz w:val="28"/>
+          <w:szCs w:val="28"/>
+        </w:rPr>
+        <w:t xml:space="preserve"> даун дает варианты «ИИ» или «ПИ», </w:t>
       </w:r>
       <w:r>
         <w:rPr>
@@ -11512,7 +12760,25 @@
           <w:sz w:val="28"/>
           <w:szCs w:val="28"/>
         </w:rPr>
-        <w:t xml:space="preserve"> изв.</w:t>
+        <w:t xml:space="preserve"> </w:t>
+      </w:r>
+      <w:proofErr w:type="spellStart"/>
+      <w:r>
+        <w:rPr>
+          <w:rFonts w:ascii="Calibri" w:hAnsi="Calibri" w:cs="Calibri"/>
+          <w:sz w:val="28"/>
+          <w:szCs w:val="28"/>
+        </w:rPr>
+        <w:t>изв</w:t>
+      </w:r>
+      <w:proofErr w:type="spellEnd"/>
+      <w:r>
+        <w:rPr>
+          <w:rFonts w:ascii="Calibri" w:hAnsi="Calibri" w:cs="Calibri"/>
+          <w:sz w:val="28"/>
+          <w:szCs w:val="28"/>
+        </w:rPr>
+        <w:t>.</w:t>
       </w:r>
       <w:r>
         <w:rPr>
@@ -11585,8 +12851,18 @@
           <w:sz w:val="28"/>
           <w:szCs w:val="28"/>
         </w:rPr>
-        <w:t>Вид doc</w:t>
-      </w:r>
+        <w:t xml:space="preserve">Вид </w:t>
+      </w:r>
+      <w:proofErr w:type="spellStart"/>
+      <w:r>
+        <w:rPr>
+          <w:rFonts w:ascii="Calibri" w:hAnsi="Calibri" w:cs="Calibri"/>
+          <w:sz w:val="28"/>
+          <w:szCs w:val="28"/>
+        </w:rPr>
+        <w:t>doc</w:t>
+      </w:r>
+      <w:proofErr w:type="spellEnd"/>
       <w:r>
         <w:rPr>
           <w:rFonts w:ascii="Calibri" w:hAnsi="Calibri" w:cs="Calibri"/>
@@ -11601,8 +12877,18 @@
           <w:sz w:val="28"/>
           <w:szCs w:val="28"/>
         </w:rPr>
-        <w:t>Класс doc</w:t>
-      </w:r>
+        <w:t xml:space="preserve">Класс </w:t>
+      </w:r>
+      <w:proofErr w:type="spellStart"/>
+      <w:r>
+        <w:rPr>
+          <w:rFonts w:ascii="Calibri" w:hAnsi="Calibri" w:cs="Calibri"/>
+          <w:sz w:val="28"/>
+          <w:szCs w:val="28"/>
+        </w:rPr>
+        <w:t>doc</w:t>
+      </w:r>
+      <w:proofErr w:type="spellEnd"/>
       <w:r>
         <w:rPr>
           <w:rFonts w:ascii="Calibri" w:hAnsi="Calibri" w:cs="Calibri"/>
@@ -11611,13 +12897,23 @@
         </w:rPr>
         <w:t xml:space="preserve">, </w:t>
       </w:r>
-      <w:r>
-        <w:rPr>
-          <w:rFonts w:ascii="Calibri" w:hAnsi="Calibri" w:cs="Calibri"/>
-          <w:sz w:val="28"/>
-          <w:szCs w:val="28"/>
-        </w:rPr>
-        <w:t>Коэфф. сл./новизны</w:t>
+      <w:proofErr w:type="spellStart"/>
+      <w:r>
+        <w:rPr>
+          <w:rFonts w:ascii="Calibri" w:hAnsi="Calibri" w:cs="Calibri"/>
+          <w:sz w:val="28"/>
+          <w:szCs w:val="28"/>
+        </w:rPr>
+        <w:t>Коэфф</w:t>
+      </w:r>
+      <w:proofErr w:type="spellEnd"/>
+      <w:r>
+        <w:rPr>
+          <w:rFonts w:ascii="Calibri" w:hAnsi="Calibri" w:cs="Calibri"/>
+          <w:sz w:val="28"/>
+          <w:szCs w:val="28"/>
+        </w:rPr>
+        <w:t>. сл./новизны</w:t>
       </w:r>
       <w:r>
         <w:rPr>
@@ -11682,16 +12978,25 @@
           <w:sz w:val="28"/>
           <w:szCs w:val="28"/>
         </w:rPr>
-        <w:t xml:space="preserve">по задаче в случае типа "корректировка документа" добавлять колонку "срок </w:t>
-      </w:r>
-      <w:r>
-        <w:rPr>
-          <w:rFonts w:ascii="Calibri" w:hAnsi="Calibri" w:cs="Calibri"/>
-          <w:sz w:val="28"/>
-          <w:szCs w:val="28"/>
-        </w:rPr>
-        <w:lastRenderedPageBreak/>
-        <w:t>действия" после колонки "дата выпуска". Если в дропдауне выбран ИИ, то срок действия становится неактивен</w:t>
+        <w:t xml:space="preserve">по задаче в случае типа "корректировка документа" добавлять колонку "срок действия" после колонки "дата выпуска". Если в </w:t>
+      </w:r>
+      <w:proofErr w:type="spellStart"/>
+      <w:r>
+        <w:rPr>
+          <w:rFonts w:ascii="Calibri" w:hAnsi="Calibri" w:cs="Calibri"/>
+          <w:sz w:val="28"/>
+          <w:szCs w:val="28"/>
+        </w:rPr>
+        <w:t>дропдауне</w:t>
+      </w:r>
+      <w:proofErr w:type="spellEnd"/>
+      <w:r>
+        <w:rPr>
+          <w:rFonts w:ascii="Calibri" w:hAnsi="Calibri" w:cs="Calibri"/>
+          <w:sz w:val="28"/>
+          <w:szCs w:val="28"/>
+        </w:rPr>
+        <w:t xml:space="preserve"> выбран ИИ, то срок действия становится неактивен</w:t>
       </w:r>
     </w:p>
     <w:p>
@@ -11723,7 +13028,43 @@
           <w:sz w:val="28"/>
           <w:szCs w:val="28"/>
         </w:rPr>
-        <w:t>поля «инвентарный», «дата принятия», вид, класс, «листов…», норматив, коэфф, нормоконторль, для этого случая делаются</w:t>
+        <w:t xml:space="preserve">поля «инвентарный», «дата принятия», вид, класс, «листов…», норматив, </w:t>
+      </w:r>
+      <w:proofErr w:type="spellStart"/>
+      <w:r>
+        <w:rPr>
+          <w:rFonts w:ascii="Calibri" w:hAnsi="Calibri" w:cs="Calibri"/>
+          <w:sz w:val="28"/>
+          <w:szCs w:val="28"/>
+        </w:rPr>
+        <w:t>коэфф</w:t>
+      </w:r>
+      <w:proofErr w:type="spellEnd"/>
+      <w:r>
+        <w:rPr>
+          <w:rFonts w:ascii="Calibri" w:hAnsi="Calibri" w:cs="Calibri"/>
+          <w:sz w:val="28"/>
+          <w:szCs w:val="28"/>
+        </w:rPr>
+        <w:t xml:space="preserve">, </w:t>
+      </w:r>
+      <w:proofErr w:type="spellStart"/>
+      <w:r>
+        <w:rPr>
+          <w:rFonts w:ascii="Calibri" w:hAnsi="Calibri" w:cs="Calibri"/>
+          <w:sz w:val="28"/>
+          <w:szCs w:val="28"/>
+        </w:rPr>
+        <w:t>нормоконторль</w:t>
+      </w:r>
+      <w:proofErr w:type="spellEnd"/>
+      <w:r>
+        <w:rPr>
+          <w:rFonts w:ascii="Calibri" w:hAnsi="Calibri" w:cs="Calibri"/>
+          <w:sz w:val="28"/>
+          <w:szCs w:val="28"/>
+        </w:rPr>
+        <w:t>, для этого случая делаются</w:t>
       </w:r>
       <w:r>
         <w:rPr>
@@ -11755,8 +13096,18 @@
           <w:sz w:val="28"/>
           <w:szCs w:val="28"/>
         </w:rPr>
-        <w:t>БВД становитсяобязательным</w:t>
-      </w:r>
+        <w:t xml:space="preserve">БВД </w:t>
+      </w:r>
+      <w:proofErr w:type="spellStart"/>
+      <w:r>
+        <w:rPr>
+          <w:rFonts w:ascii="Calibri" w:hAnsi="Calibri" w:cs="Calibri"/>
+          <w:sz w:val="28"/>
+          <w:szCs w:val="28"/>
+        </w:rPr>
+        <w:t>становитсяобязательным</w:t>
+      </w:r>
+      <w:proofErr w:type="spellEnd"/>
     </w:p>
     <w:p>
       <w:pPr>
@@ -11779,7 +13130,43 @@
           <w:sz w:val="28"/>
           <w:szCs w:val="28"/>
         </w:rPr>
-        <w:t xml:space="preserve">В случае если тип работы сопровождение (окан), то поля наименование , обозначение заполняются из ЕТБД из соответствующих ячеек, поля </w:t>
+        <w:t>В случае если тип работы сопровождение (</w:t>
+      </w:r>
+      <w:proofErr w:type="spellStart"/>
+      <w:r>
+        <w:rPr>
+          <w:rFonts w:ascii="Calibri" w:hAnsi="Calibri" w:cs="Calibri"/>
+          <w:sz w:val="28"/>
+          <w:szCs w:val="28"/>
+        </w:rPr>
+        <w:t>окан</w:t>
+      </w:r>
+      <w:proofErr w:type="spellEnd"/>
+      <w:r>
+        <w:rPr>
+          <w:rFonts w:ascii="Calibri" w:hAnsi="Calibri" w:cs="Calibri"/>
+          <w:sz w:val="28"/>
+          <w:szCs w:val="28"/>
+        </w:rPr>
+        <w:t xml:space="preserve">), то поля </w:t>
+      </w:r>
+      <w:proofErr w:type="gramStart"/>
+      <w:r>
+        <w:rPr>
+          <w:rFonts w:ascii="Calibri" w:hAnsi="Calibri" w:cs="Calibri"/>
+          <w:sz w:val="28"/>
+          <w:szCs w:val="28"/>
+        </w:rPr>
+        <w:t>наименование ,</w:t>
+      </w:r>
+      <w:proofErr w:type="gramEnd"/>
+      <w:r>
+        <w:rPr>
+          <w:rFonts w:ascii="Calibri" w:hAnsi="Calibri" w:cs="Calibri"/>
+          <w:sz w:val="28"/>
+          <w:szCs w:val="28"/>
+        </w:rPr>
+        <w:t xml:space="preserve"> обозначение заполняются из ЕТБД из соответствующих ячеек, поля </w:t>
       </w:r>
       <w:r>
         <w:rPr>
@@ -11819,8 +13206,18 @@
           <w:sz w:val="28"/>
           <w:szCs w:val="28"/>
         </w:rPr>
-        <w:t>Вид doc</w:t>
-      </w:r>
+        <w:t xml:space="preserve">Вид </w:t>
+      </w:r>
+      <w:proofErr w:type="spellStart"/>
+      <w:r>
+        <w:rPr>
+          <w:rFonts w:ascii="Calibri" w:hAnsi="Calibri" w:cs="Calibri"/>
+          <w:sz w:val="28"/>
+          <w:szCs w:val="28"/>
+        </w:rPr>
+        <w:t>doc</w:t>
+      </w:r>
+      <w:proofErr w:type="spellEnd"/>
       <w:r>
         <w:rPr>
           <w:rFonts w:ascii="Calibri" w:hAnsi="Calibri" w:cs="Calibri"/>
@@ -11836,7 +13233,16 @@
           <w:szCs w:val="28"/>
         </w:rPr>
         <w:tab/>
-        <w:t>Класс doc</w:t>
+        <w:t xml:space="preserve">Класс </w:t>
+      </w:r>
+      <w:proofErr w:type="spellStart"/>
+      <w:r>
+        <w:rPr>
+          <w:rFonts w:ascii="Calibri" w:hAnsi="Calibri" w:cs="Calibri"/>
+          <w:sz w:val="28"/>
+          <w:szCs w:val="28"/>
+        </w:rPr>
+        <w:t>doc</w:t>
       </w:r>
       <w:r>
         <w:rPr>
@@ -11852,7 +13258,16 @@
           <w:sz w:val="28"/>
           <w:szCs w:val="28"/>
         </w:rPr>
-        <w:t>Листов А4 (факт)</w:t>
+        <w:t>Листов</w:t>
+      </w:r>
+      <w:proofErr w:type="spellEnd"/>
+      <w:r>
+        <w:rPr>
+          <w:rFonts w:ascii="Calibri" w:hAnsi="Calibri" w:cs="Calibri"/>
+          <w:sz w:val="28"/>
+          <w:szCs w:val="28"/>
+        </w:rPr>
+        <w:t xml:space="preserve"> А4 (факт)</w:t>
       </w:r>
       <w:r>
         <w:rPr>
@@ -11885,7 +13300,24 @@
           <w:szCs w:val="28"/>
         </w:rPr>
         <w:tab/>
-        <w:t>Коэфф. сл./новизны</w:t>
+      </w:r>
+      <w:proofErr w:type="spellStart"/>
+      <w:r>
+        <w:rPr>
+          <w:rFonts w:ascii="Calibri" w:hAnsi="Calibri" w:cs="Calibri"/>
+          <w:sz w:val="28"/>
+          <w:szCs w:val="28"/>
+        </w:rPr>
+        <w:t>Коэфф</w:t>
+      </w:r>
+      <w:proofErr w:type="spellEnd"/>
+      <w:r>
+        <w:rPr>
+          <w:rFonts w:ascii="Calibri" w:hAnsi="Calibri" w:cs="Calibri"/>
+          <w:sz w:val="28"/>
+          <w:szCs w:val="28"/>
+        </w:rPr>
+        <w:t>. сл./новизны</w:t>
       </w:r>
       <w:r>
         <w:rPr>
@@ -11949,6 +13381,7 @@
           <w:sz w:val="28"/>
           <w:szCs w:val="28"/>
         </w:rPr>
+        <w:lastRenderedPageBreak/>
         <w:t>Делать проверку, что в окне ссылка формат данных действительно соответствует интернет-ссылке.</w:t>
       </w:r>
     </w:p>
@@ -11975,7 +13408,27 @@
           <w:szCs w:val="28"/>
           <w:highlight w:val="yellow"/>
         </w:rPr>
-        <w:t xml:space="preserve">В отчёте </w:t>
+        <w:t xml:space="preserve">В </w:t>
+      </w:r>
+      <w:proofErr w:type="gramStart"/>
+      <w:r>
+        <w:rPr>
+          <w:rFonts w:ascii="Calibri" w:hAnsi="Calibri" w:cs="Calibri"/>
+          <w:sz w:val="28"/>
+          <w:szCs w:val="28"/>
+          <w:highlight w:val="yellow"/>
+        </w:rPr>
+        <w:t>отчёте</w:t>
+      </w:r>
+      <w:proofErr w:type="gramEnd"/>
+      <w:r>
+        <w:rPr>
+          <w:rFonts w:ascii="Calibri" w:hAnsi="Calibri" w:cs="Calibri"/>
+          <w:sz w:val="28"/>
+          <w:szCs w:val="28"/>
+          <w:highlight w:val="yellow"/>
+        </w:rPr>
+        <w:t xml:space="preserve"> </w:t>
       </w:r>
       <w:r>
         <w:rPr>
@@ -12201,16 +13654,7 @@
           <w:sz w:val="28"/>
           <w:szCs w:val="28"/>
         </w:rPr>
-        <w:t xml:space="preserve">Должности сотрудников: инженер-конструктор, инженер-конструктор 3 категории, инженер-конструктор 2 категории, </w:t>
-      </w:r>
-      <w:r>
-        <w:rPr>
-          <w:rFonts w:ascii="Calibri" w:hAnsi="Calibri" w:cs="Calibri"/>
-          <w:sz w:val="28"/>
-          <w:szCs w:val="28"/>
-        </w:rPr>
-        <w:lastRenderedPageBreak/>
-        <w:t xml:space="preserve">инженер-конструктор 1 категории, ведущий инженер-конструктор, начальник сектора, руководитель направления, начальник сектора, начальник отдела, заместитель начальника отдела, заместитель начальника отдела – начальник сектора, заместитель руководителя НТЦ, руководитель НТЦ. </w:t>
+        <w:t xml:space="preserve">Должности сотрудников: инженер-конструктор, инженер-конструктор 3 категории, инженер-конструктор 2 категории, инженер-конструктор 1 категории, ведущий инженер-конструктор, начальник сектора, руководитель направления, начальник сектора, начальник отдела, заместитель начальника отдела, заместитель начальника отдела – начальник сектора, заместитель руководителя НТЦ, руководитель НТЦ. </w:t>
       </w:r>
     </w:p>
     <w:p>
@@ -12313,30 +13757,40 @@
                 <w:sz w:val="28"/>
                 <w:szCs w:val="28"/>
               </w:rPr>
-              <w:t>инженер-конструктор, инженер-конструктор 3 категории, инженер-конструктор 2 категории, инженер-конструктор 1 категории, ведущий инженер-конструктор, начальник сектора, руководитель направления</w:t>
-            </w:r>
-          </w:p>
-        </w:tc>
-        <w:tc>
-          <w:tcPr>
-            <w:tcW w:w="4061" w:type="dxa"/>
-          </w:tcPr>
-          <w:p>
-            <w:pPr>
-              <w:spacing w:after="120" w:line="276" w:lineRule="auto"/>
-              <w:ind w:left="720"/>
+              <w:t xml:space="preserve">инженер-конструктор, инженер-конструктор 3 категории, инженер-конструктор 2 категории, инженер-конструктор 1 категории, ведущий инженер-конструктор, начальник сектора, </w:t>
+            </w:r>
+            <w:r>
               <w:rPr>
                 <w:rFonts w:ascii="Calibri" w:hAnsi="Calibri" w:cs="Calibri"/>
                 <w:sz w:val="28"/>
                 <w:szCs w:val="28"/>
               </w:rPr>
-            </w:pPr>
-            <w:r>
+              <w:lastRenderedPageBreak/>
+              <w:t>руководитель направления</w:t>
+            </w:r>
+          </w:p>
+        </w:tc>
+        <w:tc>
+          <w:tcPr>
+            <w:tcW w:w="4061" w:type="dxa"/>
+          </w:tcPr>
+          <w:p>
+            <w:pPr>
+              <w:spacing w:after="120" w:line="276" w:lineRule="auto"/>
+              <w:ind w:left="720"/>
               <w:rPr>
                 <w:rFonts w:ascii="Calibri" w:hAnsi="Calibri" w:cs="Calibri"/>
                 <w:sz w:val="28"/>
                 <w:szCs w:val="28"/>
               </w:rPr>
+            </w:pPr>
+            <w:r>
+              <w:rPr>
+                <w:rFonts w:ascii="Calibri" w:hAnsi="Calibri" w:cs="Calibri"/>
+                <w:sz w:val="28"/>
+                <w:szCs w:val="28"/>
+              </w:rPr>
+              <w:lastRenderedPageBreak/>
               <w:t>сектор</w:t>
             </w:r>
           </w:p>
@@ -12536,7 +13990,47 @@
           <w:sz w:val="28"/>
           <w:szCs w:val="28"/>
         </w:rPr>
-        <w:t>Модуль финансовый (пересчёт в зп, цена работ и тд – на будущее)</w:t>
+        <w:t xml:space="preserve">Модуль финансовый (пересчёт в </w:t>
+      </w:r>
+      <w:proofErr w:type="spellStart"/>
+      <w:r>
+        <w:rPr>
+          <w:rFonts w:ascii="Calibri" w:hAnsi="Calibri" w:cs="Calibri"/>
+          <w:color w:val="A6A6A6" w:themeColor="background1" w:themeShade="A6"/>
+          <w:sz w:val="28"/>
+          <w:szCs w:val="28"/>
+        </w:rPr>
+        <w:t>зп</w:t>
+      </w:r>
+      <w:proofErr w:type="spellEnd"/>
+      <w:r>
+        <w:rPr>
+          <w:rFonts w:ascii="Calibri" w:hAnsi="Calibri" w:cs="Calibri"/>
+          <w:color w:val="A6A6A6" w:themeColor="background1" w:themeShade="A6"/>
+          <w:sz w:val="28"/>
+          <w:szCs w:val="28"/>
+        </w:rPr>
+        <w:t xml:space="preserve">, цена работ и </w:t>
+      </w:r>
+      <w:proofErr w:type="spellStart"/>
+      <w:r>
+        <w:rPr>
+          <w:rFonts w:ascii="Calibri" w:hAnsi="Calibri" w:cs="Calibri"/>
+          <w:color w:val="A6A6A6" w:themeColor="background1" w:themeShade="A6"/>
+          <w:sz w:val="28"/>
+          <w:szCs w:val="28"/>
+        </w:rPr>
+        <w:t>тд</w:t>
+      </w:r>
+      <w:proofErr w:type="spellEnd"/>
+      <w:r>
+        <w:rPr>
+          <w:rFonts w:ascii="Calibri" w:hAnsi="Calibri" w:cs="Calibri"/>
+          <w:color w:val="A6A6A6" w:themeColor="background1" w:themeShade="A6"/>
+          <w:sz w:val="28"/>
+          <w:szCs w:val="28"/>
+        </w:rPr>
+        <w:t xml:space="preserve"> – на будущее)</w:t>
       </w:r>
     </w:p>
     <w:p>
@@ -12733,7 +14227,25 @@
                 <w:sz w:val="28"/>
                 <w:szCs w:val="28"/>
               </w:rPr>
-              <w:t>омер изв.</w:t>
+              <w:t xml:space="preserve">омер </w:t>
+            </w:r>
+            <w:proofErr w:type="spellStart"/>
+            <w:r>
+              <w:rPr>
+                <w:rFonts w:ascii="Calibri" w:hAnsi="Calibri" w:cs="Calibri"/>
+                <w:sz w:val="28"/>
+                <w:szCs w:val="28"/>
+              </w:rPr>
+              <w:t>изв</w:t>
+            </w:r>
+            <w:proofErr w:type="spellEnd"/>
+            <w:r>
+              <w:rPr>
+                <w:rFonts w:ascii="Calibri" w:hAnsi="Calibri" w:cs="Calibri"/>
+                <w:sz w:val="28"/>
+                <w:szCs w:val="28"/>
+              </w:rPr>
+              <w:t>.</w:t>
             </w:r>
           </w:p>
           <w:p>
@@ -13337,7 +14849,25 @@
           <w:sz w:val="28"/>
           <w:szCs w:val="28"/>
         </w:rPr>
-        <w:t>номер изв.</w:t>
+        <w:t xml:space="preserve">номер </w:t>
+      </w:r>
+      <w:proofErr w:type="spellStart"/>
+      <w:r>
+        <w:rPr>
+          <w:rFonts w:ascii="Calibri" w:hAnsi="Calibri" w:cs="Calibri"/>
+          <w:sz w:val="28"/>
+          <w:szCs w:val="28"/>
+        </w:rPr>
+        <w:t>изв</w:t>
+      </w:r>
+      <w:proofErr w:type="spellEnd"/>
+      <w:r>
+        <w:rPr>
+          <w:rFonts w:ascii="Calibri" w:hAnsi="Calibri" w:cs="Calibri"/>
+          <w:sz w:val="28"/>
+          <w:szCs w:val="28"/>
+        </w:rPr>
+        <w:t>.</w:t>
       </w:r>
     </w:p>
     <w:p>
@@ -13535,7 +15065,43 @@
           <w:sz w:val="28"/>
           <w:szCs w:val="28"/>
         </w:rPr>
-        <w:t>В первом стоолбце идетсплошная нумерация.</w:t>
+        <w:t xml:space="preserve">В первом </w:t>
+      </w:r>
+      <w:proofErr w:type="spellStart"/>
+      <w:r>
+        <w:rPr>
+          <w:rFonts w:ascii="Calibri" w:hAnsi="Calibri" w:cs="Calibri"/>
+          <w:sz w:val="28"/>
+          <w:szCs w:val="28"/>
+        </w:rPr>
+        <w:t>стоолбце</w:t>
+      </w:r>
+      <w:proofErr w:type="spellEnd"/>
+      <w:r>
+        <w:rPr>
+          <w:rFonts w:ascii="Calibri" w:hAnsi="Calibri" w:cs="Calibri"/>
+          <w:sz w:val="28"/>
+          <w:szCs w:val="28"/>
+        </w:rPr>
+        <w:t xml:space="preserve"> </w:t>
+      </w:r>
+      <w:proofErr w:type="spellStart"/>
+      <w:r>
+        <w:rPr>
+          <w:rFonts w:ascii="Calibri" w:hAnsi="Calibri" w:cs="Calibri"/>
+          <w:sz w:val="28"/>
+          <w:szCs w:val="28"/>
+        </w:rPr>
+        <w:t>идетсплошная</w:t>
+      </w:r>
+      <w:proofErr w:type="spellEnd"/>
+      <w:r>
+        <w:rPr>
+          <w:rFonts w:ascii="Calibri" w:hAnsi="Calibri" w:cs="Calibri"/>
+          <w:sz w:val="28"/>
+          <w:szCs w:val="28"/>
+        </w:rPr>
+        <w:t xml:space="preserve"> нумерация.</w:t>
       </w:r>
     </w:p>
     <w:p>
@@ -13704,7 +15270,43 @@
           <w:sz w:val="28"/>
           <w:szCs w:val="28"/>
         </w:rPr>
-        <w:t xml:space="preserve">Колонки "ИИ/ПИ", "номер изв.", "дата выпуска", "срок действия" в ЖИ читают данные из одноимённых ячеек ЕТБД, в которые были записаны данные из отчёта: колонка "ИИ/ПИ", "номер изв.", "дата выпуска", "срок </w:t>
+        <w:t xml:space="preserve">Колонки "ИИ/ПИ", "номер </w:t>
+      </w:r>
+      <w:proofErr w:type="spellStart"/>
+      <w:r>
+        <w:rPr>
+          <w:rFonts w:ascii="Calibri" w:hAnsi="Calibri" w:cs="Calibri"/>
+          <w:sz w:val="28"/>
+          <w:szCs w:val="28"/>
+        </w:rPr>
+        <w:t>изв</w:t>
+      </w:r>
+      <w:proofErr w:type="spellEnd"/>
+      <w:r>
+        <w:rPr>
+          <w:rFonts w:ascii="Calibri" w:hAnsi="Calibri" w:cs="Calibri"/>
+          <w:sz w:val="28"/>
+          <w:szCs w:val="28"/>
+        </w:rPr>
+        <w:t xml:space="preserve">.", "дата выпуска", "срок действия" в ЖИ читают данные из одноимённых ячеек ЕТБД, в которые были записаны данные из отчёта: колонка "ИИ/ПИ", "номер </w:t>
+      </w:r>
+      <w:proofErr w:type="spellStart"/>
+      <w:r>
+        <w:rPr>
+          <w:rFonts w:ascii="Calibri" w:hAnsi="Calibri" w:cs="Calibri"/>
+          <w:sz w:val="28"/>
+          <w:szCs w:val="28"/>
+        </w:rPr>
+        <w:t>изв</w:t>
+      </w:r>
+      <w:proofErr w:type="spellEnd"/>
+      <w:r>
+        <w:rPr>
+          <w:rFonts w:ascii="Calibri" w:hAnsi="Calibri" w:cs="Calibri"/>
+          <w:sz w:val="28"/>
+          <w:szCs w:val="28"/>
+        </w:rPr>
+        <w:t xml:space="preserve">.", "дата выпуска", "срок </w:t>
       </w:r>
       <w:r>
         <w:rPr>
@@ -13730,6 +15332,29 @@
           <w:szCs w:val="28"/>
         </w:rPr>
         <w:t>Колонки "наименование", "обозначение", "отдел", "сектор", "разработчик" читаются из одноимённых ячеек ЕТБД, в которые данные были внесены в ПП и СП</w:t>
+      </w:r>
+    </w:p>
+    <w:p>
+      <w:pPr>
+        <w:pStyle w:val="a3"/>
+        <w:numPr>
+          <w:ilvl w:val="2"/>
+          <w:numId w:val="5"/>
+        </w:numPr>
+        <w:spacing w:after="120" w:line="276" w:lineRule="auto"/>
+        <w:rPr>
+          <w:rFonts w:ascii="Calibri" w:hAnsi="Calibri" w:cs="Calibri"/>
+          <w:sz w:val="28"/>
+          <w:szCs w:val="28"/>
+        </w:rPr>
+      </w:pPr>
+      <w:r>
+        <w:rPr>
+          <w:rFonts w:ascii="Calibri" w:hAnsi="Calibri" w:cs="Calibri"/>
+          <w:sz w:val="28"/>
+          <w:szCs w:val="28"/>
+        </w:rPr>
+        <w:t xml:space="preserve">Если </w:t>
       </w:r>
     </w:p>
     <w:p>
@@ -13944,6 +15569,742 @@
     <w:p>
       <w:pPr>
         <w:pStyle w:val="a3"/>
+        <w:numPr>
+          <w:ilvl w:val="1"/>
+          <w:numId w:val="5"/>
+        </w:numPr>
+        <w:spacing w:after="120" w:line="276" w:lineRule="auto"/>
+        <w:contextualSpacing w:val="0"/>
+        <w:rPr>
+          <w:rFonts w:ascii="Calibri" w:hAnsi="Calibri" w:cs="Calibri"/>
+          <w:b/>
+          <w:bCs/>
+        </w:rPr>
+      </w:pPr>
+      <w:r>
+        <w:rPr>
+          <w:rFonts w:ascii="Calibri" w:hAnsi="Calibri" w:cs="Calibri"/>
+          <w:b/>
+          <w:bCs/>
+        </w:rPr>
+        <w:t>Обучение</w:t>
+      </w:r>
+      <w:r>
+        <w:rPr>
+          <w:rFonts w:ascii="Calibri" w:hAnsi="Calibri" w:cs="Calibri"/>
+          <w:b/>
+          <w:bCs/>
+        </w:rPr>
+        <w:t xml:space="preserve">. </w:t>
+      </w:r>
+      <w:proofErr w:type="spellStart"/>
+      <w:r>
+        <w:rPr>
+          <w:rFonts w:ascii="Calibri" w:hAnsi="Calibri" w:cs="Calibri"/>
+          <w:b/>
+          <w:bCs/>
+        </w:rPr>
+        <w:t>онбординг</w:t>
+      </w:r>
+      <w:proofErr w:type="spellEnd"/>
+      <w:r>
+        <w:rPr>
+          <w:rFonts w:ascii="Calibri" w:hAnsi="Calibri" w:cs="Calibri"/>
+          <w:b/>
+          <w:bCs/>
+        </w:rPr>
+        <w:t>/</w:t>
+      </w:r>
+      <w:proofErr w:type="gramStart"/>
+      <w:r>
+        <w:rPr>
+          <w:rFonts w:ascii="Calibri" w:hAnsi="Calibri" w:cs="Calibri"/>
+          <w:b/>
+          <w:bCs/>
+        </w:rPr>
+        <w:t>тур</w:t>
+      </w:r>
+      <w:r>
+        <w:rPr>
+          <w:rFonts w:ascii="Calibri" w:hAnsi="Calibri" w:cs="Calibri"/>
+          <w:b/>
+          <w:bCs/>
+        </w:rPr>
+        <w:t xml:space="preserve"> </w:t>
+      </w:r>
+      <w:r>
+        <w:rPr>
+          <w:rFonts w:ascii="Calibri" w:hAnsi="Calibri" w:cs="Calibri"/>
+          <w:b/>
+          <w:bCs/>
+        </w:rPr>
+        <w:t>.</w:t>
+      </w:r>
+      <w:proofErr w:type="gramEnd"/>
+      <w:r>
+        <w:rPr>
+          <w:rFonts w:ascii="Calibri" w:hAnsi="Calibri" w:cs="Calibri"/>
+          <w:b/>
+          <w:bCs/>
+        </w:rPr>
+        <w:t xml:space="preserve"> Должна быть по</w:t>
+      </w:r>
+      <w:r>
+        <w:rPr>
+          <w:rFonts w:ascii="Calibri" w:hAnsi="Calibri" w:cs="Calibri"/>
+          <w:b/>
+          <w:bCs/>
+        </w:rPr>
+        <w:t xml:space="preserve"> </w:t>
+      </w:r>
+      <w:r>
+        <w:rPr>
+          <w:rFonts w:ascii="Calibri" w:hAnsi="Calibri" w:cs="Calibri"/>
+          <w:b/>
+          <w:bCs/>
+        </w:rPr>
+        <w:t xml:space="preserve">очереди </w:t>
+      </w:r>
+      <w:r>
+        <w:rPr>
+          <w:rFonts w:ascii="Calibri" w:hAnsi="Calibri" w:cs="Calibri"/>
+          <w:b/>
+          <w:bCs/>
+        </w:rPr>
+        <w:t>согласно пунктам ниже.</w:t>
+      </w:r>
+    </w:p>
+    <w:p>
+      <w:pPr>
+        <w:pStyle w:val="a3"/>
+        <w:rPr>
+          <w:rFonts w:ascii="Calibri" w:hAnsi="Calibri" w:cs="Calibri"/>
+          <w:b/>
+          <w:bCs/>
+        </w:rPr>
+      </w:pPr>
+    </w:p>
+    <w:p>
+      <w:pPr>
+        <w:pStyle w:val="a3"/>
+        <w:spacing w:after="120" w:line="276" w:lineRule="auto"/>
+        <w:ind w:left="792"/>
+        <w:contextualSpacing w:val="0"/>
+        <w:rPr>
+          <w:rFonts w:ascii="Calibri" w:hAnsi="Calibri" w:cs="Calibri"/>
+          <w:b/>
+          <w:bCs/>
+        </w:rPr>
+      </w:pPr>
+      <w:r>
+        <w:rPr>
+          <w:rFonts w:ascii="Calibri" w:hAnsi="Calibri" w:cs="Calibri"/>
+          <w:b/>
+          <w:bCs/>
+        </w:rPr>
+        <w:t xml:space="preserve">Каждый </w:t>
+      </w:r>
+      <w:proofErr w:type="spellStart"/>
+      <w:r>
+        <w:rPr>
+          <w:rFonts w:ascii="Calibri" w:hAnsi="Calibri" w:cs="Calibri"/>
+          <w:b/>
+          <w:bCs/>
+        </w:rPr>
+        <w:t>пунктдолжен</w:t>
+      </w:r>
+      <w:proofErr w:type="spellEnd"/>
+      <w:r>
+        <w:rPr>
+          <w:rFonts w:ascii="Calibri" w:hAnsi="Calibri" w:cs="Calibri"/>
+          <w:b/>
+          <w:bCs/>
+        </w:rPr>
+        <w:t xml:space="preserve"> сопровождаться подсвечиванием соответствующих кнопок, областей, примеров выполнения на соответствующих </w:t>
+      </w:r>
+      <w:proofErr w:type="spellStart"/>
+      <w:r>
+        <w:rPr>
+          <w:rFonts w:ascii="Calibri" w:hAnsi="Calibri" w:cs="Calibri"/>
+          <w:b/>
+          <w:bCs/>
+        </w:rPr>
+        <w:t>страинцах</w:t>
+      </w:r>
+      <w:proofErr w:type="spellEnd"/>
+      <w:r>
+        <w:rPr>
+          <w:rFonts w:ascii="Calibri" w:hAnsi="Calibri" w:cs="Calibri"/>
+          <w:b/>
+          <w:bCs/>
+        </w:rPr>
+        <w:t>. Сопровождение оформлением пульсациями и иными понятными и приятными эффектами. Подумай.</w:t>
+      </w:r>
+    </w:p>
+    <w:p>
+      <w:pPr>
+        <w:pStyle w:val="a3"/>
+        <w:numPr>
+          <w:ilvl w:val="0"/>
+          <w:numId w:val="22"/>
+        </w:numPr>
+        <w:spacing w:after="120" w:line="276" w:lineRule="auto"/>
+        <w:contextualSpacing w:val="0"/>
+        <w:rPr>
+          <w:rFonts w:ascii="Calibri" w:hAnsi="Calibri" w:cs="Calibri"/>
+          <w:b/>
+          <w:bCs/>
+        </w:rPr>
+      </w:pPr>
+      <w:r>
+        <w:rPr>
+          <w:rFonts w:ascii="Calibri" w:hAnsi="Calibri" w:cs="Calibri"/>
+          <w:b/>
+          <w:bCs/>
+        </w:rPr>
+        <w:t>Админом создаётся проект (внутри изделия, если их больше одного)</w:t>
+      </w:r>
+    </w:p>
+    <w:p>
+      <w:pPr>
+        <w:pStyle w:val="a3"/>
+        <w:numPr>
+          <w:ilvl w:val="0"/>
+          <w:numId w:val="22"/>
+        </w:numPr>
+        <w:spacing w:after="120" w:line="276" w:lineRule="auto"/>
+        <w:contextualSpacing w:val="0"/>
+        <w:rPr>
+          <w:rFonts w:ascii="Calibri" w:hAnsi="Calibri" w:cs="Calibri"/>
+          <w:b/>
+          <w:bCs/>
+        </w:rPr>
+      </w:pPr>
+      <w:r>
+        <w:rPr>
+          <w:rFonts w:ascii="Calibri" w:hAnsi="Calibri" w:cs="Calibri"/>
+          <w:b/>
+          <w:bCs/>
+        </w:rPr>
+        <w:t>Админом создаётся ПП</w:t>
+      </w:r>
+    </w:p>
+    <w:p>
+      <w:pPr>
+        <w:pStyle w:val="a3"/>
+        <w:numPr>
+          <w:ilvl w:val="0"/>
+          <w:numId w:val="22"/>
+        </w:numPr>
+        <w:spacing w:after="120" w:line="276" w:lineRule="auto"/>
+        <w:contextualSpacing w:val="0"/>
+        <w:rPr>
+          <w:rFonts w:ascii="Calibri" w:hAnsi="Calibri" w:cs="Calibri"/>
+          <w:b/>
+          <w:bCs/>
+        </w:rPr>
+      </w:pPr>
+      <w:r>
+        <w:rPr>
+          <w:rFonts w:ascii="Calibri" w:hAnsi="Calibri" w:cs="Calibri"/>
+          <w:b/>
+          <w:bCs/>
+        </w:rPr>
+        <w:t xml:space="preserve">В модуле «ПП» пользователями создаются работы. По умолчанию начальник отдела может создавать работы только своего отдела, начальник сектора – только </w:t>
+      </w:r>
+      <w:proofErr w:type="spellStart"/>
+      <w:r>
+        <w:rPr>
+          <w:rFonts w:ascii="Calibri" w:hAnsi="Calibri" w:cs="Calibri"/>
+          <w:b/>
+          <w:bCs/>
+        </w:rPr>
+        <w:t>своегосектора</w:t>
+      </w:r>
+      <w:proofErr w:type="spellEnd"/>
+      <w:r>
+        <w:rPr>
+          <w:rFonts w:ascii="Calibri" w:hAnsi="Calibri" w:cs="Calibri"/>
+          <w:b/>
+          <w:bCs/>
+        </w:rPr>
+        <w:t>. Работы других подразделений видны всем.</w:t>
+      </w:r>
+    </w:p>
+    <w:p>
+      <w:pPr>
+        <w:pStyle w:val="a3"/>
+        <w:numPr>
+          <w:ilvl w:val="0"/>
+          <w:numId w:val="22"/>
+        </w:numPr>
+        <w:spacing w:after="120" w:line="276" w:lineRule="auto"/>
+        <w:contextualSpacing w:val="0"/>
+        <w:rPr>
+          <w:rFonts w:ascii="Calibri" w:hAnsi="Calibri" w:cs="Calibri"/>
+          <w:b/>
+          <w:bCs/>
+        </w:rPr>
+      </w:pPr>
+      <w:r>
+        <w:rPr>
+          <w:rFonts w:ascii="Calibri" w:hAnsi="Calibri" w:cs="Calibri"/>
+          <w:b/>
+          <w:bCs/>
+        </w:rPr>
+        <w:t xml:space="preserve">В ПП связи пока до конца не отлажены, но работают, </w:t>
+      </w:r>
+      <w:proofErr w:type="spellStart"/>
+      <w:r>
+        <w:rPr>
+          <w:rFonts w:ascii="Calibri" w:hAnsi="Calibri" w:cs="Calibri"/>
+          <w:b/>
+          <w:bCs/>
+        </w:rPr>
+        <w:t>потестить</w:t>
+      </w:r>
+      <w:proofErr w:type="spellEnd"/>
+      <w:r>
+        <w:rPr>
+          <w:rFonts w:ascii="Calibri" w:hAnsi="Calibri" w:cs="Calibri"/>
+          <w:b/>
+          <w:bCs/>
+        </w:rPr>
+        <w:t xml:space="preserve"> можно. </w:t>
+      </w:r>
+    </w:p>
+    <w:p>
+      <w:pPr>
+        <w:pStyle w:val="a3"/>
+        <w:numPr>
+          <w:ilvl w:val="0"/>
+          <w:numId w:val="22"/>
+        </w:numPr>
+        <w:spacing w:after="120" w:line="276" w:lineRule="auto"/>
+        <w:contextualSpacing w:val="0"/>
+        <w:rPr>
+          <w:rFonts w:ascii="Calibri" w:hAnsi="Calibri" w:cs="Calibri"/>
+          <w:b/>
+          <w:bCs/>
+        </w:rPr>
+      </w:pPr>
+      <w:r>
+        <w:rPr>
+          <w:rFonts w:ascii="Calibri" w:hAnsi="Calibri" w:cs="Calibri"/>
+          <w:b/>
+          <w:bCs/>
+        </w:rPr>
+        <w:t xml:space="preserve">По завершении разработки ПП синхронизируем с модулем «сводное планирование (он же план/отчёт)». Задачи по команде «переезжают» в план/отчёт. Руками ничего делать не надо. </w:t>
+      </w:r>
+    </w:p>
+    <w:p>
+      <w:pPr>
+        <w:pStyle w:val="a3"/>
+        <w:numPr>
+          <w:ilvl w:val="0"/>
+          <w:numId w:val="22"/>
+        </w:numPr>
+        <w:spacing w:after="120" w:line="276" w:lineRule="auto"/>
+        <w:contextualSpacing w:val="0"/>
+        <w:rPr>
+          <w:rFonts w:ascii="Calibri" w:hAnsi="Calibri" w:cs="Calibri"/>
+          <w:b/>
+          <w:bCs/>
+        </w:rPr>
+      </w:pPr>
+      <w:r>
+        <w:rPr>
+          <w:rFonts w:ascii="Calibri" w:hAnsi="Calibri" w:cs="Calibri"/>
+          <w:b/>
+          <w:bCs/>
+        </w:rPr>
+        <w:t xml:space="preserve">Работы в СП (сводное планирование или план/отчёт) после синхронизации нужно дополнить разработчиками и запланировать разработчикам часы на работы в каждом месяце. Это делается с помощью кнопки </w:t>
+      </w:r>
+      <w:proofErr w:type="spellStart"/>
+      <w:r>
+        <w:rPr>
+          <w:rFonts w:ascii="Calibri" w:hAnsi="Calibri" w:cs="Calibri"/>
+          <w:b/>
+          <w:bCs/>
+        </w:rPr>
+        <w:t>редакитрования</w:t>
+      </w:r>
+      <w:proofErr w:type="spellEnd"/>
+      <w:r>
+        <w:rPr>
+          <w:rFonts w:ascii="Calibri" w:hAnsi="Calibri" w:cs="Calibri"/>
+          <w:b/>
+          <w:bCs/>
+        </w:rPr>
+        <w:t>.</w:t>
+      </w:r>
+    </w:p>
+    <w:p>
+      <w:pPr>
+        <w:pStyle w:val="a3"/>
+        <w:numPr>
+          <w:ilvl w:val="0"/>
+          <w:numId w:val="22"/>
+        </w:numPr>
+        <w:spacing w:after="120" w:line="276" w:lineRule="auto"/>
+        <w:contextualSpacing w:val="0"/>
+        <w:rPr>
+          <w:rFonts w:ascii="Calibri" w:hAnsi="Calibri" w:cs="Calibri"/>
+          <w:b/>
+          <w:bCs/>
+        </w:rPr>
+      </w:pPr>
+      <w:r>
+        <w:rPr>
+          <w:rFonts w:ascii="Calibri" w:hAnsi="Calibri" w:cs="Calibri"/>
+          <w:b/>
+          <w:bCs/>
+        </w:rPr>
+        <w:t>По результатам выполнения работы заполняется отчёт. Тут интерфейс привычный.</w:t>
+      </w:r>
+    </w:p>
+    <w:p>
+      <w:pPr>
+        <w:pStyle w:val="a3"/>
+        <w:numPr>
+          <w:ilvl w:val="0"/>
+          <w:numId w:val="22"/>
+        </w:numPr>
+        <w:spacing w:after="120" w:line="276" w:lineRule="auto"/>
+        <w:contextualSpacing w:val="0"/>
+        <w:rPr>
+          <w:rFonts w:ascii="Calibri" w:hAnsi="Calibri" w:cs="Calibri"/>
+          <w:b/>
+          <w:bCs/>
+        </w:rPr>
+      </w:pPr>
+      <w:r>
+        <w:rPr>
+          <w:rFonts w:ascii="Calibri" w:hAnsi="Calibri" w:cs="Calibri"/>
+          <w:b/>
+          <w:bCs/>
+        </w:rPr>
+        <w:t xml:space="preserve">При </w:t>
+      </w:r>
+      <w:r>
+        <w:rPr>
+          <w:rFonts w:ascii="Calibri" w:hAnsi="Calibri" w:cs="Calibri"/>
+          <w:b/>
+          <w:bCs/>
+        </w:rPr>
+        <w:t>планировании работы сотрудникам есть функ</w:t>
+      </w:r>
+      <w:r>
+        <w:rPr>
+          <w:rFonts w:ascii="Calibri" w:hAnsi="Calibri" w:cs="Calibri"/>
+          <w:b/>
+          <w:bCs/>
+        </w:rPr>
+        <w:t>ц</w:t>
+      </w:r>
+      <w:r>
+        <w:rPr>
+          <w:rFonts w:ascii="Calibri" w:hAnsi="Calibri" w:cs="Calibri"/>
+          <w:b/>
+          <w:bCs/>
+        </w:rPr>
+        <w:t xml:space="preserve">ия проверки ошибок планирования (пересечение работ, перегруз/недогруз, </w:t>
+      </w:r>
+      <w:r>
+        <w:rPr>
+          <w:rFonts w:ascii="Calibri" w:hAnsi="Calibri" w:cs="Calibri"/>
+          <w:b/>
+          <w:bCs/>
+        </w:rPr>
+        <w:lastRenderedPageBreak/>
+        <w:t>пересечение заданий с отпуском в те</w:t>
+      </w:r>
+      <w:r>
+        <w:rPr>
+          <w:rFonts w:ascii="Calibri" w:hAnsi="Calibri" w:cs="Calibri"/>
+          <w:b/>
+          <w:bCs/>
+        </w:rPr>
+        <w:t xml:space="preserve"> </w:t>
+      </w:r>
+      <w:r>
+        <w:rPr>
+          <w:rFonts w:ascii="Calibri" w:hAnsi="Calibri" w:cs="Calibri"/>
+          <w:b/>
+          <w:bCs/>
+        </w:rPr>
+        <w:t>же даты, командировки позже будут работать так же)</w:t>
+      </w:r>
+    </w:p>
+    <w:p>
+      <w:pPr>
+        <w:pStyle w:val="a3"/>
+        <w:numPr>
+          <w:ilvl w:val="0"/>
+          <w:numId w:val="22"/>
+        </w:numPr>
+        <w:spacing w:after="120" w:line="276" w:lineRule="auto"/>
+        <w:contextualSpacing w:val="0"/>
+        <w:rPr>
+          <w:rFonts w:ascii="Calibri" w:hAnsi="Calibri" w:cs="Calibri"/>
+          <w:b/>
+          <w:bCs/>
+        </w:rPr>
+      </w:pPr>
+      <w:r>
+        <w:rPr>
+          <w:rFonts w:ascii="Calibri" w:hAnsi="Calibri" w:cs="Calibri"/>
+          <w:b/>
+          <w:bCs/>
+        </w:rPr>
+        <w:t>Перегруз/недогруз определяется на основе производственного календаря, там приведён фонд рабочего времени помесячно</w:t>
+      </w:r>
+    </w:p>
+    <w:p>
+      <w:pPr>
+        <w:pStyle w:val="a3"/>
+        <w:numPr>
+          <w:ilvl w:val="0"/>
+          <w:numId w:val="22"/>
+        </w:numPr>
+        <w:spacing w:after="120" w:line="276" w:lineRule="auto"/>
+        <w:contextualSpacing w:val="0"/>
+        <w:rPr>
+          <w:rFonts w:ascii="Calibri" w:hAnsi="Calibri" w:cs="Calibri"/>
+          <w:b/>
+          <w:bCs/>
+        </w:rPr>
+      </w:pPr>
+      <w:r>
+        <w:rPr>
+          <w:rFonts w:ascii="Calibri" w:hAnsi="Calibri" w:cs="Calibri"/>
+          <w:b/>
+          <w:bCs/>
+        </w:rPr>
+        <w:t xml:space="preserve">Если работа состояла в корректировке документа, то при заполнении отчёта номер </w:t>
+      </w:r>
+      <w:proofErr w:type="spellStart"/>
+      <w:r>
+        <w:rPr>
+          <w:rFonts w:ascii="Calibri" w:hAnsi="Calibri" w:cs="Calibri"/>
+          <w:b/>
+          <w:bCs/>
+        </w:rPr>
+        <w:t>изв</w:t>
+      </w:r>
+      <w:proofErr w:type="spellEnd"/>
+      <w:r>
+        <w:rPr>
+          <w:rFonts w:ascii="Calibri" w:hAnsi="Calibri" w:cs="Calibri"/>
+          <w:b/>
+          <w:bCs/>
+        </w:rPr>
+        <w:t xml:space="preserve"> и </w:t>
+      </w:r>
+      <w:proofErr w:type="spellStart"/>
+      <w:r>
+        <w:rPr>
+          <w:rFonts w:ascii="Calibri" w:hAnsi="Calibri" w:cs="Calibri"/>
+          <w:b/>
+          <w:bCs/>
+        </w:rPr>
+        <w:t>дргуие</w:t>
+      </w:r>
+      <w:proofErr w:type="spellEnd"/>
+      <w:r>
+        <w:rPr>
+          <w:rFonts w:ascii="Calibri" w:hAnsi="Calibri" w:cs="Calibri"/>
+          <w:b/>
+          <w:bCs/>
+        </w:rPr>
+        <w:t xml:space="preserve"> реквизиты «улетают» в модуль журнал извещений</w:t>
+      </w:r>
+    </w:p>
+    <w:p>
+      <w:pPr>
+        <w:pStyle w:val="a3"/>
+        <w:numPr>
+          <w:ilvl w:val="0"/>
+          <w:numId w:val="22"/>
+        </w:numPr>
+        <w:spacing w:after="120" w:line="276" w:lineRule="auto"/>
+        <w:contextualSpacing w:val="0"/>
+        <w:rPr>
+          <w:rFonts w:ascii="Calibri" w:hAnsi="Calibri" w:cs="Calibri"/>
+          <w:b/>
+          <w:bCs/>
+        </w:rPr>
+      </w:pPr>
+      <w:r>
+        <w:rPr>
+          <w:rFonts w:ascii="Calibri" w:hAnsi="Calibri" w:cs="Calibri"/>
+          <w:b/>
+          <w:bCs/>
+        </w:rPr>
+        <w:t xml:space="preserve">Права прикручены, так что </w:t>
+      </w:r>
+      <w:proofErr w:type="spellStart"/>
+      <w:r>
+        <w:rPr>
+          <w:rFonts w:ascii="Calibri" w:hAnsi="Calibri" w:cs="Calibri"/>
+          <w:b/>
+          <w:bCs/>
+        </w:rPr>
+        <w:t>тестить</w:t>
+      </w:r>
+      <w:proofErr w:type="spellEnd"/>
+      <w:r>
+        <w:rPr>
+          <w:rFonts w:ascii="Calibri" w:hAnsi="Calibri" w:cs="Calibri"/>
+          <w:b/>
+          <w:bCs/>
+        </w:rPr>
+        <w:t xml:space="preserve"> желательно в разных ролях: исполнителя, </w:t>
+      </w:r>
+      <w:proofErr w:type="spellStart"/>
+      <w:r>
+        <w:rPr>
+          <w:rFonts w:ascii="Calibri" w:hAnsi="Calibri" w:cs="Calibri"/>
+          <w:b/>
+          <w:bCs/>
+        </w:rPr>
+        <w:t>нач</w:t>
+      </w:r>
+      <w:proofErr w:type="spellEnd"/>
+      <w:r>
+        <w:rPr>
+          <w:rFonts w:ascii="Calibri" w:hAnsi="Calibri" w:cs="Calibri"/>
+          <w:b/>
+          <w:bCs/>
+        </w:rPr>
+        <w:t xml:space="preserve"> сектора, </w:t>
+      </w:r>
+      <w:proofErr w:type="spellStart"/>
+      <w:r>
+        <w:rPr>
+          <w:rFonts w:ascii="Calibri" w:hAnsi="Calibri" w:cs="Calibri"/>
+          <w:b/>
+          <w:bCs/>
+        </w:rPr>
+        <w:t>нач</w:t>
+      </w:r>
+      <w:proofErr w:type="spellEnd"/>
+      <w:r>
+        <w:rPr>
+          <w:rFonts w:ascii="Calibri" w:hAnsi="Calibri" w:cs="Calibri"/>
+          <w:b/>
+          <w:bCs/>
+        </w:rPr>
+        <w:t xml:space="preserve"> одела, админа.</w:t>
+      </w:r>
+    </w:p>
+    <w:p>
+      <w:pPr>
+        <w:pStyle w:val="a3"/>
+        <w:numPr>
+          <w:ilvl w:val="0"/>
+          <w:numId w:val="22"/>
+        </w:numPr>
+        <w:spacing w:after="120" w:line="276" w:lineRule="auto"/>
+        <w:contextualSpacing w:val="0"/>
+        <w:rPr>
+          <w:rFonts w:ascii="Calibri" w:hAnsi="Calibri" w:cs="Calibri"/>
+          <w:b/>
+          <w:bCs/>
+          <w:highlight w:val="yellow"/>
+        </w:rPr>
+      </w:pPr>
+      <w:r>
+        <w:rPr>
+          <w:rFonts w:ascii="Calibri" w:hAnsi="Calibri" w:cs="Calibri"/>
+          <w:b/>
+          <w:bCs/>
+        </w:rPr>
+        <w:t xml:space="preserve">прикручены на всех страницах </w:t>
+      </w:r>
+      <w:proofErr w:type="spellStart"/>
+      <w:r>
+        <w:rPr>
+          <w:rFonts w:ascii="Calibri" w:hAnsi="Calibri" w:cs="Calibri"/>
+          <w:b/>
+          <w:bCs/>
+          <w:highlight w:val="yellow"/>
+        </w:rPr>
+        <w:t>функии</w:t>
+      </w:r>
+      <w:proofErr w:type="spellEnd"/>
+      <w:r>
+        <w:rPr>
+          <w:rFonts w:ascii="Calibri" w:hAnsi="Calibri" w:cs="Calibri"/>
+          <w:b/>
+          <w:bCs/>
+          <w:highlight w:val="yellow"/>
+        </w:rPr>
+        <w:t xml:space="preserve"> </w:t>
+      </w:r>
+      <w:proofErr w:type="spellStart"/>
+      <w:r>
+        <w:rPr>
+          <w:rFonts w:ascii="Calibri" w:hAnsi="Calibri" w:cs="Calibri"/>
+          <w:b/>
+          <w:bCs/>
+          <w:highlight w:val="yellow"/>
+        </w:rPr>
+        <w:t>эфкспорта</w:t>
+      </w:r>
+      <w:proofErr w:type="spellEnd"/>
+      <w:r>
+        <w:rPr>
+          <w:rFonts w:ascii="Calibri" w:hAnsi="Calibri" w:cs="Calibri"/>
+          <w:b/>
+          <w:bCs/>
+          <w:highlight w:val="yellow"/>
+        </w:rPr>
+        <w:t xml:space="preserve"> в </w:t>
+      </w:r>
+      <w:proofErr w:type="spellStart"/>
+      <w:r>
+        <w:rPr>
+          <w:rFonts w:ascii="Calibri" w:hAnsi="Calibri" w:cs="Calibri"/>
+          <w:b/>
+          <w:bCs/>
+          <w:highlight w:val="yellow"/>
+        </w:rPr>
+        <w:t>эксель</w:t>
+      </w:r>
+      <w:proofErr w:type="spellEnd"/>
+      <w:r>
+        <w:rPr>
+          <w:rFonts w:ascii="Calibri" w:hAnsi="Calibri" w:cs="Calibri"/>
+          <w:b/>
+          <w:bCs/>
+          <w:highlight w:val="yellow"/>
+        </w:rPr>
+        <w:t xml:space="preserve">, </w:t>
+      </w:r>
+      <w:r>
+        <w:rPr>
+          <w:rFonts w:ascii="Calibri" w:hAnsi="Calibri" w:cs="Calibri"/>
+          <w:b/>
+          <w:bCs/>
+          <w:highlight w:val="yellow"/>
+          <w:lang w:val="en-US"/>
+        </w:rPr>
+        <w:t>XML</w:t>
+      </w:r>
+      <w:r>
+        <w:rPr>
+          <w:rFonts w:ascii="Calibri" w:hAnsi="Calibri" w:cs="Calibri"/>
+          <w:b/>
+          <w:bCs/>
+          <w:highlight w:val="yellow"/>
+        </w:rPr>
+        <w:t>.</w:t>
+      </w:r>
+    </w:p>
+    <w:p>
+      <w:pPr>
+        <w:pStyle w:val="a3"/>
         <w:spacing w:after="120" w:line="276" w:lineRule="auto"/>
         <w:contextualSpacing w:val="0"/>
         <w:rPr>
@@ -13997,6 +16358,7 @@
           <w:highlight w:val="yellow"/>
         </w:rPr>
       </w:pPr>
+      <w:proofErr w:type="spellStart"/>
       <w:r>
         <w:rPr>
           <w:rFonts w:ascii="Calibri" w:hAnsi="Calibri" w:cs="Calibri"/>
@@ -14006,6 +16368,7 @@
         </w:rPr>
         <w:t>Логи</w:t>
       </w:r>
+      <w:proofErr w:type="spellEnd"/>
     </w:p>
     <w:p>
       <w:pPr>
@@ -14161,8 +16524,19 @@
           <w:szCs w:val="28"/>
           <w:highlight w:val="yellow"/>
         </w:rPr>
-        <w:t>данные по нормативам, коэффициентам и проч</w:t>
-      </w:r>
+        <w:t xml:space="preserve">данные по нормативам, коэффициентам и </w:t>
+      </w:r>
+      <w:proofErr w:type="spellStart"/>
+      <w:r>
+        <w:rPr>
+          <w:rFonts w:ascii="Calibri" w:hAnsi="Calibri" w:cs="Calibri"/>
+          <w:sz w:val="28"/>
+          <w:szCs w:val="28"/>
+          <w:highlight w:val="yellow"/>
+        </w:rPr>
+        <w:t>проч</w:t>
+      </w:r>
+      <w:proofErr w:type="spellEnd"/>
     </w:p>
     <w:p>
       <w:pPr>
@@ -14295,8 +16669,19 @@
           <w:szCs w:val="28"/>
           <w:highlight w:val="yellow"/>
         </w:rPr>
-        <w:t xml:space="preserve"> и проч</w:t>
-      </w:r>
+        <w:t xml:space="preserve"> и </w:t>
+      </w:r>
+      <w:proofErr w:type="spellStart"/>
+      <w:r>
+        <w:rPr>
+          <w:rFonts w:ascii="Calibri" w:hAnsi="Calibri" w:cs="Calibri"/>
+          <w:sz w:val="28"/>
+          <w:szCs w:val="28"/>
+          <w:highlight w:val="yellow"/>
+        </w:rPr>
+        <w:t>проч</w:t>
+      </w:r>
+      <w:proofErr w:type="spellEnd"/>
     </w:p>
     <w:p>
       <w:pPr>
@@ -14348,7 +16733,27 @@
           <w:szCs w:val="28"/>
           <w:highlight w:val="yellow"/>
         </w:rPr>
-        <w:t xml:space="preserve"> Чекап и сгружаем?</w:t>
+        <w:t xml:space="preserve"> </w:t>
+      </w:r>
+      <w:proofErr w:type="spellStart"/>
+      <w:r>
+        <w:rPr>
+          <w:rFonts w:ascii="Calibri" w:hAnsi="Calibri" w:cs="Calibri"/>
+          <w:sz w:val="28"/>
+          <w:szCs w:val="28"/>
+          <w:highlight w:val="yellow"/>
+        </w:rPr>
+        <w:t>Чекап</w:t>
+      </w:r>
+      <w:proofErr w:type="spellEnd"/>
+      <w:r>
+        <w:rPr>
+          <w:rFonts w:ascii="Calibri" w:hAnsi="Calibri" w:cs="Calibri"/>
+          <w:sz w:val="28"/>
+          <w:szCs w:val="28"/>
+          <w:highlight w:val="yellow"/>
+        </w:rPr>
+        <w:t xml:space="preserve"> и сгружаем?</w:t>
       </w:r>
     </w:p>
     <w:p>
@@ -14415,7 +16820,6 @@
           <w:szCs w:val="28"/>
           <w:highlight w:val="yellow"/>
         </w:rPr>
-        <w:lastRenderedPageBreak/>
         <w:t>Симулятор</w:t>
       </w:r>
       <w:r>
@@ -14482,6 +16886,7 @@
           <w:lang w:eastAsia="ru-RU"/>
           <w14:ligatures w14:val="none"/>
         </w:rPr>
+        <w:lastRenderedPageBreak/>
         <w:t>работа отделов в течение 1 года</w:t>
       </w:r>
     </w:p>
@@ -14583,6 +16988,54 @@
     </w:p>
     <w:p>
       <w:pPr>
+        <w:numPr>
+          <w:ilvl w:val="0"/>
+          <w:numId w:val="19"/>
+        </w:numPr>
+        <w:spacing w:before="100" w:beforeAutospacing="1" w:after="100" w:afterAutospacing="1" w:line="240" w:lineRule="auto"/>
+        <w:rPr>
+          <w:rFonts w:ascii="Times New Roman" w:eastAsia="Times New Roman" w:hAnsi="Times New Roman" w:cs="Times New Roman"/>
+          <w:kern w:val="0"/>
+          <w:lang w:eastAsia="ru-RU"/>
+          <w14:ligatures w14:val="none"/>
+        </w:rPr>
+      </w:pPr>
+      <w:r>
+        <w:rPr>
+          <w:rFonts w:ascii="Times New Roman" w:eastAsia="Times New Roman" w:hAnsi="Times New Roman" w:cs="Times New Roman"/>
+          <w:kern w:val="0"/>
+          <w:lang w:eastAsia="ru-RU"/>
+          <w14:ligatures w14:val="none"/>
+        </w:rPr>
+        <w:t>симулятор не должен затрагивать ту базу данных, которая есть на данный момент, лучше всего создавать отдельную копию базы, и проводить симуляции на ней</w:t>
+      </w:r>
+    </w:p>
+    <w:p>
+      <w:pPr>
+        <w:numPr>
+          <w:ilvl w:val="0"/>
+          <w:numId w:val="19"/>
+        </w:numPr>
+        <w:spacing w:before="100" w:beforeAutospacing="1" w:after="100" w:afterAutospacing="1" w:line="240" w:lineRule="auto"/>
+        <w:rPr>
+          <w:rFonts w:ascii="Times New Roman" w:eastAsia="Times New Roman" w:hAnsi="Times New Roman" w:cs="Times New Roman"/>
+          <w:kern w:val="0"/>
+          <w:lang w:eastAsia="ru-RU"/>
+          <w14:ligatures w14:val="none"/>
+        </w:rPr>
+      </w:pPr>
+      <w:r>
+        <w:rPr>
+          <w:rFonts w:ascii="Times New Roman" w:eastAsia="Times New Roman" w:hAnsi="Times New Roman" w:cs="Times New Roman"/>
+          <w:kern w:val="0"/>
+          <w:lang w:eastAsia="ru-RU"/>
+          <w14:ligatures w14:val="none"/>
+        </w:rPr>
+        <w:t xml:space="preserve">пользователи, участвующие в симуляции должны проходить регистрацию на странице логина и только после этого функционировать </w:t>
+      </w:r>
+    </w:p>
+    <w:p>
+      <w:pPr>
         <w:spacing w:after="120" w:line="276" w:lineRule="auto"/>
         <w:rPr>
           <w:rFonts w:ascii="Calibri" w:hAnsi="Calibri" w:cs="Calibri"/>
@@ -14641,10 +17094,85 @@
     </w:p>
     <w:p>
       <w:pPr>
+        <w:spacing w:after="120" w:line="276" w:lineRule="auto"/>
+        <w:rPr>
+          <w:rFonts w:ascii="Calibri" w:hAnsi="Calibri" w:cs="Calibri"/>
+          <w:sz w:val="28"/>
+          <w:szCs w:val="28"/>
+          <w:highlight w:val="yellow"/>
+        </w:rPr>
+      </w:pPr>
+    </w:p>
+    <w:p>
+      <w:pPr>
+        <w:spacing w:after="120" w:line="276" w:lineRule="auto"/>
+        <w:rPr>
+          <w:rFonts w:ascii="Calibri" w:hAnsi="Calibri" w:cs="Calibri"/>
+          <w:sz w:val="28"/>
+          <w:szCs w:val="28"/>
+          <w:highlight w:val="yellow"/>
+        </w:rPr>
+      </w:pPr>
+    </w:p>
+    <w:p>
+      <w:pPr>
+        <w:spacing w:after="120" w:line="276" w:lineRule="auto"/>
+        <w:rPr>
+          <w:rFonts w:ascii="Calibri" w:hAnsi="Calibri" w:cs="Calibri"/>
+          <w:sz w:val="28"/>
+          <w:szCs w:val="28"/>
+          <w:highlight w:val="yellow"/>
+        </w:rPr>
+      </w:pPr>
+    </w:p>
+    <w:p>
+      <w:pPr>
+        <w:spacing w:after="120" w:line="276" w:lineRule="auto"/>
+        <w:rPr>
+          <w:rFonts w:ascii="Calibri" w:hAnsi="Calibri" w:cs="Calibri"/>
+          <w:sz w:val="28"/>
+          <w:szCs w:val="28"/>
+          <w:highlight w:val="yellow"/>
+        </w:rPr>
+      </w:pPr>
+    </w:p>
+    <w:p>
+      <w:pPr>
+        <w:spacing w:after="120" w:line="276" w:lineRule="auto"/>
+        <w:rPr>
+          <w:rFonts w:ascii="Calibri" w:hAnsi="Calibri" w:cs="Calibri"/>
+          <w:sz w:val="28"/>
+          <w:szCs w:val="28"/>
+          <w:highlight w:val="yellow"/>
+        </w:rPr>
+      </w:pPr>
+    </w:p>
+    <w:p>
+      <w:pPr>
+        <w:spacing w:after="120" w:line="276" w:lineRule="auto"/>
+        <w:rPr>
+          <w:rFonts w:ascii="Calibri" w:hAnsi="Calibri" w:cs="Calibri"/>
+          <w:sz w:val="28"/>
+          <w:szCs w:val="28"/>
+          <w:highlight w:val="yellow"/>
+        </w:rPr>
+      </w:pPr>
+      <w:r>
+        <w:rPr>
+          <w:rFonts w:ascii="Calibri" w:hAnsi="Calibri" w:cs="Calibri"/>
+          <w:sz w:val="28"/>
+          <w:szCs w:val="28"/>
+          <w:highlight w:val="yellow"/>
+        </w:rPr>
+        <w:t>РЕГУЛЯРНЫЕ ПРОРВЕРКИ</w:t>
+      </w:r>
+    </w:p>
+    <w:p>
+      <w:pPr>
         <w:pStyle w:val="a3"/>
         <w:numPr>
           <w:ilvl w:val="0"/>
-          <w:numId w:val="18"/>
+          <w:numId w:val="20"/>
         </w:numPr>
         <w:spacing w:after="120" w:line="276" w:lineRule="auto"/>
         <w:rPr>
@@ -14654,6 +17182,115 @@
           <w:highlight w:val="yellow"/>
         </w:rPr>
       </w:pPr>
+      <w:r>
+        <w:rPr>
+          <w:rFonts w:ascii="Calibri" w:hAnsi="Calibri" w:cs="Calibri"/>
+          <w:sz w:val="28"/>
+          <w:szCs w:val="28"/>
+          <w:highlight w:val="yellow"/>
+        </w:rPr>
+        <w:t>ТЕСТИРОВАНИЕ ВСЕХ ФАЙЛОВ, ВСЕГО КОДА</w:t>
+      </w:r>
+    </w:p>
+    <w:p>
+      <w:pPr>
+        <w:pStyle w:val="a3"/>
+        <w:numPr>
+          <w:ilvl w:val="0"/>
+          <w:numId w:val="20"/>
+        </w:numPr>
+        <w:spacing w:after="120" w:line="276" w:lineRule="auto"/>
+        <w:rPr>
+          <w:rFonts w:ascii="Calibri" w:hAnsi="Calibri" w:cs="Calibri"/>
+          <w:sz w:val="28"/>
+          <w:szCs w:val="28"/>
+          <w:highlight w:val="yellow"/>
+        </w:rPr>
+      </w:pPr>
+      <w:r>
+        <w:rPr>
+          <w:rFonts w:ascii="Calibri" w:hAnsi="Calibri" w:cs="Calibri"/>
+          <w:sz w:val="28"/>
+          <w:szCs w:val="28"/>
+          <w:highlight w:val="yellow"/>
+        </w:rPr>
+        <w:t>ПОИСК БАГОВ</w:t>
+      </w:r>
+    </w:p>
+    <w:p>
+      <w:pPr>
+        <w:pStyle w:val="a3"/>
+        <w:numPr>
+          <w:ilvl w:val="0"/>
+          <w:numId w:val="20"/>
+        </w:numPr>
+        <w:spacing w:after="120" w:line="276" w:lineRule="auto"/>
+        <w:rPr>
+          <w:rFonts w:ascii="Calibri" w:hAnsi="Calibri" w:cs="Calibri"/>
+          <w:sz w:val="28"/>
+          <w:szCs w:val="28"/>
+          <w:highlight w:val="yellow"/>
+        </w:rPr>
+      </w:pPr>
+      <w:r>
+        <w:rPr>
+          <w:rFonts w:ascii="Calibri" w:hAnsi="Calibri" w:cs="Calibri"/>
+          <w:sz w:val="28"/>
+          <w:szCs w:val="28"/>
+          <w:highlight w:val="yellow"/>
+        </w:rPr>
+        <w:t>ПОИСК ОШИБОК И НЕОПТИМАЛЬНЫХ РЕШЕНИЙ В АРХИТЕКТУРЕ, ЛОГИКЕ</w:t>
+      </w:r>
+    </w:p>
+    <w:p>
+      <w:pPr>
+        <w:pStyle w:val="a3"/>
+        <w:numPr>
+          <w:ilvl w:val="0"/>
+          <w:numId w:val="20"/>
+        </w:numPr>
+        <w:spacing w:after="120" w:line="276" w:lineRule="auto"/>
+        <w:rPr>
+          <w:rFonts w:ascii="Calibri" w:hAnsi="Calibri" w:cs="Calibri"/>
+          <w:sz w:val="28"/>
+          <w:szCs w:val="28"/>
+          <w:highlight w:val="yellow"/>
+        </w:rPr>
+      </w:pPr>
+      <w:r>
+        <w:rPr>
+          <w:rFonts w:ascii="Calibri" w:hAnsi="Calibri" w:cs="Calibri"/>
+          <w:sz w:val="28"/>
+          <w:szCs w:val="28"/>
+          <w:highlight w:val="yellow"/>
+        </w:rPr>
+        <w:t>СОВЕРШЕНСТВОВАНИЕ ЭРГОНОМИКИИ ОФОРМЛЕНИЯ, ДИЗАЙНА</w:t>
+      </w:r>
+    </w:p>
+    <w:p>
+      <w:pPr>
+        <w:pStyle w:val="a3"/>
+        <w:numPr>
+          <w:ilvl w:val="0"/>
+          <w:numId w:val="20"/>
+        </w:numPr>
+        <w:spacing w:after="120" w:line="276" w:lineRule="auto"/>
+        <w:rPr>
+          <w:rFonts w:ascii="Calibri" w:hAnsi="Calibri" w:cs="Calibri"/>
+          <w:sz w:val="28"/>
+          <w:szCs w:val="28"/>
+          <w:highlight w:val="yellow"/>
+        </w:rPr>
+      </w:pPr>
+      <w:r>
+        <w:rPr>
+          <w:rFonts w:ascii="Calibri" w:hAnsi="Calibri" w:cs="Calibri"/>
+          <w:sz w:val="28"/>
+          <w:szCs w:val="28"/>
+          <w:highlight w:val="yellow"/>
+        </w:rPr>
+        <w:t>КОМИТ ИЗМЕНЕНИЙ</w:t>
+      </w:r>
     </w:p>
     <w:sectPr>
       <w:pgSz w:w="11906" w:h="16838"/>
@@ -15074,7 +17711,7 @@
   <w:abstractNum w:abstractNumId="4" w15:restartNumberingAfterBreak="0">
     <w:nsid w:val="309E4876"/>
     <w:multiLevelType w:val="multilevel"/>
-    <w:tmpl w:val="6EB6CB14"/>
+    <w:tmpl w:val="82904F2C"/>
     <w:lvl w:ilvl="0">
       <w:start w:val="1"/>
       <w:numFmt w:val="decimal"/>
@@ -15108,6 +17745,10 @@
       <w:pPr>
         <w:ind w:left="1224" w:hanging="504"/>
       </w:pPr>
+      <w:rPr>
+        <w:b w:val="0"/>
+        <w:bCs w:val="0"/>
+      </w:rPr>
     </w:lvl>
     <w:lvl w:ilvl="3">
       <w:start w:val="1"/>
@@ -15703,6 +18344,95 @@
     </w:lvl>
   </w:abstractNum>
   <w:abstractNum w:abstractNumId="10" w15:restartNumberingAfterBreak="0">
+    <w:nsid w:val="4B567650"/>
+    <w:multiLevelType w:val="hybridMultilevel"/>
+    <w:tmpl w:val="5D805922"/>
+    <w:lvl w:ilvl="0" w:tplc="62BC32E2">
+      <w:start w:val="1"/>
+      <w:numFmt w:val="decimal"/>
+      <w:lvlText w:val="%1)"/>
+      <w:lvlJc w:val="left"/>
+      <w:pPr>
+        <w:ind w:left="1872" w:hanging="360"/>
+      </w:pPr>
+      <w:rPr>
+        <w:rFonts w:hint="default"/>
+      </w:rPr>
+    </w:lvl>
+    <w:lvl w:ilvl="1" w:tplc="04190019" w:tentative="1">
+      <w:start w:val="1"/>
+      <w:numFmt w:val="lowerLetter"/>
+      <w:lvlText w:val="%2."/>
+      <w:lvlJc w:val="left"/>
+      <w:pPr>
+        <w:ind w:left="2592" w:hanging="360"/>
+      </w:pPr>
+    </w:lvl>
+    <w:lvl w:ilvl="2" w:tplc="0419001B" w:tentative="1">
+      <w:start w:val="1"/>
+      <w:numFmt w:val="lowerRoman"/>
+      <w:lvlText w:val="%3."/>
+      <w:lvlJc w:val="right"/>
+      <w:pPr>
+        <w:ind w:left="3312" w:hanging="180"/>
+      </w:pPr>
+    </w:lvl>
+    <w:lvl w:ilvl="3" w:tplc="0419000F" w:tentative="1">
+      <w:start w:val="1"/>
+      <w:numFmt w:val="decimal"/>
+      <w:lvlText w:val="%4."/>
+      <w:lvlJc w:val="left"/>
+      <w:pPr>
+        <w:ind w:left="4032" w:hanging="360"/>
+      </w:pPr>
+    </w:lvl>
+    <w:lvl w:ilvl="4" w:tplc="04190019" w:tentative="1">
+      <w:start w:val="1"/>
+      <w:numFmt w:val="lowerLetter"/>
+      <w:lvlText w:val="%5."/>
+      <w:lvlJc w:val="left"/>
+      <w:pPr>
+        <w:ind w:left="4752" w:hanging="360"/>
+      </w:pPr>
+    </w:lvl>
+    <w:lvl w:ilvl="5" w:tplc="0419001B" w:tentative="1">
+      <w:start w:val="1"/>
+      <w:numFmt w:val="lowerRoman"/>
+      <w:lvlText w:val="%6."/>
+      <w:lvlJc w:val="right"/>
+      <w:pPr>
+        <w:ind w:left="5472" w:hanging="180"/>
+      </w:pPr>
+    </w:lvl>
+    <w:lvl w:ilvl="6" w:tplc="0419000F" w:tentative="1">
+      <w:start w:val="1"/>
+      <w:numFmt w:val="decimal"/>
+      <w:lvlText w:val="%7."/>
+      <w:lvlJc w:val="left"/>
+      <w:pPr>
+        <w:ind w:left="6192" w:hanging="360"/>
+      </w:pPr>
+    </w:lvl>
+    <w:lvl w:ilvl="7" w:tplc="04190019" w:tentative="1">
+      <w:start w:val="1"/>
+      <w:numFmt w:val="lowerLetter"/>
+      <w:lvlText w:val="%8."/>
+      <w:lvlJc w:val="left"/>
+      <w:pPr>
+        <w:ind w:left="6912" w:hanging="360"/>
+      </w:pPr>
+    </w:lvl>
+    <w:lvl w:ilvl="8" w:tplc="0419001B" w:tentative="1">
+      <w:start w:val="1"/>
+      <w:numFmt w:val="lowerRoman"/>
+      <w:lvlText w:val="%9."/>
+      <w:lvlJc w:val="right"/>
+      <w:pPr>
+        <w:ind w:left="7632" w:hanging="180"/>
+      </w:pPr>
+    </w:lvl>
+  </w:abstractNum>
+  <w:abstractNum w:abstractNumId="11" w15:restartNumberingAfterBreak="0">
     <w:nsid w:val="506E485D"/>
     <w:multiLevelType w:val="hybridMultilevel"/>
     <w:tmpl w:val="B1F80B0E"/>
@@ -15815,7 +18545,7 @@
       </w:rPr>
     </w:lvl>
   </w:abstractNum>
-  <w:abstractNum w:abstractNumId="11" w15:restartNumberingAfterBreak="0">
+  <w:abstractNum w:abstractNumId="12" w15:restartNumberingAfterBreak="0">
     <w:nsid w:val="51393D40"/>
     <w:multiLevelType w:val="hybridMultilevel"/>
     <w:tmpl w:val="F12854D0"/>
@@ -15928,7 +18658,7 @@
       </w:rPr>
     </w:lvl>
   </w:abstractNum>
-  <w:abstractNum w:abstractNumId="12" w15:restartNumberingAfterBreak="0">
+  <w:abstractNum w:abstractNumId="13" w15:restartNumberingAfterBreak="0">
     <w:nsid w:val="57220C18"/>
     <w:multiLevelType w:val="hybridMultilevel"/>
     <w:tmpl w:val="44E80E86"/>
@@ -16041,7 +18771,7 @@
       </w:rPr>
     </w:lvl>
   </w:abstractNum>
-  <w:abstractNum w:abstractNumId="13" w15:restartNumberingAfterBreak="0">
+  <w:abstractNum w:abstractNumId="14" w15:restartNumberingAfterBreak="0">
     <w:nsid w:val="5FE52C3B"/>
     <w:multiLevelType w:val="multilevel"/>
     <w:tmpl w:val="FE5CC3DA"/>
@@ -16133,7 +18863,7 @@
       </w:pPr>
     </w:lvl>
   </w:abstractNum>
-  <w:abstractNum w:abstractNumId="14" w15:restartNumberingAfterBreak="0">
+  <w:abstractNum w:abstractNumId="15" w15:restartNumberingAfterBreak="0">
     <w:nsid w:val="70177E23"/>
     <w:multiLevelType w:val="hybridMultilevel"/>
     <w:tmpl w:val="CB0E64FA"/>
@@ -16246,7 +18976,96 @@
       </w:rPr>
     </w:lvl>
   </w:abstractNum>
-  <w:abstractNum w:abstractNumId="15" w15:restartNumberingAfterBreak="0">
+  <w:abstractNum w:abstractNumId="16" w15:restartNumberingAfterBreak="0">
+    <w:nsid w:val="7299225F"/>
+    <w:multiLevelType w:val="hybridMultilevel"/>
+    <w:tmpl w:val="97484D5A"/>
+    <w:lvl w:ilvl="0" w:tplc="0419000F">
+      <w:start w:val="1"/>
+      <w:numFmt w:val="decimal"/>
+      <w:lvlText w:val="%1."/>
+      <w:lvlJc w:val="left"/>
+      <w:pPr>
+        <w:ind w:left="720" w:hanging="360"/>
+      </w:pPr>
+      <w:rPr>
+        <w:rFonts w:hint="default"/>
+      </w:rPr>
+    </w:lvl>
+    <w:lvl w:ilvl="1" w:tplc="04190019" w:tentative="1">
+      <w:start w:val="1"/>
+      <w:numFmt w:val="lowerLetter"/>
+      <w:lvlText w:val="%2."/>
+      <w:lvlJc w:val="left"/>
+      <w:pPr>
+        <w:ind w:left="1440" w:hanging="360"/>
+      </w:pPr>
+    </w:lvl>
+    <w:lvl w:ilvl="2" w:tplc="0419001B" w:tentative="1">
+      <w:start w:val="1"/>
+      <w:numFmt w:val="lowerRoman"/>
+      <w:lvlText w:val="%3."/>
+      <w:lvlJc w:val="right"/>
+      <w:pPr>
+        <w:ind w:left="2160" w:hanging="180"/>
+      </w:pPr>
+    </w:lvl>
+    <w:lvl w:ilvl="3" w:tplc="0419000F" w:tentative="1">
+      <w:start w:val="1"/>
+      <w:numFmt w:val="decimal"/>
+      <w:lvlText w:val="%4."/>
+      <w:lvlJc w:val="left"/>
+      <w:pPr>
+        <w:ind w:left="2880" w:hanging="360"/>
+      </w:pPr>
+    </w:lvl>
+    <w:lvl w:ilvl="4" w:tplc="04190019" w:tentative="1">
+      <w:start w:val="1"/>
+      <w:numFmt w:val="lowerLetter"/>
+      <w:lvlText w:val="%5."/>
+      <w:lvlJc w:val="left"/>
+      <w:pPr>
+        <w:ind w:left="3600" w:hanging="360"/>
+      </w:pPr>
+    </w:lvl>
+    <w:lvl w:ilvl="5" w:tplc="0419001B" w:tentative="1">
+      <w:start w:val="1"/>
+      <w:numFmt w:val="lowerRoman"/>
+      <w:lvlText w:val="%6."/>
+      <w:lvlJc w:val="right"/>
+      <w:pPr>
+        <w:ind w:left="4320" w:hanging="180"/>
+      </w:pPr>
+    </w:lvl>
+    <w:lvl w:ilvl="6" w:tplc="0419000F" w:tentative="1">
+      <w:start w:val="1"/>
+      <w:numFmt w:val="decimal"/>
+      <w:lvlText w:val="%7."/>
+      <w:lvlJc w:val="left"/>
+      <w:pPr>
+        <w:ind w:left="5040" w:hanging="360"/>
+      </w:pPr>
+    </w:lvl>
+    <w:lvl w:ilvl="7" w:tplc="04190019" w:tentative="1">
+      <w:start w:val="1"/>
+      <w:numFmt w:val="lowerLetter"/>
+      <w:lvlText w:val="%8."/>
+      <w:lvlJc w:val="left"/>
+      <w:pPr>
+        <w:ind w:left="5760" w:hanging="360"/>
+      </w:pPr>
+    </w:lvl>
+    <w:lvl w:ilvl="8" w:tplc="0419001B" w:tentative="1">
+      <w:start w:val="1"/>
+      <w:numFmt w:val="lowerRoman"/>
+      <w:lvlText w:val="%9."/>
+      <w:lvlJc w:val="right"/>
+      <w:pPr>
+        <w:ind w:left="6480" w:hanging="180"/>
+      </w:pPr>
+    </w:lvl>
+  </w:abstractNum>
+  <w:abstractNum w:abstractNumId="17" w15:restartNumberingAfterBreak="0">
     <w:nsid w:val="73C5129D"/>
     <w:multiLevelType w:val="hybridMultilevel"/>
     <w:tmpl w:val="9FB2D87A"/>
@@ -16359,7 +19178,7 @@
       </w:rPr>
     </w:lvl>
   </w:abstractNum>
-  <w:abstractNum w:abstractNumId="16" w15:restartNumberingAfterBreak="0">
+  <w:abstractNum w:abstractNumId="18" w15:restartNumberingAfterBreak="0">
     <w:nsid w:val="77292085"/>
     <w:multiLevelType w:val="multilevel"/>
     <w:tmpl w:val="C6B81DBC"/>
@@ -16472,17 +19291,17 @@
       </w:rPr>
     </w:lvl>
   </w:abstractNum>
-  <w:abstractNum w:abstractNumId="17" w15:restartNumberingAfterBreak="0">
-    <w:nsid w:val="7B083709"/>
+  <w:abstractNum w:abstractNumId="19" w15:restartNumberingAfterBreak="0">
+    <w:nsid w:val="78BA45E2"/>
     <w:multiLevelType w:val="hybridMultilevel"/>
-    <w:tmpl w:val="005076DE"/>
+    <w:tmpl w:val="6B86964C"/>
     <w:lvl w:ilvl="0" w:tplc="04190001">
       <w:start w:val="1"/>
       <w:numFmt w:val="bullet"/>
       <w:lvlText w:val=""/>
       <w:lvlJc w:val="left"/>
       <w:pPr>
-        <w:ind w:left="1944" w:hanging="360"/>
+        <w:ind w:left="1512" w:hanging="360"/>
       </w:pPr>
       <w:rPr>
         <w:rFonts w:ascii="Symbol" w:hAnsi="Symbol" w:hint="default"/>
@@ -16494,7 +19313,7 @@
       <w:lvlText w:val="o"/>
       <w:lvlJc w:val="left"/>
       <w:pPr>
-        <w:ind w:left="2664" w:hanging="360"/>
+        <w:ind w:left="2232" w:hanging="360"/>
       </w:pPr>
       <w:rPr>
         <w:rFonts w:ascii="Courier New" w:hAnsi="Courier New" w:cs="Courier New" w:hint="default"/>
@@ -16506,7 +19325,7 @@
       <w:lvlText w:val=""/>
       <w:lvlJc w:val="left"/>
       <w:pPr>
-        <w:ind w:left="3384" w:hanging="360"/>
+        <w:ind w:left="2952" w:hanging="360"/>
       </w:pPr>
       <w:rPr>
         <w:rFonts w:ascii="Wingdings" w:hAnsi="Wingdings" w:hint="default"/>
@@ -16518,7 +19337,7 @@
       <w:lvlText w:val=""/>
       <w:lvlJc w:val="left"/>
       <w:pPr>
-        <w:ind w:left="4104" w:hanging="360"/>
+        <w:ind w:left="3672" w:hanging="360"/>
       </w:pPr>
       <w:rPr>
         <w:rFonts w:ascii="Symbol" w:hAnsi="Symbol" w:hint="default"/>
@@ -16530,7 +19349,7 @@
       <w:lvlText w:val="o"/>
       <w:lvlJc w:val="left"/>
       <w:pPr>
-        <w:ind w:left="4824" w:hanging="360"/>
+        <w:ind w:left="4392" w:hanging="360"/>
       </w:pPr>
       <w:rPr>
         <w:rFonts w:ascii="Courier New" w:hAnsi="Courier New" w:cs="Courier New" w:hint="default"/>
@@ -16542,7 +19361,7 @@
       <w:lvlText w:val=""/>
       <w:lvlJc w:val="left"/>
       <w:pPr>
-        <w:ind w:left="5544" w:hanging="360"/>
+        <w:ind w:left="5112" w:hanging="360"/>
       </w:pPr>
       <w:rPr>
         <w:rFonts w:ascii="Wingdings" w:hAnsi="Wingdings" w:hint="default"/>
@@ -16554,7 +19373,7 @@
       <w:lvlText w:val=""/>
       <w:lvlJc w:val="left"/>
       <w:pPr>
-        <w:ind w:left="6264" w:hanging="360"/>
+        <w:ind w:left="5832" w:hanging="360"/>
       </w:pPr>
       <w:rPr>
         <w:rFonts w:ascii="Symbol" w:hAnsi="Symbol" w:hint="default"/>
@@ -16566,7 +19385,7 @@
       <w:lvlText w:val="o"/>
       <w:lvlJc w:val="left"/>
       <w:pPr>
-        <w:ind w:left="6984" w:hanging="360"/>
+        <w:ind w:left="6552" w:hanging="360"/>
       </w:pPr>
       <w:rPr>
         <w:rFonts w:ascii="Courier New" w:hAnsi="Courier New" w:cs="Courier New" w:hint="default"/>
@@ -16578,24 +19397,24 @@
       <w:lvlText w:val=""/>
       <w:lvlJc w:val="left"/>
       <w:pPr>
-        <w:ind w:left="7704" w:hanging="360"/>
+        <w:ind w:left="7272" w:hanging="360"/>
       </w:pPr>
       <w:rPr>
         <w:rFonts w:ascii="Wingdings" w:hAnsi="Wingdings" w:hint="default"/>
       </w:rPr>
     </w:lvl>
   </w:abstractNum>
-  <w:abstractNum w:abstractNumId="18" w15:restartNumberingAfterBreak="0">
-    <w:nsid w:val="7C272ADA"/>
+  <w:abstractNum w:abstractNumId="20" w15:restartNumberingAfterBreak="0">
+    <w:nsid w:val="7B083709"/>
     <w:multiLevelType w:val="hybridMultilevel"/>
-    <w:tmpl w:val="559A7CC8"/>
+    <w:tmpl w:val="005076DE"/>
     <w:lvl w:ilvl="0" w:tplc="04190001">
       <w:start w:val="1"/>
       <w:numFmt w:val="bullet"/>
       <w:lvlText w:val=""/>
       <w:lvlJc w:val="left"/>
       <w:pPr>
-        <w:ind w:left="1512" w:hanging="360"/>
+        <w:ind w:left="1944" w:hanging="360"/>
       </w:pPr>
       <w:rPr>
         <w:rFonts w:ascii="Symbol" w:hAnsi="Symbol" w:hint="default"/>
@@ -16607,7 +19426,7 @@
       <w:lvlText w:val="o"/>
       <w:lvlJc w:val="left"/>
       <w:pPr>
-        <w:ind w:left="2232" w:hanging="360"/>
+        <w:ind w:left="2664" w:hanging="360"/>
       </w:pPr>
       <w:rPr>
         <w:rFonts w:ascii="Courier New" w:hAnsi="Courier New" w:cs="Courier New" w:hint="default"/>
@@ -16619,7 +19438,7 @@
       <w:lvlText w:val=""/>
       <w:lvlJc w:val="left"/>
       <w:pPr>
-        <w:ind w:left="2952" w:hanging="360"/>
+        <w:ind w:left="3384" w:hanging="360"/>
       </w:pPr>
       <w:rPr>
         <w:rFonts w:ascii="Wingdings" w:hAnsi="Wingdings" w:hint="default"/>
@@ -16631,7 +19450,7 @@
       <w:lvlText w:val=""/>
       <w:lvlJc w:val="left"/>
       <w:pPr>
-        <w:ind w:left="3672" w:hanging="360"/>
+        <w:ind w:left="4104" w:hanging="360"/>
       </w:pPr>
       <w:rPr>
         <w:rFonts w:ascii="Symbol" w:hAnsi="Symbol" w:hint="default"/>
@@ -16643,7 +19462,7 @@
       <w:lvlText w:val="o"/>
       <w:lvlJc w:val="left"/>
       <w:pPr>
-        <w:ind w:left="4392" w:hanging="360"/>
+        <w:ind w:left="4824" w:hanging="360"/>
       </w:pPr>
       <w:rPr>
         <w:rFonts w:ascii="Courier New" w:hAnsi="Courier New" w:cs="Courier New" w:hint="default"/>
@@ -16655,7 +19474,7 @@
       <w:lvlText w:val=""/>
       <w:lvlJc w:val="left"/>
       <w:pPr>
-        <w:ind w:left="5112" w:hanging="360"/>
+        <w:ind w:left="5544" w:hanging="360"/>
       </w:pPr>
       <w:rPr>
         <w:rFonts w:ascii="Wingdings" w:hAnsi="Wingdings" w:hint="default"/>
@@ -16667,7 +19486,7 @@
       <w:lvlText w:val=""/>
       <w:lvlJc w:val="left"/>
       <w:pPr>
-        <w:ind w:left="5832" w:hanging="360"/>
+        <w:ind w:left="6264" w:hanging="360"/>
       </w:pPr>
       <w:rPr>
         <w:rFonts w:ascii="Symbol" w:hAnsi="Symbol" w:hint="default"/>
@@ -16679,7 +19498,7 @@
       <w:lvlText w:val="o"/>
       <w:lvlJc w:val="left"/>
       <w:pPr>
-        <w:ind w:left="6552" w:hanging="360"/>
+        <w:ind w:left="6984" w:hanging="360"/>
       </w:pPr>
       <w:rPr>
         <w:rFonts w:ascii="Courier New" w:hAnsi="Courier New" w:cs="Courier New" w:hint="default"/>
@@ -16691,6 +19510,119 @@
       <w:lvlText w:val=""/>
       <w:lvlJc w:val="left"/>
       <w:pPr>
+        <w:ind w:left="7704" w:hanging="360"/>
+      </w:pPr>
+      <w:rPr>
+        <w:rFonts w:ascii="Wingdings" w:hAnsi="Wingdings" w:hint="default"/>
+      </w:rPr>
+    </w:lvl>
+  </w:abstractNum>
+  <w:abstractNum w:abstractNumId="21" w15:restartNumberingAfterBreak="0">
+    <w:nsid w:val="7C272ADA"/>
+    <w:multiLevelType w:val="hybridMultilevel"/>
+    <w:tmpl w:val="559A7CC8"/>
+    <w:lvl w:ilvl="0" w:tplc="04190001">
+      <w:start w:val="1"/>
+      <w:numFmt w:val="bullet"/>
+      <w:lvlText w:val=""/>
+      <w:lvlJc w:val="left"/>
+      <w:pPr>
+        <w:ind w:left="1512" w:hanging="360"/>
+      </w:pPr>
+      <w:rPr>
+        <w:rFonts w:ascii="Symbol" w:hAnsi="Symbol" w:hint="default"/>
+      </w:rPr>
+    </w:lvl>
+    <w:lvl w:ilvl="1" w:tplc="04190003" w:tentative="1">
+      <w:start w:val="1"/>
+      <w:numFmt w:val="bullet"/>
+      <w:lvlText w:val="o"/>
+      <w:lvlJc w:val="left"/>
+      <w:pPr>
+        <w:ind w:left="2232" w:hanging="360"/>
+      </w:pPr>
+      <w:rPr>
+        <w:rFonts w:ascii="Courier New" w:hAnsi="Courier New" w:cs="Courier New" w:hint="default"/>
+      </w:rPr>
+    </w:lvl>
+    <w:lvl w:ilvl="2" w:tplc="04190005" w:tentative="1">
+      <w:start w:val="1"/>
+      <w:numFmt w:val="bullet"/>
+      <w:lvlText w:val=""/>
+      <w:lvlJc w:val="left"/>
+      <w:pPr>
+        <w:ind w:left="2952" w:hanging="360"/>
+      </w:pPr>
+      <w:rPr>
+        <w:rFonts w:ascii="Wingdings" w:hAnsi="Wingdings" w:hint="default"/>
+      </w:rPr>
+    </w:lvl>
+    <w:lvl w:ilvl="3" w:tplc="04190001" w:tentative="1">
+      <w:start w:val="1"/>
+      <w:numFmt w:val="bullet"/>
+      <w:lvlText w:val=""/>
+      <w:lvlJc w:val="left"/>
+      <w:pPr>
+        <w:ind w:left="3672" w:hanging="360"/>
+      </w:pPr>
+      <w:rPr>
+        <w:rFonts w:ascii="Symbol" w:hAnsi="Symbol" w:hint="default"/>
+      </w:rPr>
+    </w:lvl>
+    <w:lvl w:ilvl="4" w:tplc="04190003" w:tentative="1">
+      <w:start w:val="1"/>
+      <w:numFmt w:val="bullet"/>
+      <w:lvlText w:val="o"/>
+      <w:lvlJc w:val="left"/>
+      <w:pPr>
+        <w:ind w:left="4392" w:hanging="360"/>
+      </w:pPr>
+      <w:rPr>
+        <w:rFonts w:ascii="Courier New" w:hAnsi="Courier New" w:cs="Courier New" w:hint="default"/>
+      </w:rPr>
+    </w:lvl>
+    <w:lvl w:ilvl="5" w:tplc="04190005" w:tentative="1">
+      <w:start w:val="1"/>
+      <w:numFmt w:val="bullet"/>
+      <w:lvlText w:val=""/>
+      <w:lvlJc w:val="left"/>
+      <w:pPr>
+        <w:ind w:left="5112" w:hanging="360"/>
+      </w:pPr>
+      <w:rPr>
+        <w:rFonts w:ascii="Wingdings" w:hAnsi="Wingdings" w:hint="default"/>
+      </w:rPr>
+    </w:lvl>
+    <w:lvl w:ilvl="6" w:tplc="04190001" w:tentative="1">
+      <w:start w:val="1"/>
+      <w:numFmt w:val="bullet"/>
+      <w:lvlText w:val=""/>
+      <w:lvlJc w:val="left"/>
+      <w:pPr>
+        <w:ind w:left="5832" w:hanging="360"/>
+      </w:pPr>
+      <w:rPr>
+        <w:rFonts w:ascii="Symbol" w:hAnsi="Symbol" w:hint="default"/>
+      </w:rPr>
+    </w:lvl>
+    <w:lvl w:ilvl="7" w:tplc="04190003" w:tentative="1">
+      <w:start w:val="1"/>
+      <w:numFmt w:val="bullet"/>
+      <w:lvlText w:val="o"/>
+      <w:lvlJc w:val="left"/>
+      <w:pPr>
+        <w:ind w:left="6552" w:hanging="360"/>
+      </w:pPr>
+      <w:rPr>
+        <w:rFonts w:ascii="Courier New" w:hAnsi="Courier New" w:cs="Courier New" w:hint="default"/>
+      </w:rPr>
+    </w:lvl>
+    <w:lvl w:ilvl="8" w:tplc="04190005" w:tentative="1">
+      <w:start w:val="1"/>
+      <w:numFmt w:val="bullet"/>
+      <w:lvlText w:val=""/>
+      <w:lvlJc w:val="left"/>
+      <w:pPr>
         <w:ind w:left="7272" w:hanging="360"/>
       </w:pPr>
       <w:rPr>
@@ -16702,13 +19634,13 @@
     <w:abstractNumId w:val="2"/>
   </w:num>
   <w:num w:numId="2">
-    <w:abstractNumId w:val="16"/>
+    <w:abstractNumId w:val="18"/>
   </w:num>
   <w:num w:numId="3">
-    <w:abstractNumId w:val="14"/>
+    <w:abstractNumId w:val="15"/>
   </w:num>
   <w:num w:numId="4">
-    <w:abstractNumId w:val="15"/>
+    <w:abstractNumId w:val="17"/>
   </w:num>
   <w:num w:numId="5">
     <w:abstractNumId w:val="4"/>
@@ -16717,13 +19649,13 @@
     <w:abstractNumId w:val="6"/>
   </w:num>
   <w:num w:numId="7">
-    <w:abstractNumId w:val="12"/>
+    <w:abstractNumId w:val="13"/>
   </w:num>
   <w:num w:numId="8">
-    <w:abstractNumId w:val="10"/>
+    <w:abstractNumId w:val="11"/>
   </w:num>
   <w:num w:numId="9">
-    <w:abstractNumId w:val="13"/>
+    <w:abstractNumId w:val="14"/>
   </w:num>
   <w:num w:numId="10">
     <w:abstractNumId w:val="0"/>
@@ -16732,7 +19664,7 @@
     <w:abstractNumId w:val="7"/>
   </w:num>
   <w:num w:numId="12">
-    <w:abstractNumId w:val="18"/>
+    <w:abstractNumId w:val="21"/>
   </w:num>
   <w:num w:numId="13">
     <w:abstractNumId w:val="5"/>
@@ -16741,19 +19673,28 @@
     <w:abstractNumId w:val="3"/>
   </w:num>
   <w:num w:numId="15">
-    <w:abstractNumId w:val="11"/>
+    <w:abstractNumId w:val="12"/>
   </w:num>
   <w:num w:numId="16">
     <w:abstractNumId w:val="9"/>
   </w:num>
   <w:num w:numId="17">
-    <w:abstractNumId w:val="17"/>
+    <w:abstractNumId w:val="20"/>
   </w:num>
   <w:num w:numId="18">
     <w:abstractNumId w:val="1"/>
   </w:num>
   <w:num w:numId="19">
     <w:abstractNumId w:val="8"/>
+  </w:num>
+  <w:num w:numId="20">
+    <w:abstractNumId w:val="16"/>
+  </w:num>
+  <w:num w:numId="21">
+    <w:abstractNumId w:val="19"/>
+  </w:num>
+  <w:num w:numId="22">
+    <w:abstractNumId w:val="10"/>
   </w:num>
 </w:numbering>
 </file>
